--- a/docs/manuscript/Cox_transition_operators_manuscript.docx
+++ b/docs/manuscript/Cox_transition_operators_manuscript.docx
@@ -91,7 +91,49 @@
           <w:rFonts w:ascii="Times New Roman" w:hAnsi="Times New Roman"/>
           <w:sz w:val="24"/>
         </w:rPr>
-        <w:t>Behavior is seldom under the control of a single variable. At any moment,</w:t>
+        <w:t>Behavior is seldom under the control of a single variable. At any moment, several features of the environment covary with responding, and both applied and experimental analyses require an estimate of which features control behavior and in what proportion.</w:t>
+      </w:r>
+    </w:p>
+    <w:p>
+      <w:pPr>
+        <w:spacing w:line="480" w:lineRule="auto" w:before="0" w:after="0"/>
+      </w:pPr>
+      <w:r>
+        <w:rPr>
+          <w:rFonts w:ascii="Times New Roman" w:hAnsi="Times New Roman"/>
+          <w:b/>
+          <w:i w:val="0"/>
+          <w:sz w:val="24"/>
+        </w:rPr>
+        <w:t>Magnitude as the Prevailing Metric</w:t>
+      </w:r>
+    </w:p>
+    <w:p>
+      <w:pPr>
+        <w:spacing w:line="480" w:lineRule="auto"/>
+        <w:ind w:firstLine="0"/>
+      </w:pPr>
+      <w:r>
+        <w:rPr>
+          <w:rFonts w:ascii="Times New Roman" w:hAnsi="Times New Roman"/>
+          <w:sz w:val="24"/>
+        </w:rPr>
+        <w:t xml:space="preserve">The measures in general use express influence as a magnitude. Discriminability, log </w:t>
+      </w:r>
+      <w:r>
+        <w:rPr>
+          <w:rFonts w:ascii="Times New Roman" w:hAnsi="Times New Roman"/>
+          <w:i/>
+          <w:sz w:val="24"/>
+        </w:rPr>
+        <w:t>d</w:t>
+      </w:r>
+      <w:r>
+        <w:rPr>
+          <w:rFonts w:ascii="Times New Roman" w:hAnsi="Times New Roman"/>
+          <w:sz w:val="24"/>
+        </w:rPr>
+        <w:t xml:space="preserve"> (Davison &amp; Tustin, 1978), indexes the degree to which a stimulus dimension separates responding. Sensitivity in the generalized matching law indexes the degree to which allocation follows a reinforcer ratio. The discrimination ratio (Vyazovska et al., 2014) indexes the degree to which a dimension separates responding to S+ from responding to S−. Each yields, for each variable, a single value for amount of control.</w:t>
       </w:r>
     </w:p>
     <w:p>
@@ -104,7 +146,34 @@
           <w:rFonts w:ascii="Times New Roman" w:hAnsi="Times New Roman"/>
           <w:sz w:val="24"/>
         </w:rPr>
-        <w:t>several features of the environment covary with responding, and both applied</w:t>
+        <w:t>Magnitude does not exhaust influence. An effect that is large but dissipates within three responses may contribute less to subsequent behavior than an effect that is small but remains detectable a minute later. The measures above cannot distinguish these cases, because none represents time.</w:t>
+      </w:r>
+    </w:p>
+    <w:p>
+      <w:pPr>
+        <w:spacing w:line="480" w:lineRule="auto" w:before="0" w:after="0"/>
+      </w:pPr>
+      <w:r>
+        <w:rPr>
+          <w:rFonts w:ascii="Times New Roman" w:hAnsi="Times New Roman"/>
+          <w:b/>
+          <w:i w:val="0"/>
+          <w:sz w:val="24"/>
+        </w:rPr>
+        <w:t>Quantitative Accounts That Represent Time</w:t>
+      </w:r>
+    </w:p>
+    <w:p>
+      <w:pPr>
+        <w:spacing w:line="480" w:lineRule="auto"/>
+        <w:ind w:firstLine="0"/>
+      </w:pPr>
+      <w:r>
+        <w:rPr>
+          <w:rFonts w:ascii="Times New Roman" w:hAnsi="Times New Roman"/>
+          <w:sz w:val="24"/>
+        </w:rPr>
+        <w:t>Three research programs have measured persistence. They developed independently, report in incommensurate units, and are not ordinarily cited together.</w:t>
       </w:r>
     </w:p>
     <w:p>
@@ -117,7 +186,146 @@
           <w:rFonts w:ascii="Times New Roman" w:hAnsi="Times New Roman"/>
           <w:sz w:val="24"/>
         </w:rPr>
-        <w:t>and experimental analyses require an estimate of which features control</w:t>
+        <w:t>McDowell et al. (1992) expressed behavior as the convolution of the reinforcement stream with an impulse-response kernel,</w:t>
+      </w:r>
+    </w:p>
+    <w:p>
+      <w:pPr>
+        <w:spacing w:line="480" w:lineRule="auto"/>
+        <w:ind w:left="720"/>
+      </w:pPr>
+      <w:r>
+        <w:rPr>
+          <w:rFonts w:ascii="Times New Roman" w:hAnsi="Times New Roman"/>
+          <w:i/>
+          <w:sz w:val="24"/>
+        </w:rPr>
+        <w:t>B</w:t>
+      </w:r>
+      <w:r>
+        <w:rPr>
+          <w:rFonts w:ascii="Times New Roman" w:hAnsi="Times New Roman"/>
+          <w:sz w:val="24"/>
+        </w:rPr>
+        <w:t>(</w:t>
+      </w:r>
+      <w:r>
+        <w:rPr>
+          <w:rFonts w:ascii="Times New Roman" w:hAnsi="Times New Roman"/>
+          <w:i/>
+          <w:sz w:val="24"/>
+        </w:rPr>
+        <w:t>t</w:t>
+      </w:r>
+      <w:r>
+        <w:rPr>
+          <w:rFonts w:ascii="Times New Roman" w:hAnsi="Times New Roman"/>
+          <w:sz w:val="24"/>
+        </w:rPr>
+        <w:t xml:space="preserve">) = ∫ </w:t>
+      </w:r>
+      <w:r>
+        <w:rPr>
+          <w:rFonts w:ascii="Times New Roman" w:hAnsi="Times New Roman"/>
+          <w:i/>
+          <w:sz w:val="24"/>
+        </w:rPr>
+        <w:t>G</w:t>
+      </w:r>
+      <w:r>
+        <w:rPr>
+          <w:rFonts w:ascii="Times New Roman" w:hAnsi="Times New Roman"/>
+          <w:sz w:val="24"/>
+        </w:rPr>
+        <w:t>(</w:t>
+      </w:r>
+      <w:r>
+        <w:rPr>
+          <w:rFonts w:ascii="Times New Roman" w:hAnsi="Times New Roman"/>
+          <w:i/>
+          <w:sz w:val="24"/>
+        </w:rPr>
+        <w:t>t</w:t>
+      </w:r>
+      <w:r>
+        <w:rPr>
+          <w:rFonts w:ascii="Times New Roman" w:hAnsi="Times New Roman"/>
+          <w:sz w:val="24"/>
+        </w:rPr>
+        <w:t xml:space="preserve"> − </w:t>
+      </w:r>
+      <w:r>
+        <w:rPr>
+          <w:rFonts w:ascii="Times New Roman" w:hAnsi="Times New Roman"/>
+          <w:i/>
+          <w:sz w:val="24"/>
+        </w:rPr>
+        <w:t>t</w:t>
+      </w:r>
+      <w:r>
+        <w:rPr>
+          <w:rFonts w:ascii="Times New Roman" w:hAnsi="Times New Roman"/>
+          <w:sz w:val="24"/>
+        </w:rPr>
+        <w:t xml:space="preserve">′) </w:t>
+      </w:r>
+      <w:r>
+        <w:rPr>
+          <w:rFonts w:ascii="Times New Roman" w:hAnsi="Times New Roman"/>
+          <w:i/>
+          <w:sz w:val="24"/>
+        </w:rPr>
+        <w:t>R</w:t>
+      </w:r>
+      <w:r>
+        <w:rPr>
+          <w:rFonts w:ascii="Times New Roman" w:hAnsi="Times New Roman"/>
+          <w:sz w:val="24"/>
+        </w:rPr>
+        <w:t>(</w:t>
+      </w:r>
+      <w:r>
+        <w:rPr>
+          <w:rFonts w:ascii="Times New Roman" w:hAnsi="Times New Roman"/>
+          <w:i/>
+          <w:sz w:val="24"/>
+        </w:rPr>
+        <w:t>t</w:t>
+      </w:r>
+      <w:r>
+        <w:rPr>
+          <w:rFonts w:ascii="Times New Roman" w:hAnsi="Times New Roman"/>
+          <w:sz w:val="24"/>
+        </w:rPr>
+        <w:t>′) d</w:t>
+      </w:r>
+      <w:r>
+        <w:rPr>
+          <w:rFonts w:ascii="Times New Roman" w:hAnsi="Times New Roman"/>
+          <w:i/>
+          <w:sz w:val="24"/>
+        </w:rPr>
+        <w:t>t</w:t>
+      </w:r>
+      <w:r>
+        <w:rPr>
+          <w:rFonts w:ascii="Times New Roman" w:hAnsi="Times New Roman"/>
+          <w:sz w:val="24"/>
+        </w:rPr>
+        <w:t>′,</w:t>
+      </w:r>
+    </w:p>
+    <w:p>
+      <w:pPr>
+        <w:spacing w:line="480" w:lineRule="auto"/>
+        <w:ind w:firstLine="0"/>
+      </w:pPr>
+      <w:r>
+        <w:rPr>
+          <w:rFonts w:ascii="Times New Roman" w:hAnsi="Times New Roman"/>
+          <w:sz w:val="24"/>
+        </w:rPr>
+        <w:t>and identified the critical test of the framework as the invariance of the kernel under a change of schedule. The kernel has both a height and a time constant, so magnitude and persistence are distinct within it. The formulation admits a single input.</w:t>
       </w:r>
     </w:p>
     <w:p>
@@ -130,21 +338,103 @@
           <w:rFonts w:ascii="Times New Roman" w:hAnsi="Times New Roman"/>
           <w:sz w:val="24"/>
         </w:rPr>
-        <w:t>behavior and in what proportion.</w:t>
+        <w:t>Baum and Davison (2009) modeled log choice as updated at each food delivery,</w:t>
       </w:r>
     </w:p>
     <w:p>
       <w:pPr>
-        <w:spacing w:line="480" w:lineRule="auto" w:before="0" w:after="0"/>
+        <w:spacing w:line="480" w:lineRule="auto"/>
+        <w:ind w:left="720"/>
       </w:pPr>
       <w:r>
         <w:rPr>
           <w:rFonts w:ascii="Times New Roman" w:hAnsi="Times New Roman"/>
-          <w:b/>
-          <w:i w:val="0"/>
-          <w:sz w:val="24"/>
-        </w:rPr>
-        <w:t>Magnitude as the Prevailing Metric</w:t>
+          <w:i/>
+          <w:sz w:val="24"/>
+        </w:rPr>
+        <w:t>B</w:t>
+      </w:r>
+      <w:r>
+        <w:rPr>
+          <w:rFonts w:ascii="Times New Roman" w:hAnsi="Times New Roman"/>
+          <w:sz w:val="24"/>
+        </w:rPr>
+        <w:t>(</w:t>
+      </w:r>
+      <w:r>
+        <w:rPr>
+          <w:rFonts w:ascii="Times New Roman" w:hAnsi="Times New Roman"/>
+          <w:i/>
+          <w:sz w:val="24"/>
+        </w:rPr>
+        <w:t>i</w:t>
+      </w:r>
+      <w:r>
+        <w:rPr>
+          <w:rFonts w:ascii="Times New Roman" w:hAnsi="Times New Roman"/>
+          <w:sz w:val="24"/>
+        </w:rPr>
+        <w:t xml:space="preserve"> + 1) = (1 − </w:t>
+      </w:r>
+      <w:r>
+        <w:rPr>
+          <w:rFonts w:ascii="Times New Roman" w:hAnsi="Times New Roman"/>
+          <w:i/>
+          <w:sz w:val="24"/>
+        </w:rPr>
+        <w:t>w</w:t>
+      </w:r>
+      <w:r>
+        <w:rPr>
+          <w:rFonts w:ascii="Times New Roman" w:hAnsi="Times New Roman"/>
+          <w:sz w:val="24"/>
+        </w:rPr>
+        <w:t xml:space="preserve">) </w:t>
+      </w:r>
+      <w:r>
+        <w:rPr>
+          <w:rFonts w:ascii="Times New Roman" w:hAnsi="Times New Roman"/>
+          <w:i/>
+          <w:sz w:val="24"/>
+        </w:rPr>
+        <w:t>B</w:t>
+      </w:r>
+      <w:r>
+        <w:rPr>
+          <w:rFonts w:ascii="Times New Roman" w:hAnsi="Times New Roman"/>
+          <w:sz w:val="24"/>
+        </w:rPr>
+        <w:t>(</w:t>
+      </w:r>
+      <w:r>
+        <w:rPr>
+          <w:rFonts w:ascii="Times New Roman" w:hAnsi="Times New Roman"/>
+          <w:i/>
+          <w:sz w:val="24"/>
+        </w:rPr>
+        <w:t>i</w:t>
+      </w:r>
+      <w:r>
+        <w:rPr>
+          <w:rFonts w:ascii="Times New Roman" w:hAnsi="Times New Roman"/>
+          <w:sz w:val="24"/>
+        </w:rPr>
+        <w:t xml:space="preserve">) + </w:t>
+      </w:r>
+      <w:r>
+        <w:rPr>
+          <w:rFonts w:ascii="Times New Roman" w:hAnsi="Times New Roman"/>
+          <w:i/>
+          <w:sz w:val="24"/>
+        </w:rPr>
+        <w:t>wA</w:t>
+      </w:r>
+      <w:r>
+        <w:rPr>
+          <w:rFonts w:ascii="Times New Roman" w:hAnsi="Times New Roman"/>
+          <w:sz w:val="24"/>
+        </w:rPr>
+        <w:t>,</w:t>
       </w:r>
     </w:p>
     <w:p>
@@ -157,7 +447,52 @@
           <w:rFonts w:ascii="Times New Roman" w:hAnsi="Times New Roman"/>
           <w:sz w:val="24"/>
         </w:rPr>
-        <w:t>The measures in general use express influence as a magnitude. Discriminability,</w:t>
+        <w:t xml:space="preserve">with fitted values of </w:t>
+      </w:r>
+      <w:r>
+        <w:rPr>
+          <w:rFonts w:ascii="Times New Roman" w:hAnsi="Times New Roman"/>
+          <w:i/>
+          <w:sz w:val="24"/>
+        </w:rPr>
+        <w:t>w</w:t>
+      </w:r>
+      <w:r>
+        <w:rPr>
+          <w:rFonts w:ascii="Times New Roman" w:hAnsi="Times New Roman"/>
+          <w:sz w:val="24"/>
+        </w:rPr>
+        <w:t xml:space="preserve"> between .42 and .66. Magnitude and persistence are distinct in this account as well, and are separately manipulable: a changeover delay altered the asymptote </w:t>
+      </w:r>
+      <w:r>
+        <w:rPr>
+          <w:rFonts w:ascii="Times New Roman" w:hAnsi="Times New Roman"/>
+          <w:i/>
+          <w:sz w:val="24"/>
+        </w:rPr>
+        <w:t>A</w:t>
+      </w:r>
+      <w:r>
+        <w:rPr>
+          <w:rFonts w:ascii="Times New Roman" w:hAnsi="Times New Roman"/>
+          <w:sz w:val="24"/>
+        </w:rPr>
+        <w:t xml:space="preserve">, whereas overall food rate altered the rate </w:t>
+      </w:r>
+      <w:r>
+        <w:rPr>
+          <w:rFonts w:ascii="Times New Roman" w:hAnsi="Times New Roman"/>
+          <w:i/>
+          <w:sz w:val="24"/>
+        </w:rPr>
+        <w:t>w</w:t>
+      </w:r>
+      <w:r>
+        <w:rPr>
+          <w:rFonts w:ascii="Times New Roman" w:hAnsi="Times New Roman"/>
+          <w:sz w:val="24"/>
+        </w:rPr>
+        <w:t>. The operator is scalar and therefore admits a single rate. Reported fits were obtained from data pooled across six pigeons and 60 to 85 sessions.</w:t>
       </w:r>
     </w:p>
     <w:p>
@@ -170,22 +505,7 @@
           <w:rFonts w:ascii="Times New Roman" w:hAnsi="Times New Roman"/>
           <w:sz w:val="24"/>
         </w:rPr>
-        <w:t xml:space="preserve">log </w:t>
-      </w:r>
-      <w:r>
-        <w:rPr>
-          <w:rFonts w:ascii="Times New Roman" w:hAnsi="Times New Roman"/>
-          <w:i/>
-          <w:sz w:val="24"/>
-        </w:rPr>
-        <w:t>d</w:t>
-      </w:r>
-      <w:r>
-        <w:rPr>
-          <w:rFonts w:ascii="Times New Roman" w:hAnsi="Times New Roman"/>
-          <w:sz w:val="24"/>
-        </w:rPr>
-        <w:t xml:space="preserve"> (Davison &amp; Tustin, 1978), indexes the degree to which a stimulus</w:t>
+        <w:t>Nevin (1992) indexed behavioral strength by resistance to change under a disrupter. The central claim of behavioral momentum theory is that response rate and resistance to change constitute independent dimensions of behavior. Resistance is estimated for one response class at a time. Nevin et al. (2005) extended the account with an unmeasured probability of attending, which introduces a latent variable while remaining an account of steady states and of decay under disruption.</w:t>
       </w:r>
     </w:p>
     <w:p>
@@ -198,7 +518,188 @@
           <w:rFonts w:ascii="Times New Roman" w:hAnsi="Times New Roman"/>
           <w:sz w:val="24"/>
         </w:rPr>
-        <w:t>dimension separates responding. Sensitivity in the generalized matching law</w:t>
+        <w:t>Each account distinguishes magnitude from persistence for a single influence. None distinguishes them across several concurrent influences. The limitation is structural rather than historical: a scalar operator admits one rate, a single-input kernel one time constant, and a resistance measure one response class.</w:t>
+      </w:r>
+    </w:p>
+    <w:p>
+      <w:pPr>
+        <w:spacing w:line="480" w:lineRule="auto" w:before="0" w:after="0"/>
+      </w:pPr>
+      <w:r>
+        <w:rPr>
+          <w:rFonts w:ascii="Times New Roman" w:hAnsi="Times New Roman"/>
+          <w:b/>
+          <w:i w:val="0"/>
+          <w:sz w:val="24"/>
+        </w:rPr>
+        <w:t>The Transition Operator and Its Spectrum</w:t>
+      </w:r>
+    </w:p>
+    <w:p>
+      <w:pPr>
+        <w:spacing w:line="480" w:lineRule="auto"/>
+        <w:ind w:firstLine="0"/>
+      </w:pPr>
+      <w:r>
+        <w:rPr>
+          <w:rFonts w:ascii="Times New Roman" w:hAnsi="Times New Roman"/>
+          <w:sz w:val="24"/>
+        </w:rPr>
+        <w:t>Consider an operator fitted to an individual's response series,</w:t>
+      </w:r>
+    </w:p>
+    <w:p>
+      <w:pPr>
+        <w:spacing w:line="480" w:lineRule="auto"/>
+        <w:ind w:left="720"/>
+      </w:pPr>
+      <w:r>
+        <w:rPr>
+          <w:rFonts w:ascii="Times New Roman" w:hAnsi="Times New Roman"/>
+          <w:b/>
+          <w:sz w:val="24"/>
+        </w:rPr>
+        <w:t>x</w:t>
+      </w:r>
+      <w:r>
+        <w:rPr>
+          <w:rFonts w:ascii="Times New Roman" w:hAnsi="Times New Roman"/>
+          <w:sz w:val="24"/>
+        </w:rPr>
+        <w:t>(</w:t>
+      </w:r>
+      <w:r>
+        <w:rPr>
+          <w:rFonts w:ascii="Times New Roman" w:hAnsi="Times New Roman"/>
+          <w:i/>
+          <w:sz w:val="24"/>
+        </w:rPr>
+        <w:t>t</w:t>
+      </w:r>
+      <w:r>
+        <w:rPr>
+          <w:rFonts w:ascii="Times New Roman" w:hAnsi="Times New Roman"/>
+          <w:sz w:val="24"/>
+        </w:rPr>
+        <w:t xml:space="preserve"> + 1) = </w:t>
+      </w:r>
+      <w:r>
+        <w:rPr>
+          <w:rFonts w:ascii="Times New Roman" w:hAnsi="Times New Roman"/>
+          <w:b/>
+          <w:sz w:val="24"/>
+        </w:rPr>
+        <w:t>A x</w:t>
+      </w:r>
+      <w:r>
+        <w:rPr>
+          <w:rFonts w:ascii="Times New Roman" w:hAnsi="Times New Roman"/>
+          <w:sz w:val="24"/>
+        </w:rPr>
+        <w:t>(</w:t>
+      </w:r>
+      <w:r>
+        <w:rPr>
+          <w:rFonts w:ascii="Times New Roman" w:hAnsi="Times New Roman"/>
+          <w:i/>
+          <w:sz w:val="24"/>
+        </w:rPr>
+        <w:t>t</w:t>
+      </w:r>
+      <w:r>
+        <w:rPr>
+          <w:rFonts w:ascii="Times New Roman" w:hAnsi="Times New Roman"/>
+          <w:sz w:val="24"/>
+        </w:rPr>
+        <w:t xml:space="preserve">) + </w:t>
+      </w:r>
+      <w:r>
+        <w:rPr>
+          <w:rFonts w:ascii="Times New Roman" w:hAnsi="Times New Roman"/>
+          <w:b/>
+          <w:sz w:val="24"/>
+        </w:rPr>
+        <w:t>B u</w:t>
+      </w:r>
+      <w:r>
+        <w:rPr>
+          <w:rFonts w:ascii="Times New Roman" w:hAnsi="Times New Roman"/>
+          <w:sz w:val="24"/>
+        </w:rPr>
+        <w:t>(</w:t>
+      </w:r>
+      <w:r>
+        <w:rPr>
+          <w:rFonts w:ascii="Times New Roman" w:hAnsi="Times New Roman"/>
+          <w:i/>
+          <w:sz w:val="24"/>
+        </w:rPr>
+        <w:t>t</w:t>
+      </w:r>
+      <w:r>
+        <w:rPr>
+          <w:rFonts w:ascii="Times New Roman" w:hAnsi="Times New Roman"/>
+          <w:sz w:val="24"/>
+        </w:rPr>
+        <w:t xml:space="preserve">) + </w:t>
+      </w:r>
+      <w:r>
+        <w:rPr>
+          <w:rFonts w:ascii="Times New Roman" w:hAnsi="Times New Roman"/>
+          <w:b/>
+          <w:sz w:val="24"/>
+        </w:rPr>
+        <w:t>c</w:t>
+      </w:r>
+      <w:r>
+        <w:rPr>
+          <w:rFonts w:ascii="Times New Roman" w:hAnsi="Times New Roman"/>
+          <w:sz w:val="24"/>
+        </w:rPr>
+        <w:t>,</w:t>
+      </w:r>
+    </w:p>
+    <w:p>
+      <w:pPr>
+        <w:spacing w:line="480" w:lineRule="auto"/>
+        <w:ind w:firstLine="0"/>
+      </w:pPr>
+      <w:r>
+        <w:rPr>
+          <w:rFonts w:ascii="Times New Roman" w:hAnsi="Times New Roman"/>
+          <w:sz w:val="24"/>
+        </w:rPr>
+        <w:t xml:space="preserve">in which </w:t>
+      </w:r>
+      <w:r>
+        <w:rPr>
+          <w:rFonts w:ascii="Times New Roman" w:hAnsi="Times New Roman"/>
+          <w:b/>
+          <w:sz w:val="24"/>
+        </w:rPr>
+        <w:t>x</w:t>
+      </w:r>
+      <w:r>
+        <w:rPr>
+          <w:rFonts w:ascii="Times New Roman" w:hAnsi="Times New Roman"/>
+          <w:sz w:val="24"/>
+        </w:rPr>
+        <w:t xml:space="preserve"> is a vector of behavioral measures and </w:t>
+      </w:r>
+      <w:r>
+        <w:rPr>
+          <w:rFonts w:ascii="Times New Roman" w:hAnsi="Times New Roman"/>
+          <w:b/>
+          <w:sz w:val="24"/>
+        </w:rPr>
+        <w:t>u</w:t>
+      </w:r>
+      <w:r>
+        <w:rPr>
+          <w:rFonts w:ascii="Times New Roman" w:hAnsi="Times New Roman"/>
+          <w:sz w:val="24"/>
+        </w:rPr>
+        <w:t xml:space="preserve"> a vector of manipulated environmental variables.</w:t>
       </w:r>
     </w:p>
     <w:p>
@@ -211,7 +712,97 @@
           <w:rFonts w:ascii="Times New Roman" w:hAnsi="Times New Roman"/>
           <w:sz w:val="24"/>
         </w:rPr>
-        <w:t>indexes the degree to which allocation follows a reinforcer ratio. The</w:t>
+        <w:t xml:space="preserve">Relative influence resides in </w:t>
+      </w:r>
+      <w:r>
+        <w:rPr>
+          <w:rFonts w:ascii="Times New Roman" w:hAnsi="Times New Roman"/>
+          <w:b/>
+          <w:sz w:val="24"/>
+        </w:rPr>
+        <w:t>B</w:t>
+      </w:r>
+      <w:r>
+        <w:rPr>
+          <w:rFonts w:ascii="Times New Roman" w:hAnsi="Times New Roman"/>
+          <w:sz w:val="24"/>
+        </w:rPr>
+        <w:t xml:space="preserve"> rather than in the spectrum of </w:t>
+      </w:r>
+      <w:r>
+        <w:rPr>
+          <w:rFonts w:ascii="Times New Roman" w:hAnsi="Times New Roman"/>
+          <w:b/>
+          <w:sz w:val="24"/>
+        </w:rPr>
+        <w:t>A</w:t>
+      </w:r>
+      <w:r>
+        <w:rPr>
+          <w:rFonts w:ascii="Times New Roman" w:hAnsi="Times New Roman"/>
+          <w:sz w:val="24"/>
+        </w:rPr>
+        <w:t xml:space="preserve">. Column </w:t>
+      </w:r>
+      <w:r>
+        <w:rPr>
+          <w:rFonts w:ascii="Times New Roman" w:hAnsi="Times New Roman"/>
+          <w:i/>
+          <w:sz w:val="24"/>
+        </w:rPr>
+        <w:t>k</w:t>
+      </w:r>
+      <w:r>
+        <w:rPr>
+          <w:rFonts w:ascii="Times New Roman" w:hAnsi="Times New Roman"/>
+          <w:sz w:val="24"/>
+        </w:rPr>
+        <w:t xml:space="preserve"> of </w:t>
+      </w:r>
+      <w:r>
+        <w:rPr>
+          <w:rFonts w:ascii="Times New Roman" w:hAnsi="Times New Roman"/>
+          <w:b/>
+          <w:sz w:val="24"/>
+        </w:rPr>
+        <w:t>B</w:t>
+      </w:r>
+      <w:r>
+        <w:rPr>
+          <w:rFonts w:ascii="Times New Roman" w:hAnsi="Times New Roman"/>
+          <w:sz w:val="24"/>
+        </w:rPr>
+        <w:t xml:space="preserve"> estimates the effect of variable </w:t>
+      </w:r>
+      <w:r>
+        <w:rPr>
+          <w:rFonts w:ascii="Times New Roman" w:hAnsi="Times New Roman"/>
+          <w:i/>
+          <w:sz w:val="24"/>
+        </w:rPr>
+        <w:t>k</w:t>
+      </w:r>
+      <w:r>
+        <w:rPr>
+          <w:rFonts w:ascii="Times New Roman" w:hAnsi="Times New Roman"/>
+          <w:sz w:val="24"/>
+        </w:rPr>
+        <w:t xml:space="preserve"> on behavior with the organism's own carryover already accommodated in </w:t>
+      </w:r>
+      <w:r>
+        <w:rPr>
+          <w:rFonts w:ascii="Times New Roman" w:hAnsi="Times New Roman"/>
+          <w:b/>
+          <w:sz w:val="24"/>
+        </w:rPr>
+        <w:t>A</w:t>
+      </w:r>
+      <w:r>
+        <w:rPr>
+          <w:rFonts w:ascii="Times New Roman" w:hAnsi="Times New Roman"/>
+          <w:sz w:val="24"/>
+        </w:rPr>
+        <w:t>. This is the quantity the magnitude measures above estimate, with autocorrelation partialed out.</w:t>
       </w:r>
     </w:p>
     <w:p>
@@ -224,7 +815,135 @@
           <w:rFonts w:ascii="Times New Roman" w:hAnsi="Times New Roman"/>
           <w:sz w:val="24"/>
         </w:rPr>
-        <w:t>discrimination ratio (Vyazovska et al., 2014) indexes the degree to which a</w:t>
+        <w:t xml:space="preserve">The spectrum supplies two quantities that </w:t>
+      </w:r>
+      <w:r>
+        <w:rPr>
+          <w:rFonts w:ascii="Times New Roman" w:hAnsi="Times New Roman"/>
+          <w:b/>
+          <w:sz w:val="24"/>
+        </w:rPr>
+        <w:t>B</w:t>
+      </w:r>
+      <w:r>
+        <w:rPr>
+          <w:rFonts w:ascii="Times New Roman" w:hAnsi="Times New Roman"/>
+          <w:sz w:val="24"/>
+        </w:rPr>
+        <w:t xml:space="preserve"> does not. For a diagonalizable operator, </w:t>
+      </w:r>
+      <w:r>
+        <w:rPr>
+          <w:rFonts w:ascii="Times New Roman" w:hAnsi="Times New Roman"/>
+          <w:b/>
+          <w:sz w:val="24"/>
+        </w:rPr>
+        <w:t>A</w:t>
+      </w:r>
+      <w:r>
+        <w:rPr>
+          <w:rFonts w:ascii="Times New Roman" w:hAnsi="Times New Roman"/>
+          <w:sz w:val="24"/>
+        </w:rPr>
+        <w:t xml:space="preserve"> = </w:t>
+      </w:r>
+      <w:r>
+        <w:rPr>
+          <w:rFonts w:ascii="Times New Roman" w:hAnsi="Times New Roman"/>
+          <w:b/>
+          <w:sz w:val="24"/>
+        </w:rPr>
+        <w:t>V</w:t>
+      </w:r>
+      <w:r>
+        <w:rPr>
+          <w:rFonts w:ascii="Times New Roman" w:hAnsi="Times New Roman"/>
+          <w:sz w:val="24"/>
+        </w:rPr>
+        <w:t>Λ</w:t>
+      </w:r>
+      <w:r>
+        <w:rPr>
+          <w:rFonts w:ascii="Times New Roman" w:hAnsi="Times New Roman"/>
+          <w:b/>
+          <w:sz w:val="24"/>
+        </w:rPr>
+        <w:t>V</w:t>
+      </w:r>
+      <w:r>
+        <w:rPr>
+          <w:rFonts w:ascii="Times New Roman" w:hAnsi="Times New Roman"/>
+          <w:sz w:val="24"/>
+        </w:rPr>
+        <w:t xml:space="preserve">⁻¹ and </w:t>
+      </w:r>
+      <w:r>
+        <w:rPr>
+          <w:rFonts w:ascii="Times New Roman" w:hAnsi="Times New Roman"/>
+          <w:b/>
+          <w:sz w:val="24"/>
+        </w:rPr>
+        <w:t>A</w:t>
+      </w:r>
+      <w:r>
+        <w:rPr>
+          <w:rFonts w:ascii="Times New Roman" w:hAnsi="Times New Roman"/>
+          <w:sz w:val="24"/>
+        </w:rPr>
+        <w:t>^</w:t>
+      </w:r>
+      <w:r>
+        <w:rPr>
+          <w:rFonts w:ascii="Times New Roman" w:hAnsi="Times New Roman"/>
+          <w:i/>
+          <w:sz w:val="24"/>
+        </w:rPr>
+        <w:t>k</w:t>
+      </w:r>
+      <w:r>
+        <w:rPr>
+          <w:rFonts w:ascii="Times New Roman" w:hAnsi="Times New Roman"/>
+          <w:sz w:val="24"/>
+        </w:rPr>
+        <w:t xml:space="preserve"> = </w:t>
+      </w:r>
+      <w:r>
+        <w:rPr>
+          <w:rFonts w:ascii="Times New Roman" w:hAnsi="Times New Roman"/>
+          <w:b/>
+          <w:sz w:val="24"/>
+        </w:rPr>
+        <w:t>V</w:t>
+      </w:r>
+      <w:r>
+        <w:rPr>
+          <w:rFonts w:ascii="Times New Roman" w:hAnsi="Times New Roman"/>
+          <w:sz w:val="24"/>
+        </w:rPr>
+        <w:t>Λ^</w:t>
+      </w:r>
+      <w:r>
+        <w:rPr>
+          <w:rFonts w:ascii="Times New Roman" w:hAnsi="Times New Roman"/>
+          <w:i/>
+          <w:sz w:val="24"/>
+        </w:rPr>
+        <w:t>k</w:t>
+      </w:r>
+      <w:r>
+        <w:rPr>
+          <w:rFonts w:ascii="Times New Roman" w:hAnsi="Times New Roman"/>
+          <w:b/>
+          <w:sz w:val="24"/>
+        </w:rPr>
+        <w:t>V</w:t>
+      </w:r>
+      <w:r>
+        <w:rPr>
+          <w:rFonts w:ascii="Times New Roman" w:hAnsi="Times New Roman"/>
+          <w:sz w:val="24"/>
+        </w:rPr>
+        <w:t>⁻¹, so the operator's action reduces to independent scaling along each eigenvector. The eigenvalues then give the persistence of each mode: |λ| &lt; 1 decays with half-life log(.5)/log|λ|, and complex λ introduces oscillation with period 2π/arg(λ). A variable with a small effect on a slowly decaying mode may therefore exert more influence over subsequent behavior than a variable with a large effect on a rapidly decaying one. The eigenvectors identify which measured variables constitute a single mode, and thus whether a set of recorded variables represents that many influences or fewer.</w:t>
       </w:r>
     </w:p>
     <w:p>
@@ -237,7 +956,169 @@
           <w:rFonts w:ascii="Times New Roman" w:hAnsi="Times New Roman"/>
           <w:sz w:val="24"/>
         </w:rPr>
-        <w:t>dimension separates responding to S+ from responding to S−. Each yields, for</w:t>
+        <w:t xml:space="preserve">Two of the three correspondences are exact. For any linear state-space model the impulse response is </w:t>
+      </w:r>
+      <w:r>
+        <w:rPr>
+          <w:rFonts w:ascii="Times New Roman" w:hAnsi="Times New Roman"/>
+          <w:b/>
+          <w:sz w:val="24"/>
+        </w:rPr>
+        <w:t>A</w:t>
+      </w:r>
+      <w:r>
+        <w:rPr>
+          <w:rFonts w:ascii="Times New Roman" w:hAnsi="Times New Roman"/>
+          <w:sz w:val="24"/>
+        </w:rPr>
+        <w:t>^(</w:t>
+      </w:r>
+      <w:r>
+        <w:rPr>
+          <w:rFonts w:ascii="Times New Roman" w:hAnsi="Times New Roman"/>
+          <w:i/>
+          <w:sz w:val="24"/>
+        </w:rPr>
+        <w:t>k</w:t>
+      </w:r>
+      <w:r>
+        <w:rPr>
+          <w:rFonts w:ascii="Times New Roman" w:hAnsi="Times New Roman"/>
+          <w:sz w:val="24"/>
+        </w:rPr>
+        <w:t>−1)</w:t>
+      </w:r>
+      <w:r>
+        <w:rPr>
+          <w:rFonts w:ascii="Times New Roman" w:hAnsi="Times New Roman"/>
+          <w:b/>
+          <w:sz w:val="24"/>
+        </w:rPr>
+        <w:t>B</w:t>
+      </w:r>
+      <w:r>
+        <w:rPr>
+          <w:rFonts w:ascii="Times New Roman" w:hAnsi="Times New Roman"/>
+          <w:sz w:val="24"/>
+        </w:rPr>
+        <w:t>, which expands as Σ</w:t>
+      </w:r>
+      <w:r>
+        <w:rPr>
+          <w:rFonts w:ascii="Times New Roman" w:hAnsi="Times New Roman"/>
+          <w:i/>
+          <w:sz w:val="24"/>
+        </w:rPr>
+        <w:t>ⱼ</w:t>
+      </w:r>
+      <w:r>
+        <w:rPr>
+          <w:rFonts w:ascii="Times New Roman" w:hAnsi="Times New Roman"/>
+          <w:sz w:val="24"/>
+        </w:rPr>
+        <w:t xml:space="preserve"> </w:t>
+      </w:r>
+      <w:r>
+        <w:rPr>
+          <w:rFonts w:ascii="Times New Roman" w:hAnsi="Times New Roman"/>
+          <w:i/>
+          <w:sz w:val="24"/>
+        </w:rPr>
+        <w:t>cⱼ</w:t>
+      </w:r>
+      <w:r>
+        <w:rPr>
+          <w:rFonts w:ascii="Times New Roman" w:hAnsi="Times New Roman"/>
+          <w:sz w:val="24"/>
+        </w:rPr>
+        <w:t xml:space="preserve"> λ</w:t>
+      </w:r>
+      <w:r>
+        <w:rPr>
+          <w:rFonts w:ascii="Times New Roman" w:hAnsi="Times New Roman"/>
+          <w:i/>
+          <w:sz w:val="24"/>
+        </w:rPr>
+        <w:t>ⱼ</w:t>
+      </w:r>
+      <w:r>
+        <w:rPr>
+          <w:rFonts w:ascii="Times New Roman" w:hAnsi="Times New Roman"/>
+          <w:sz w:val="24"/>
+        </w:rPr>
+        <w:t>^(</w:t>
+      </w:r>
+      <w:r>
+        <w:rPr>
+          <w:rFonts w:ascii="Times New Roman" w:hAnsi="Times New Roman"/>
+          <w:i/>
+          <w:sz w:val="24"/>
+        </w:rPr>
+        <w:t>k</w:t>
+      </w:r>
+      <w:r>
+        <w:rPr>
+          <w:rFonts w:ascii="Times New Roman" w:hAnsi="Times New Roman"/>
+          <w:sz w:val="24"/>
+        </w:rPr>
+        <w:t xml:space="preserve">−1); the kernel of McDowell et al. (1992) is therefore a sum of exponentials whose rates are the eigenvalues, a correspondence verified on fitted operators to 5 × 10⁻¹⁶. The model of Baum and Davison (2009) is the present formulation restricted to a single state coordinate with a single real eigenvalue (1 − </w:t>
+      </w:r>
+      <w:r>
+        <w:rPr>
+          <w:rFonts w:ascii="Times New Roman" w:hAnsi="Times New Roman"/>
+          <w:i/>
+          <w:sz w:val="24"/>
+        </w:rPr>
+        <w:t>w</w:t>
+      </w:r>
+      <w:r>
+        <w:rPr>
+          <w:rFonts w:ascii="Times New Roman" w:hAnsi="Times New Roman"/>
+          <w:sz w:val="24"/>
+        </w:rPr>
+        <w:t>) on (0, 1), and is thus the rank-one case. The third correspondence, between resistance to change and |λ| for the mode a disrupter excites, is proposed and remains untested.</w:t>
+      </w:r>
+    </w:p>
+    <w:p>
+      <w:pPr>
+        <w:spacing w:line="480" w:lineRule="auto" w:before="0" w:after="0"/>
+      </w:pPr>
+      <w:r>
+        <w:rPr>
+          <w:rFonts w:ascii="Times New Roman" w:hAnsi="Times New Roman"/>
+          <w:b/>
+          <w:i w:val="0"/>
+          <w:sz w:val="24"/>
+        </w:rPr>
+        <w:t>Evidence From a Preliminary Study</w:t>
+      </w:r>
+    </w:p>
+    <w:p>
+      <w:pPr>
+        <w:spacing w:line="480" w:lineRule="auto"/>
+        <w:ind w:firstLine="0"/>
+      </w:pPr>
+      <w:r>
+        <w:rPr>
+          <w:rFonts w:ascii="Times New Roman" w:hAnsi="Times New Roman"/>
+          <w:sz w:val="24"/>
+        </w:rPr>
+        <w:t xml:space="preserve">A preliminary study fitted individual operators to 23 participants foraging between two alternatives under an ABAB contingency reversal. The cue coefficient reversed sign with the contingency in 21 of 23 participants, and the spectrum of </w:t>
+      </w:r>
+      <w:r>
+        <w:rPr>
+          <w:rFonts w:ascii="Times New Roman" w:hAnsi="Times New Roman"/>
+          <w:b/>
+          <w:sz w:val="24"/>
+        </w:rPr>
+        <w:t>A</w:t>
+      </w:r>
+      <w:r>
+        <w:rPr>
+          <w:rFonts w:ascii="Times New Roman" w:hAnsi="Times New Roman"/>
+          <w:sz w:val="24"/>
+        </w:rPr>
+        <w:t xml:space="preserve"> remained within each participant's own same-operator reference distribution in 23 of 23. The latter constitutes the invariance test specified by McDowell et al. (1992). The scalar restriction imposed by the model of Baum and Davison (2009) was violated by 23 of 23 participants when the series was examined at a temporal resolution at which behavior varies.</w:t>
       </w:r>
     </w:p>
     <w:p>
@@ -250,7 +1131,7 @@
           <w:rFonts w:ascii="Times New Roman" w:hAnsi="Times New Roman"/>
           <w:sz w:val="24"/>
         </w:rPr>
-        <w:t>each variable, a single value for amount of control.</w:t>
+        <w:t>That study does not address relative influence, because it manipulated a single cue. With one manipulated variable there is no relative influence to estimate. The dominant eigenvector loaded on proportion of responses to the left alternative for 17 of 23 participants and on mean log inter-response time for the remainder, and did not differ across conditions, which is the expected outcome for a design in which nothing competes.</w:t>
       </w:r>
     </w:p>
     <w:p>
@@ -263,7 +1144,49 @@
           <w:rFonts w:ascii="Times New Roman" w:hAnsi="Times New Roman"/>
           <w:sz w:val="24"/>
         </w:rPr>
-        <w:t>Magnitude does not exhaust influence. An effect that is large but dissipates</w:t>
+        <w:t>A discrete-trial procedure was also examined. Four compound stimulus dimensions were arranged following Vyazovska et al. (2014), who reported approximately equal attention across their four dimensions and stated that they could not construct a null-hypothesis test for the attentional tradeoffs they observed. Human participants reproduced the equality, for the reason the arrangement produces it: when every dimension must match for reinforcement, each is equally predictive. Rendering only a subset of dimensions relevant resolves this, and the resulting static estimate of per-dimension control was validated against constructed ground truth. However, four-alternative forced choice conveys approximately two bits per trial, most of which is expended on whether the correct alternative was selected, and the dynamics of control proved unidentifiable: against agents constructed with attentional half-lives of 2, 8, and 32 trials, the correct ordering was recovered on 8 of 10 runs only at 2,400 trials per participant, against a chance rate of one in six. A free-operant procedure yields 375 to 1,329 state transitions in 20 min where forced choice yields approximately 120 choices.</w:t>
+      </w:r>
+    </w:p>
+    <w:p>
+      <w:pPr>
+        <w:spacing w:line="480" w:lineRule="auto" w:before="0" w:after="0"/>
+      </w:pPr>
+      <w:r>
+        <w:rPr>
+          <w:rFonts w:ascii="Times New Roman" w:hAnsi="Times New Roman"/>
+          <w:b/>
+          <w:i w:val="0"/>
+          <w:sz w:val="24"/>
+        </w:rPr>
+        <w:t>The Present Study</w:t>
+      </w:r>
+    </w:p>
+    <w:p>
+      <w:pPr>
+        <w:spacing w:line="480" w:lineRule="auto"/>
+        <w:ind w:firstLine="0"/>
+      </w:pPr>
+      <w:r>
+        <w:rPr>
+          <w:rFonts w:ascii="Times New Roman" w:hAnsi="Times New Roman"/>
+          <w:sz w:val="24"/>
+        </w:rPr>
+        <w:t xml:space="preserve">Several environmental variables are manipulated within a free-operant two-alternative procedure. The variables are imperfectly correlated with one another: a stimulus uncorrelated with reinforcement acquires no discriminative function, whereas a stimulus perfectly correlated with reinforcement rate contributes no variance that rate does not already explain, and the corresponding columns of </w:t>
+      </w:r>
+      <w:r>
+        <w:rPr>
+          <w:rFonts w:ascii="Times New Roman" w:hAnsi="Times New Roman"/>
+          <w:b/>
+          <w:sz w:val="24"/>
+        </w:rPr>
+        <w:t>B</w:t>
+      </w:r>
+      <w:r>
+        <w:rPr>
+          <w:rFonts w:ascii="Times New Roman" w:hAnsi="Times New Roman"/>
+          <w:sz w:val="24"/>
+        </w:rPr>
+        <w:t xml:space="preserve"> are unidentifiable. Imperfect correlation renders each variable both predictive and separately estimable.</w:t>
       </w:r>
     </w:p>
     <w:p>
@@ -276,7 +1199,22 @@
           <w:rFonts w:ascii="Times New Roman" w:hAnsi="Times New Roman"/>
           <w:sz w:val="24"/>
         </w:rPr>
-        <w:t>within three responses may contribute less to subsequent behavior than an</w:t>
+        <w:t xml:space="preserve">The critical requirement is that variables be arranged to differ in persistence while matched in magnitude. An analysis based on the matching law or on log </w:t>
+      </w:r>
+      <w:r>
+        <w:rPr>
+          <w:rFonts w:ascii="Times New Roman" w:hAnsi="Times New Roman"/>
+          <w:i/>
+          <w:sz w:val="24"/>
+        </w:rPr>
+        <w:t>d</w:t>
+      </w:r>
+      <w:r>
+        <w:rPr>
+          <w:rFonts w:ascii="Times New Roman" w:hAnsi="Times New Roman"/>
+          <w:sz w:val="24"/>
+        </w:rPr>
+        <w:t>, having no representation of time, must return equivalent values for two such variables. The spectrum returns different eigenvalues. This divergence, computed on the same responses, constitutes the test.</w:t>
       </w:r>
     </w:p>
     <w:p>
@@ -289,7 +1227,106 @@
           <w:rFonts w:ascii="Times New Roman" w:hAnsi="Times New Roman"/>
           <w:sz w:val="24"/>
         </w:rPr>
-        <w:t>effect that is small but remains detectable a minute later. The measures above</w:t>
+        <w:t>The design further requires brief perturbations followed by recovery windows. Eigenvalues are decay rates, and estimating them requires observing return from a displacement rather than inferring it from steady-state performance. Such windows are themselves measurements of resistance to change, and therefore provide a test of the third correspondence noted above.</w:t>
+      </w:r>
+    </w:p>
+    <w:p>
+      <w:pPr>
+        <w:spacing w:line="480" w:lineRule="auto" w:before="0" w:after="0"/>
+        <w:jc w:val="center"/>
+      </w:pPr>
+      <w:r>
+        <w:rPr>
+          <w:rFonts w:ascii="Times New Roman" w:hAnsi="Times New Roman"/>
+          <w:b/>
+          <w:i w:val="0"/>
+          <w:sz w:val="24"/>
+        </w:rPr>
+        <w:t>Method</w:t>
+      </w:r>
+    </w:p>
+    <w:p>
+      <w:pPr>
+        <w:spacing w:line="480" w:lineRule="auto" w:before="0" w:after="0"/>
+      </w:pPr>
+      <w:r>
+        <w:rPr>
+          <w:rFonts w:ascii="Times New Roman" w:hAnsi="Times New Roman"/>
+          <w:b/>
+          <w:i w:val="0"/>
+          <w:sz w:val="24"/>
+        </w:rPr>
+        <w:t>Participants</w:t>
+      </w:r>
+    </w:p>
+    <w:p>
+      <w:pPr>
+        <w:spacing w:line="480" w:lineRule="auto"/>
+        <w:ind w:firstLine="0"/>
+      </w:pPr>
+      <w:r>
+        <w:rPr>
+          <w:rFonts w:ascii="Times New Roman" w:hAnsi="Times New Roman"/>
+          <w:sz w:val="24"/>
+        </w:rPr>
+        <w:t xml:space="preserve">Adults recruited through Prolific and restricted to desktop or laptop computers. Participants who completed earlier studies in this program are excluded by identifier. Sample size is fixed in advance at </w:t>
+      </w:r>
+      <w:r>
+        <w:rPr>
+          <w:rFonts w:ascii="Times New Roman" w:hAnsi="Times New Roman"/>
+          <w:i/>
+          <w:sz w:val="24"/>
+        </w:rPr>
+        <w:t>n</w:t>
+      </w:r>
+      <w:r>
+        <w:rPr>
+          <w:rFonts w:ascii="Times New Roman" w:hAnsi="Times New Roman"/>
+          <w:sz w:val="24"/>
+        </w:rPr>
+        <w:t xml:space="preserve"> = 15. The design is single-subject; each effect is estimated and reported for each participant, and </w:t>
+      </w:r>
+      <w:r>
+        <w:rPr>
+          <w:rFonts w:ascii="Times New Roman" w:hAnsi="Times New Roman"/>
+          <w:i/>
+          <w:sz w:val="24"/>
+        </w:rPr>
+        <w:t>n</w:t>
+      </w:r>
+      <w:r>
+        <w:rPr>
+          <w:rFonts w:ascii="Times New Roman" w:hAnsi="Times New Roman"/>
+          <w:sz w:val="24"/>
+        </w:rPr>
+        <w:t xml:space="preserve"> indexes the number of independent replications of a within-subject result rather than the denominator of a group test.</w:t>
+      </w:r>
+    </w:p>
+    <w:p>
+      <w:pPr>
+        <w:spacing w:line="480" w:lineRule="auto" w:before="0" w:after="0"/>
+      </w:pPr>
+      <w:r>
+        <w:rPr>
+          <w:rFonts w:ascii="Times New Roman" w:hAnsi="Times New Roman"/>
+          <w:b/>
+          <w:i w:val="0"/>
+          <w:sz w:val="24"/>
+        </w:rPr>
+        <w:t>Apparatus and Display</w:t>
+      </w:r>
+    </w:p>
+    <w:p>
+      <w:pPr>
+        <w:spacing w:line="480" w:lineRule="auto"/>
+        <w:ind w:firstLine="0"/>
+      </w:pPr>
+      <w:r>
+        <w:rPr>
+          <w:rFonts w:ascii="Times New Roman" w:hAnsi="Times New Roman"/>
+          <w:sz w:val="24"/>
+        </w:rPr>
+        <w:t>The procedure is administered in the participant's browser. The display comprises a dark neutral background, two identical light-gray response panels arranged side by side, and a cumulative point counter. The panels are visually indistinguishable from one another and remain so throughout the session except when a momentary stimulus is scheduled. No feature of the display marks block transitions, the state of the reinforcement schedule, or responses remaining, so that no event other than those under experimental control can acquire a discriminative function.</w:t>
       </w:r>
     </w:p>
     <w:p>
@@ -302,7 +1339,22 @@
           <w:rFonts w:ascii="Times New Roman" w:hAnsi="Times New Roman"/>
           <w:sz w:val="24"/>
         </w:rPr>
-        <w:t>cannot distinguish these cases, because none represents time.</w:t>
+        <w:t>Responding is free-operant. A response consists of a click or tap on either panel; there are no trials, no enforced inter-response interval, and no programmed delays. A brief point indicator appears at the selected panel immediately following each response, indicating a gain, a loss, or neither. In a previous study employing this procedure, 23 participants emitted a median of 4,136 responses at 223 responses per minute (</w:t>
+      </w:r>
+      <w:r>
+        <w:rPr>
+          <w:rFonts w:ascii="Times New Roman" w:hAnsi="Times New Roman"/>
+          <w:i/>
+          <w:sz w:val="24"/>
+        </w:rPr>
+        <w:t>IQR</w:t>
+      </w:r>
+      <w:r>
+        <w:rPr>
+          <w:rFonts w:ascii="Times New Roman" w:hAnsi="Times New Roman"/>
+          <w:sz w:val="24"/>
+        </w:rPr>
+        <w:t xml:space="preserve"> = 185–242, range = 62–315).</w:t>
       </w:r>
     </w:p>
     <w:p>
@@ -316,7 +1368,7 @@
           <w:i w:val="0"/>
           <w:sz w:val="24"/>
         </w:rPr>
-        <w:t>Quantitative Accounts That Represent Time</w:t>
+        <w:t>Reinforcement Schedule</w:t>
       </w:r>
     </w:p>
     <w:p>
@@ -329,7 +1381,7 @@
           <w:rFonts w:ascii="Times New Roman" w:hAnsi="Times New Roman"/>
           <w:sz w:val="24"/>
         </w:rPr>
-        <w:t>Three research programs have measured persistence. They developed</w:t>
+        <w:t>Each response produces a point with a probability determined by the panel selected and the current state of the schedule. Probabilities are properties of the schedule state and are independent of the participant's recent allocation. No alternative depletes and no interval accrues.</w:t>
       </w:r>
     </w:p>
     <w:p>
@@ -342,7 +1394,34 @@
           <w:rFonts w:ascii="Times New Roman" w:hAnsi="Times New Roman"/>
           <w:sz w:val="24"/>
         </w:rPr>
-        <w:t>independently, report in incommensurate units, and are not ordinarily cited</w:t>
+        <w:t>This constitutes a departure from the previous study in this program, which employed depleting patches. Under depletion, allocation toward the richer alternative reduces its yield, so responding returns toward indifference irrespective of what the participant has learned. A decay rate estimated under such a schedule is confounded with the restoring force of the schedule itself. Because the present study concerns decay rates, the schedule is held constant while behavior varies.</w:t>
+      </w:r>
+    </w:p>
+    <w:p>
+      <w:pPr>
+        <w:spacing w:line="480" w:lineRule="auto" w:before="0" w:after="0"/>
+      </w:pPr>
+      <w:r>
+        <w:rPr>
+          <w:rFonts w:ascii="Times New Roman" w:hAnsi="Times New Roman"/>
+          <w:b/>
+          <w:i w:val="0"/>
+          <w:sz w:val="24"/>
+        </w:rPr>
+        <w:t>Independent Variables</w:t>
+      </w:r>
+    </w:p>
+    <w:p>
+      <w:pPr>
+        <w:spacing w:line="480" w:lineRule="auto"/>
+        <w:ind w:firstLine="0"/>
+      </w:pPr>
+      <w:r>
+        <w:rPr>
+          <w:rFonts w:ascii="Times New Roman" w:hAnsi="Times New Roman"/>
+          <w:sz w:val="24"/>
+        </w:rPr>
+        <w:t>Three variables are manipulated.</w:t>
       </w:r>
     </w:p>
     <w:p>
@@ -353,9 +1432,17 @@
       <w:r>
         <w:rPr>
           <w:rFonts w:ascii="Times New Roman" w:hAnsi="Times New Roman"/>
-          <w:sz w:val="24"/>
-        </w:rPr>
-        <w:t>together.</w:t>
+          <w:b/>
+          <w:sz w:val="24"/>
+        </w:rPr>
+        <w:t xml:space="preserve">Reinforcement Rate (V1; Unsignaled). </w:t>
+      </w:r>
+      <w:r>
+        <w:rPr>
+          <w:rFonts w:ascii="Times New Roman" w:hAnsi="Times New Roman"/>
+          <w:sz w:val="24"/>
+        </w:rPr>
+        <w:t>The pair of reinforcement</w:t>
       </w:r>
     </w:p>
     <w:p>
@@ -368,7 +1455,52 @@
           <w:rFonts w:ascii="Times New Roman" w:hAnsi="Times New Roman"/>
           <w:sz w:val="24"/>
         </w:rPr>
-        <w:t>McDowell et al. (1992) expressed behavior as the convolution of the</w:t>
+        <w:t xml:space="preserve">probabilities associated with the two panels. In the neutral state both panels deliver points with </w:t>
+      </w:r>
+      <w:r>
+        <w:rPr>
+          <w:rFonts w:ascii="Times New Roman" w:hAnsi="Times New Roman"/>
+          <w:i/>
+          <w:sz w:val="24"/>
+        </w:rPr>
+        <w:t>p</w:t>
+      </w:r>
+      <w:r>
+        <w:rPr>
+          <w:rFonts w:ascii="Times New Roman" w:hAnsi="Times New Roman"/>
+          <w:sz w:val="24"/>
+        </w:rPr>
+        <w:t xml:space="preserve"> = .25. In a biased state one panel delivers points with </w:t>
+      </w:r>
+      <w:r>
+        <w:rPr>
+          <w:rFonts w:ascii="Times New Roman" w:hAnsi="Times New Roman"/>
+          <w:i/>
+          <w:sz w:val="24"/>
+        </w:rPr>
+        <w:t>p</w:t>
+      </w:r>
+      <w:r>
+        <w:rPr>
+          <w:rFonts w:ascii="Times New Roman" w:hAnsi="Times New Roman"/>
+          <w:sz w:val="24"/>
+        </w:rPr>
+        <w:t xml:space="preserve"> = .45 and the other with </w:t>
+      </w:r>
+      <w:r>
+        <w:rPr>
+          <w:rFonts w:ascii="Times New Roman" w:hAnsi="Times New Roman"/>
+          <w:i/>
+          <w:sz w:val="24"/>
+        </w:rPr>
+        <w:t>p</w:t>
+      </w:r>
+      <w:r>
+        <w:rPr>
+          <w:rFonts w:ascii="Times New Roman" w:hAnsi="Times New Roman"/>
+          <w:sz w:val="24"/>
+        </w:rPr>
+        <w:t xml:space="preserve"> = .10. The display does not change when this variable changes; the current state is available only from the distribution of obtained outcomes across responses.</w:t>
       </w:r>
     </w:p>
     <w:p>
@@ -379,9 +1511,411 @@
       <w:r>
         <w:rPr>
           <w:rFonts w:ascii="Times New Roman" w:hAnsi="Times New Roman"/>
-          <w:sz w:val="24"/>
-        </w:rPr>
-        <w:t>reinforcement stream with an impulse-response kernel,</w:t>
+          <w:b/>
+          <w:sz w:val="24"/>
+        </w:rPr>
+        <w:t xml:space="preserve">Momentary Appetitive Stimulus (V2; Signaled). </w:t>
+      </w:r>
+      <w:r>
+        <w:rPr>
+          <w:rFonts w:ascii="Times New Roman" w:hAnsi="Times New Roman"/>
+          <w:sz w:val="24"/>
+        </w:rPr>
+        <w:t>On scheduled responses, the</w:t>
+      </w:r>
+    </w:p>
+    <w:p>
+      <w:pPr>
+        <w:spacing w:line="480" w:lineRule="auto"/>
+        <w:ind w:firstLine="720"/>
+      </w:pPr>
+      <w:r>
+        <w:rPr>
+          <w:rFonts w:ascii="Times New Roman" w:hAnsi="Times New Roman"/>
+          <w:sz w:val="24"/>
+        </w:rPr>
+        <w:t xml:space="preserve">border of one panel changes to gold before the response is emitted and reverts immediately thereafter. On that response only, the bordered panel delivers points with </w:t>
+      </w:r>
+      <w:r>
+        <w:rPr>
+          <w:rFonts w:ascii="Times New Roman" w:hAnsi="Times New Roman"/>
+          <w:i/>
+          <w:sz w:val="24"/>
+        </w:rPr>
+        <w:t>p</w:t>
+      </w:r>
+      <w:r>
+        <w:rPr>
+          <w:rFonts w:ascii="Times New Roman" w:hAnsi="Times New Roman"/>
+          <w:sz w:val="24"/>
+        </w:rPr>
+        <w:t xml:space="preserve"> = .60 and the alternative with </w:t>
+      </w:r>
+      <w:r>
+        <w:rPr>
+          <w:rFonts w:ascii="Times New Roman" w:hAnsi="Times New Roman"/>
+          <w:i/>
+          <w:sz w:val="24"/>
+        </w:rPr>
+        <w:t>p</w:t>
+      </w:r>
+      <w:r>
+        <w:rPr>
+          <w:rFonts w:ascii="Times New Roman" w:hAnsi="Times New Roman"/>
+          <w:sz w:val="24"/>
+        </w:rPr>
+        <w:t xml:space="preserve"> = .05, superseding V1. The gold border appears on the panel favored by V1 on 60% of occurrences and on the alternative panel on 40%.</w:t>
+      </w:r>
+    </w:p>
+    <w:p>
+      <w:pPr>
+        <w:spacing w:line="480" w:lineRule="auto"/>
+        <w:ind w:firstLine="720"/>
+      </w:pPr>
+      <w:r>
+        <w:rPr>
+          <w:rFonts w:ascii="Times New Roman" w:hAnsi="Times New Roman"/>
+          <w:b/>
+          <w:sz w:val="24"/>
+        </w:rPr>
+        <w:t xml:space="preserve">Momentary Aversive Stimulus (V3; Signaled). </w:t>
+      </w:r>
+      <w:r>
+        <w:rPr>
+          <w:rFonts w:ascii="Times New Roman" w:hAnsi="Times New Roman"/>
+          <w:sz w:val="24"/>
+        </w:rPr>
+        <w:t>On scheduled responses, the</w:t>
+      </w:r>
+    </w:p>
+    <w:p>
+      <w:pPr>
+        <w:spacing w:line="480" w:lineRule="auto"/>
+        <w:ind w:firstLine="720"/>
+      </w:pPr>
+      <w:r>
+        <w:rPr>
+          <w:rFonts w:ascii="Times New Roman" w:hAnsi="Times New Roman"/>
+          <w:sz w:val="24"/>
+        </w:rPr>
+        <w:t>border of one panel changes to dark red under the same timing rules as V2. A response to a red-bordered panel subtracts one point; a response to the alternative panel is unaffected and produces points at the rate specified by V1. The red border appears on the panel favored by V1 on 40% of occurrences and on the alternative panel on 60%.</w:t>
+      </w:r>
+    </w:p>
+    <w:p>
+      <w:pPr>
+        <w:spacing w:line="480" w:lineRule="auto"/>
+        <w:ind w:firstLine="720"/>
+      </w:pPr>
+      <w:r>
+        <w:rPr>
+          <w:rFonts w:ascii="Times New Roman" w:hAnsi="Times New Roman"/>
+          <w:sz w:val="24"/>
+        </w:rPr>
+        <w:t>The partial correlations among V1, V2, and V3 are essential to identification and are set deliberately. Congruence is arranged in opposite directions for the appetitive and aversive stimuli so that the two are not collinear with each other.</w:t>
+      </w:r>
+    </w:p>
+    <w:p>
+      <w:pPr>
+        <w:spacing w:line="480" w:lineRule="auto" w:before="0" w:after="0"/>
+      </w:pPr>
+      <w:r>
+        <w:rPr>
+          <w:rFonts w:ascii="Times New Roman" w:hAnsi="Times New Roman"/>
+          <w:b/>
+          <w:i w:val="0"/>
+          <w:sz w:val="24"/>
+        </w:rPr>
+        <w:t>Design</w:t>
+      </w:r>
+    </w:p>
+    <w:p>
+      <w:pPr>
+        <w:spacing w:line="480" w:lineRule="auto" w:before="0" w:after="0"/>
+      </w:pPr>
+      <w:r>
+        <w:rPr>
+          <w:rFonts w:ascii="Times New Roman" w:hAnsi="Times New Roman"/>
+          <w:b/>
+          <w:i/>
+          <w:sz w:val="24"/>
+        </w:rPr>
+        <w:t>Block Structure</w:t>
+      </w:r>
+    </w:p>
+    <w:p>
+      <w:pPr>
+        <w:spacing w:line="480" w:lineRule="auto"/>
+        <w:ind w:firstLine="0"/>
+      </w:pPr>
+      <w:r>
+        <w:rPr>
+          <w:rFonts w:ascii="Times New Roman" w:hAnsi="Times New Roman"/>
+          <w:sz w:val="24"/>
+        </w:rPr>
+        <w:t>The session is divided into blocks of 100 consecutive responses. V1 changes state at each block boundary, alternating between a biased state and its reversal, with the favored panel drawn subject to the constraint that consecutive blocks differ. Block boundaries are not marked on the display.</w:t>
+      </w:r>
+    </w:p>
+    <w:p>
+      <w:pPr>
+        <w:spacing w:line="480" w:lineRule="auto"/>
+        <w:ind w:firstLine="720"/>
+      </w:pPr>
+      <w:r>
+        <w:rPr>
+          <w:rFonts w:ascii="Times New Roman" w:hAnsi="Times New Roman"/>
+          <w:sz w:val="24"/>
+        </w:rPr>
+        <w:t>Block length follows from measurement. In the previous study, an unsignaled reversal of the reinforcement contingency produced a displacement in allocation that reached maximum 16 to 23 responses after onset and returned to baseline by 24 to 32 responses. A block of 100 responses therefore contains the complete transition together with approximately 68 subsequent responses at the new steady state. Shorter blocks would yield additional transitions but would terminate before allocation had stabilized, so that the magnitude of each shift would be underestimated; longer blocks would estimate magnitudes more precisely while yielding too few transitions to characterize their time course.</w:t>
+      </w:r>
+    </w:p>
+    <w:p>
+      <w:pPr>
+        <w:spacing w:line="480" w:lineRule="auto" w:before="0" w:after="0"/>
+      </w:pPr>
+      <w:r>
+        <w:rPr>
+          <w:rFonts w:ascii="Times New Roman" w:hAnsi="Times New Roman"/>
+          <w:b/>
+          <w:i/>
+          <w:sz w:val="24"/>
+        </w:rPr>
+        <w:t>Scheduling of Momentary Stimuli</w:t>
+      </w:r>
+    </w:p>
+    <w:p>
+      <w:pPr>
+        <w:spacing w:line="480" w:lineRule="auto"/>
+        <w:ind w:firstLine="0"/>
+      </w:pPr>
+      <w:r>
+        <w:rPr>
+          <w:rFonts w:ascii="Times New Roman" w:hAnsi="Times New Roman"/>
+          <w:sz w:val="24"/>
+        </w:rPr>
+        <w:t>V2 and V3 are scheduled on a variable-response schedule with a minimum inter-stimulus interval of 15 responses and a mean of 20, drawn independently for each stimulus type. The minimum interval is required for identification. If momentary stimuli occurred at a fixed probability per response, successive occurrences would fall within one another's recovery windows and lags beyond the mean interval would be uninterpretable. The constraint guarantees that each occurrence is followed by at least 15 responses free of further stimuli of that type.</w:t>
+      </w:r>
+    </w:p>
+    <w:p>
+      <w:pPr>
+        <w:spacing w:line="480" w:lineRule="auto"/>
+        <w:ind w:firstLine="720"/>
+      </w:pPr>
+      <w:r>
+        <w:rPr>
+          <w:rFonts w:ascii="Times New Roman" w:hAnsi="Times New Roman"/>
+          <w:sz w:val="24"/>
+        </w:rPr>
+        <w:t>The constraint reduces the rate of momentary stimuli to approximately 5% of responses, in place of the 20% that unconstrained scheduling would permit, so that magnitude estimates for V2 and V3 rest on fewer observations. Because the experimental question concerns decay rather than magnitude, precision is sacrificed on the dimension on which the question does not depend.</w:t>
+      </w:r>
+    </w:p>
+    <w:p>
+      <w:pPr>
+        <w:spacing w:line="480" w:lineRule="auto" w:before="0" w:after="0"/>
+      </w:pPr>
+      <w:r>
+        <w:rPr>
+          <w:rFonts w:ascii="Times New Roman" w:hAnsi="Times New Roman"/>
+          <w:b/>
+          <w:i/>
+          <w:sz w:val="24"/>
+        </w:rPr>
+        <w:t>Perturbations</w:t>
+      </w:r>
+    </w:p>
+    <w:p>
+      <w:pPr>
+        <w:spacing w:line="480" w:lineRule="auto"/>
+        <w:ind w:firstLine="0"/>
+      </w:pPr>
+      <w:r>
+        <w:rPr>
+          <w:rFonts w:ascii="Times New Roman" w:hAnsi="Times New Roman"/>
+          <w:sz w:val="24"/>
+        </w:rPr>
+        <w:t>At scheduled points, V1 is reversed for exactly 8 responses and then restored, with no accompanying change to the display. Each perturbation is followed by at least 40 responses during which V1 is held constant and no momentary stimulus of either type is scheduled, so that return is observed without further disturbance. Perturbations are positioned to fall entirely within a block.</w:t>
+      </w:r>
+    </w:p>
+    <w:p>
+      <w:pPr>
+        <w:spacing w:line="480" w:lineRule="auto" w:before="0" w:after="0"/>
+      </w:pPr>
+      <w:r>
+        <w:rPr>
+          <w:rFonts w:ascii="Times New Roman" w:hAnsi="Times New Roman"/>
+          <w:b/>
+          <w:i/>
+          <w:sz w:val="24"/>
+        </w:rPr>
+        <w:t>Session Parameters</w:t>
+      </w:r>
+    </w:p>
+    <w:p>
+      <w:pPr>
+        <w:spacing w:line="480" w:lineRule="auto"/>
+        <w:ind w:firstLine="0"/>
+      </w:pPr>
+      <w:r>
+        <w:rPr>
+          <w:rFonts w:ascii="Times New Roman" w:hAnsi="Times New Roman"/>
+          <w:sz w:val="24"/>
+        </w:rPr>
+        <w:t>The procedure terminates after 2,400 responses or 28 min, whichever occurs first. At the median response rate previously observed this corresponds to approximately 11 min and 24 blocks; at the slowest rate previously observed, to 28 min and approximately 17 blocks. The number of blocks completed is recorded and treated as a quantity of interest, because it bounds the number of within-subject replications a participant contributes.</w:t>
+      </w:r>
+    </w:p>
+    <w:p>
+      <w:pPr>
+        <w:spacing w:line="480" w:lineRule="auto"/>
+        <w:ind w:firstLine="720"/>
+      </w:pPr>
+      <w:r>
+        <w:rPr>
+          <w:rFonts w:ascii="Times New Roman" w:hAnsi="Times New Roman"/>
+          <w:sz w:val="24"/>
+        </w:rPr>
+        <w:t>Participants receive fixed payment independent of points earned. Points serve as feedback only, and this is stated in the instructions.</w:t>
+      </w:r>
+    </w:p>
+    <w:p>
+      <w:pPr>
+        <w:spacing w:line="480" w:lineRule="auto" w:before="0" w:after="0"/>
+      </w:pPr>
+      <w:r>
+        <w:rPr>
+          <w:rFonts w:ascii="Times New Roman" w:hAnsi="Times New Roman"/>
+          <w:b/>
+          <w:i w:val="0"/>
+          <w:sz w:val="24"/>
+        </w:rPr>
+        <w:t>Data Analysis</w:t>
+      </w:r>
+    </w:p>
+    <w:p>
+      <w:pPr>
+        <w:spacing w:line="480" w:lineRule="auto" w:before="0" w:after="0"/>
+      </w:pPr>
+      <w:r>
+        <w:rPr>
+          <w:rFonts w:ascii="Times New Roman" w:hAnsi="Times New Roman"/>
+          <w:b/>
+          <w:i/>
+          <w:sz w:val="24"/>
+        </w:rPr>
+        <w:t>Recorded Variables</w:t>
+      </w:r>
+    </w:p>
+    <w:p>
+      <w:pPr>
+        <w:spacing w:line="480" w:lineRule="auto"/>
+        <w:ind w:firstLine="0"/>
+      </w:pPr>
+      <w:r>
+        <w:rPr>
+          <w:rFonts w:ascii="Times New Roman" w:hAnsi="Times New Roman"/>
+          <w:sz w:val="24"/>
+        </w:rPr>
+        <w:t>One record per response comprises the panel selected, the outcome, the state of V1, the presence and location of V2 or V3, the inter-response time, the block index, the ordinal position of the response within its block, whether a perturbation was in effect, and the number of responses since the most recent perturbation offset. Every quantity described below is derivable from these records without reference to a separate randomization file.</w:t>
+      </w:r>
+    </w:p>
+    <w:p>
+      <w:pPr>
+        <w:spacing w:line="480" w:lineRule="auto" w:before="0" w:after="0"/>
+      </w:pPr>
+      <w:r>
+        <w:rPr>
+          <w:rFonts w:ascii="Times New Roman" w:hAnsi="Times New Roman"/>
+          <w:b/>
+          <w:i/>
+          <w:sz w:val="24"/>
+        </w:rPr>
+        <w:t>State Vector and Operator Estimation</w:t>
+      </w:r>
+    </w:p>
+    <w:p>
+      <w:pPr>
+        <w:spacing w:line="480" w:lineRule="auto"/>
+        <w:ind w:firstLine="0"/>
+      </w:pPr>
+      <w:r>
+        <w:rPr>
+          <w:rFonts w:ascii="Times New Roman" w:hAnsi="Times New Roman"/>
+          <w:sz w:val="24"/>
+        </w:rPr>
+        <w:t xml:space="preserve">Let </w:t>
+      </w:r>
+      <w:r>
+        <w:rPr>
+          <w:rFonts w:ascii="Times New Roman" w:hAnsi="Times New Roman"/>
+          <w:b/>
+          <w:sz w:val="24"/>
+        </w:rPr>
+        <w:t>x</w:t>
+      </w:r>
+      <w:r>
+        <w:rPr>
+          <w:rFonts w:ascii="Times New Roman" w:hAnsi="Times New Roman"/>
+          <w:sz w:val="24"/>
+        </w:rPr>
+        <w:t>(</w:t>
+      </w:r>
+      <w:r>
+        <w:rPr>
+          <w:rFonts w:ascii="Times New Roman" w:hAnsi="Times New Roman"/>
+          <w:i/>
+          <w:sz w:val="24"/>
+        </w:rPr>
+        <w:t>t</w:t>
+      </w:r>
+      <w:r>
+        <w:rPr>
+          <w:rFonts w:ascii="Times New Roman" w:hAnsi="Times New Roman"/>
+          <w:sz w:val="24"/>
+        </w:rPr>
+        <w:t xml:space="preserve">) denote a vector of behavioral measures evaluated at response </w:t>
+      </w:r>
+      <w:r>
+        <w:rPr>
+          <w:rFonts w:ascii="Times New Roman" w:hAnsi="Times New Roman"/>
+          <w:i/>
+          <w:sz w:val="24"/>
+        </w:rPr>
+        <w:t>t</w:t>
+      </w:r>
+      <w:r>
+        <w:rPr>
+          <w:rFonts w:ascii="Times New Roman" w:hAnsi="Times New Roman"/>
+          <w:sz w:val="24"/>
+        </w:rPr>
+        <w:t xml:space="preserve"> and </w:t>
+      </w:r>
+      <w:r>
+        <w:rPr>
+          <w:rFonts w:ascii="Times New Roman" w:hAnsi="Times New Roman"/>
+          <w:b/>
+          <w:sz w:val="24"/>
+        </w:rPr>
+        <w:t>u</w:t>
+      </w:r>
+      <w:r>
+        <w:rPr>
+          <w:rFonts w:ascii="Times New Roman" w:hAnsi="Times New Roman"/>
+          <w:sz w:val="24"/>
+        </w:rPr>
+        <w:t>(</w:t>
+      </w:r>
+      <w:r>
+        <w:rPr>
+          <w:rFonts w:ascii="Times New Roman" w:hAnsi="Times New Roman"/>
+          <w:i/>
+          <w:sz w:val="24"/>
+        </w:rPr>
+        <w:t>t</w:t>
+      </w:r>
+      <w:r>
+        <w:rPr>
+          <w:rFonts w:ascii="Times New Roman" w:hAnsi="Times New Roman"/>
+          <w:sz w:val="24"/>
+        </w:rPr>
+        <w:t>) the vector of environmental variables in effect. Operators are estimated for each participant as</w:t>
       </w:r>
     </w:p>
     <w:p>
@@ -392,10 +1926,40 @@
       <w:r>
         <w:rPr>
           <w:rFonts w:ascii="Times New Roman" w:hAnsi="Times New Roman"/>
+          <w:b/>
+          <w:sz w:val="24"/>
+        </w:rPr>
+        <w:t>x</w:t>
+      </w:r>
+      <w:r>
+        <w:rPr>
+          <w:rFonts w:ascii="Times New Roman" w:hAnsi="Times New Roman"/>
+          <w:sz w:val="24"/>
+        </w:rPr>
+        <w:t>(</w:t>
+      </w:r>
+      <w:r>
+        <w:rPr>
+          <w:rFonts w:ascii="Times New Roman" w:hAnsi="Times New Roman"/>
           <w:i/>
           <w:sz w:val="24"/>
         </w:rPr>
-        <w:t>B</w:t>
+        <w:t>t</w:t>
+      </w:r>
+      <w:r>
+        <w:rPr>
+          <w:rFonts w:ascii="Times New Roman" w:hAnsi="Times New Roman"/>
+          <w:sz w:val="24"/>
+        </w:rPr>
+        <w:t xml:space="preserve"> + 1) = </w:t>
+      </w:r>
+      <w:r>
+        <w:rPr>
+          <w:rFonts w:ascii="Times New Roman" w:hAnsi="Times New Roman"/>
+          <w:b/>
+          <w:sz w:val="24"/>
+        </w:rPr>
+        <w:t>A x</w:t>
       </w:r>
       <w:r>
         <w:rPr>
@@ -417,7 +1981,22 @@
           <w:rFonts w:ascii="Times New Roman" w:hAnsi="Times New Roman"/>
           <w:sz w:val="24"/>
         </w:rPr>
-        <w:t xml:space="preserve">) = ∫ </w:t>
+        <w:t xml:space="preserve">) + </w:t>
+      </w:r>
+      <w:r>
+        <w:rPr>
+          <w:rFonts w:ascii="Times New Roman" w:hAnsi="Times New Roman"/>
+          <w:b/>
+          <w:sz w:val="24"/>
+        </w:rPr>
+        <w:t>B u</w:t>
+      </w:r>
+      <w:r>
+        <w:rPr>
+          <w:rFonts w:ascii="Times New Roman" w:hAnsi="Times New Roman"/>
+          <w:sz w:val="24"/>
+        </w:rPr>
+        <w:t>(</w:t>
       </w:r>
       <w:r>
         <w:rPr>
@@ -425,21 +2004,6 @@
           <w:i/>
           <w:sz w:val="24"/>
         </w:rPr>
-        <w:t>G</w:t>
-      </w:r>
-      <w:r>
-        <w:rPr>
-          <w:rFonts w:ascii="Times New Roman" w:hAnsi="Times New Roman"/>
-          <w:sz w:val="24"/>
-        </w:rPr>
-        <w:t>(</w:t>
-      </w:r>
-      <w:r>
-        <w:rPr>
-          <w:rFonts w:ascii="Times New Roman" w:hAnsi="Times New Roman"/>
-          <w:i/>
-          <w:sz w:val="24"/>
-        </w:rPr>
         <w:t>t</w:t>
       </w:r>
       <w:r>
@@ -447,67 +2011,22 @@
           <w:rFonts w:ascii="Times New Roman" w:hAnsi="Times New Roman"/>
           <w:sz w:val="24"/>
         </w:rPr>
-        <w:t xml:space="preserve"> − </w:t>
-      </w:r>
-      <w:r>
-        <w:rPr>
-          <w:rFonts w:ascii="Times New Roman" w:hAnsi="Times New Roman"/>
-          <w:i/>
-          <w:sz w:val="24"/>
-        </w:rPr>
-        <w:t>t</w:t>
-      </w:r>
-      <w:r>
-        <w:rPr>
-          <w:rFonts w:ascii="Times New Roman" w:hAnsi="Times New Roman"/>
-          <w:sz w:val="24"/>
-        </w:rPr>
-        <w:t xml:space="preserve">′) </w:t>
-      </w:r>
-      <w:r>
-        <w:rPr>
-          <w:rFonts w:ascii="Times New Roman" w:hAnsi="Times New Roman"/>
-          <w:i/>
-          <w:sz w:val="24"/>
-        </w:rPr>
-        <w:t>R</w:t>
-      </w:r>
-      <w:r>
-        <w:rPr>
-          <w:rFonts w:ascii="Times New Roman" w:hAnsi="Times New Roman"/>
-          <w:sz w:val="24"/>
-        </w:rPr>
-        <w:t>(</w:t>
-      </w:r>
-      <w:r>
-        <w:rPr>
-          <w:rFonts w:ascii="Times New Roman" w:hAnsi="Times New Roman"/>
-          <w:i/>
-          <w:sz w:val="24"/>
-        </w:rPr>
-        <w:t>t</w:t>
-      </w:r>
-      <w:r>
-        <w:rPr>
-          <w:rFonts w:ascii="Times New Roman" w:hAnsi="Times New Roman"/>
-          <w:sz w:val="24"/>
-        </w:rPr>
-        <w:t>′) d</w:t>
-      </w:r>
-      <w:r>
-        <w:rPr>
-          <w:rFonts w:ascii="Times New Roman" w:hAnsi="Times New Roman"/>
-          <w:i/>
-          <w:sz w:val="24"/>
-        </w:rPr>
-        <w:t>t</w:t>
-      </w:r>
-      <w:r>
-        <w:rPr>
-          <w:rFonts w:ascii="Times New Roman" w:hAnsi="Times New Roman"/>
-          <w:sz w:val="24"/>
-        </w:rPr>
-        <w:t>′,</w:t>
+        <w:t xml:space="preserve">) + </w:t>
+      </w:r>
+      <w:r>
+        <w:rPr>
+          <w:rFonts w:ascii="Times New Roman" w:hAnsi="Times New Roman"/>
+          <w:b/>
+          <w:sz w:val="24"/>
+        </w:rPr>
+        <w:t>c</w:t>
+      </w:r>
+      <w:r>
+        <w:rPr>
+          <w:rFonts w:ascii="Times New Roman" w:hAnsi="Times New Roman"/>
+          <w:sz w:val="24"/>
+        </w:rPr>
+        <w:t>.</w:t>
       </w:r>
     </w:p>
     <w:p>
@@ -520,7 +2039,37 @@
           <w:rFonts w:ascii="Times New Roman" w:hAnsi="Times New Roman"/>
           <w:sz w:val="24"/>
         </w:rPr>
-        <w:t>and identified the critical test of the framework as the invariance of the</w:t>
+        <w:t xml:space="preserve">The state is constructed without aggregation into bins. In the previous study the state comprised proportions computed over a window of responses, which requires a window width, and that width was selected on a sampling-noise criterion that argues only for wider windows. A window also functions as a low-pass filter: at the width selected, an unconstrained operator predicted held-out behavior no better than a scalar operator for 13 of 23 participants, whereas at the narrowest width examined it did so for 23 of 23. In the present study the state is a lag embedding of the response series, comprising the recorded response-level measures over the preceding </w:t>
+      </w:r>
+      <w:r>
+        <w:rPr>
+          <w:rFonts w:ascii="Times New Roman" w:hAnsi="Times New Roman"/>
+          <w:i/>
+          <w:sz w:val="24"/>
+        </w:rPr>
+        <w:t>k</w:t>
+      </w:r>
+      <w:r>
+        <w:rPr>
+          <w:rFonts w:ascii="Times New Roman" w:hAnsi="Times New Roman"/>
+          <w:sz w:val="24"/>
+        </w:rPr>
+        <w:t xml:space="preserve"> responses, so that each response contributes a transition. Embedding order </w:t>
+      </w:r>
+      <w:r>
+        <w:rPr>
+          <w:rFonts w:ascii="Times New Roman" w:hAnsi="Times New Roman"/>
+          <w:i/>
+          <w:sz w:val="24"/>
+        </w:rPr>
+        <w:t>k</w:t>
+      </w:r>
+      <w:r>
+        <w:rPr>
+          <w:rFonts w:ascii="Times New Roman" w:hAnsi="Times New Roman"/>
+          <w:sz w:val="24"/>
+        </w:rPr>
+        <w:t xml:space="preserve"> is selected for each participant by held-out predictive likelihood.</w:t>
       </w:r>
     </w:p>
     <w:p>
@@ -533,7 +2082,94 @@
           <w:rFonts w:ascii="Times New Roman" w:hAnsi="Times New Roman"/>
           <w:sz w:val="24"/>
         </w:rPr>
-        <w:t>kernel under a change of schedule. The kernel has both a height and a time</w:t>
+        <w:t xml:space="preserve">Fits are evaluated as skill relative to a persistence baseline on temporally held-out responses, 1 − </w:t>
+      </w:r>
+      <w:r>
+        <w:rPr>
+          <w:rFonts w:ascii="Times New Roman" w:hAnsi="Times New Roman"/>
+          <w:i/>
+          <w:sz w:val="24"/>
+        </w:rPr>
+        <w:t>MSE</w:t>
+      </w:r>
+      <w:r>
+        <w:rPr>
+          <w:rFonts w:ascii="Times New Roman" w:hAnsi="Times New Roman"/>
+          <w:sz w:val="24"/>
+        </w:rPr>
+        <w:t>/</w:t>
+      </w:r>
+      <w:r>
+        <w:rPr>
+          <w:rFonts w:ascii="Times New Roman" w:hAnsi="Times New Roman"/>
+          <w:i/>
+          <w:sz w:val="24"/>
+        </w:rPr>
+        <w:t>MSE</w:t>
+      </w:r>
+      <w:r>
+        <w:rPr>
+          <w:rFonts w:ascii="Times New Roman" w:hAnsi="Times New Roman"/>
+          <w:sz w:val="24"/>
+        </w:rPr>
+        <w:t>persistence, and not by within-sample fit.</w:t>
+      </w:r>
+    </w:p>
+    <w:p>
+      <w:pPr>
+        <w:spacing w:line="480" w:lineRule="auto" w:before="0" w:after="0"/>
+      </w:pPr>
+      <w:r>
+        <w:rPr>
+          <w:rFonts w:ascii="Times New Roman" w:hAnsi="Times New Roman"/>
+          <w:b/>
+          <w:i/>
+          <w:sz w:val="24"/>
+        </w:rPr>
+        <w:t>Analysis of Individual Transitions</w:t>
+      </w:r>
+    </w:p>
+    <w:p>
+      <w:pPr>
+        <w:spacing w:line="480" w:lineRule="auto"/>
+        <w:ind w:firstLine="0"/>
+      </w:pPr>
+      <w:r>
+        <w:rPr>
+          <w:rFonts w:ascii="Times New Roman" w:hAnsi="Times New Roman"/>
+          <w:sz w:val="24"/>
+        </w:rPr>
+        <w:t xml:space="preserve">Each block boundary constitutes a within-subject replication. For each boundary the following are computed: the direction of change in allocation over the 32 responses following the boundary relative to the 32 preceding it, the magnitude of that change, and whether the direction corresponds to the arrangement. Results are reported for each participant as counts of replications, in the form </w:t>
+      </w:r>
+      <w:r>
+        <w:rPr>
+          <w:rFonts w:ascii="Times New Roman" w:hAnsi="Times New Roman"/>
+          <w:i/>
+          <w:sz w:val="24"/>
+        </w:rPr>
+        <w:t>k</w:t>
+      </w:r>
+      <w:r>
+        <w:rPr>
+          <w:rFonts w:ascii="Times New Roman" w:hAnsi="Times New Roman"/>
+          <w:sz w:val="24"/>
+        </w:rPr>
+        <w:t xml:space="preserve"> of </w:t>
+      </w:r>
+      <w:r>
+        <w:rPr>
+          <w:rFonts w:ascii="Times New Roman" w:hAnsi="Times New Roman"/>
+          <w:i/>
+          <w:sz w:val="24"/>
+        </w:rPr>
+        <w:t>m</w:t>
+      </w:r>
+      <w:r>
+        <w:rPr>
+          <w:rFonts w:ascii="Times New Roman" w:hAnsi="Times New Roman"/>
+          <w:sz w:val="24"/>
+        </w:rPr>
+        <w:t xml:space="preserve"> boundaries exhibited the arranged effect, rather than as a mean across boundaries, which would obscure a participant who reversed on half of them.</w:t>
       </w:r>
     </w:p>
     <w:p>
@@ -546,7 +2182,34 @@
           <w:rFonts w:ascii="Times New Roman" w:hAnsi="Times New Roman"/>
           <w:sz w:val="24"/>
         </w:rPr>
-        <w:t>constant, so magnitude and persistence are distinct within it. The formulation</w:t>
+        <w:t>Decay rates are estimated for each participant across that participant's transitions, because a single transition of approximately 32 binary responses does not support a reliable rate estimate.</w:t>
+      </w:r>
+    </w:p>
+    <w:p>
+      <w:pPr>
+        <w:spacing w:line="480" w:lineRule="auto" w:before="0" w:after="0"/>
+      </w:pPr>
+      <w:r>
+        <w:rPr>
+          <w:rFonts w:ascii="Times New Roman" w:hAnsi="Times New Roman"/>
+          <w:b/>
+          <w:i/>
+          <w:sz w:val="24"/>
+        </w:rPr>
+        <w:t>Primary Comparison</w:t>
+      </w:r>
+    </w:p>
+    <w:p>
+      <w:pPr>
+        <w:spacing w:line="480" w:lineRule="auto"/>
+        <w:ind w:firstLine="0"/>
+      </w:pPr>
+      <w:r>
+        <w:rPr>
+          <w:rFonts w:ascii="Times New Roman" w:hAnsi="Times New Roman"/>
+          <w:sz w:val="24"/>
+        </w:rPr>
+        <w:t>The hypothesis under test is that influence comprises two separable components, magnitude and persistence, and that measures without a representation of time conflate them.</w:t>
       </w:r>
     </w:p>
     <w:p>
@@ -559,7 +2222,7 @@
           <w:rFonts w:ascii="Times New Roman" w:hAnsi="Times New Roman"/>
           <w:sz w:val="24"/>
         </w:rPr>
-        <w:t>admits a single input.</w:t>
+        <w:t>Two quantities are estimated per participant for each of V1, V2, and V3. The first is magnitude: the asymptotic displacement in allocation attributable to the variable, obtained from the steady-state portion of blocks for V1 and from the immediate response (lags 0 and 1) for V2 and V3. The second is persistence: the decay of that displacement, obtained without reference to any model as the profile of allocation at lags 1 through 15 following each momentary stimulus, and at lags 1 through 40 following each perturbation offset.</w:t>
       </w:r>
     </w:p>
     <w:p>
@@ -572,103 +2235,34 @@
           <w:rFonts w:ascii="Times New Roman" w:hAnsi="Times New Roman"/>
           <w:sz w:val="24"/>
         </w:rPr>
-        <w:t>Baum and Davison (2009) modeled log choice as updated at each food delivery,</w:t>
+        <w:t>The model-free decay profile serves as the criterion against which the estimated operator is evaluated. The spectral prediction is that the eigenvalue associated with the mode a variable drives corresponds to that variable's measured decay; this correspondence is tested rather than assumed.</w:t>
       </w:r>
     </w:p>
     <w:p>
       <w:pPr>
         <w:spacing w:line="480" w:lineRule="auto"/>
-        <w:ind w:left="720"/>
+        <w:ind w:firstLine="720"/>
       </w:pPr>
       <w:r>
         <w:rPr>
           <w:rFonts w:ascii="Times New Roman" w:hAnsi="Times New Roman"/>
+          <w:sz w:val="24"/>
+        </w:rPr>
+        <w:t>The critical comparison concerns variables matched in magnitude and differing in persistence. The arranged effect of V2 terminates with the response on which it occurs, whereas V1 must be integrated across responses to be detected. Any influence of V2 at lag 1 or beyond therefore constitutes behavioral persistence rather than continued arrangement. Where the estimated magnitudes of two variables are statistically indistinguishable for a participant while their measured decay profiles differ, an analysis based on the matching law and one based on signal-detection theory must return equivalent values for both, because neither represents time. The spectrum returns different eigenvalues.</w:t>
+      </w:r>
+    </w:p>
+    <w:p>
+      <w:pPr>
+        <w:spacing w:line="480" w:lineRule="auto" w:before="0" w:after="0"/>
+      </w:pPr>
+      <w:r>
+        <w:rPr>
+          <w:rFonts w:ascii="Times New Roman" w:hAnsi="Times New Roman"/>
+          <w:b/>
           <w:i/>
           <w:sz w:val="24"/>
         </w:rPr>
-        <w:t>B</w:t>
-      </w:r>
-      <w:r>
-        <w:rPr>
-          <w:rFonts w:ascii="Times New Roman" w:hAnsi="Times New Roman"/>
-          <w:sz w:val="24"/>
-        </w:rPr>
-        <w:t>(</w:t>
-      </w:r>
-      <w:r>
-        <w:rPr>
-          <w:rFonts w:ascii="Times New Roman" w:hAnsi="Times New Roman"/>
-          <w:i/>
-          <w:sz w:val="24"/>
-        </w:rPr>
-        <w:t>i</w:t>
-      </w:r>
-      <w:r>
-        <w:rPr>
-          <w:rFonts w:ascii="Times New Roman" w:hAnsi="Times New Roman"/>
-          <w:sz w:val="24"/>
-        </w:rPr>
-        <w:t xml:space="preserve"> + 1) = (1 − </w:t>
-      </w:r>
-      <w:r>
-        <w:rPr>
-          <w:rFonts w:ascii="Times New Roman" w:hAnsi="Times New Roman"/>
-          <w:i/>
-          <w:sz w:val="24"/>
-        </w:rPr>
-        <w:t>w</w:t>
-      </w:r>
-      <w:r>
-        <w:rPr>
-          <w:rFonts w:ascii="Times New Roman" w:hAnsi="Times New Roman"/>
-          <w:sz w:val="24"/>
-        </w:rPr>
-        <w:t xml:space="preserve">) </w:t>
-      </w:r>
-      <w:r>
-        <w:rPr>
-          <w:rFonts w:ascii="Times New Roman" w:hAnsi="Times New Roman"/>
-          <w:i/>
-          <w:sz w:val="24"/>
-        </w:rPr>
-        <w:t>B</w:t>
-      </w:r>
-      <w:r>
-        <w:rPr>
-          <w:rFonts w:ascii="Times New Roman" w:hAnsi="Times New Roman"/>
-          <w:sz w:val="24"/>
-        </w:rPr>
-        <w:t>(</w:t>
-      </w:r>
-      <w:r>
-        <w:rPr>
-          <w:rFonts w:ascii="Times New Roman" w:hAnsi="Times New Roman"/>
-          <w:i/>
-          <w:sz w:val="24"/>
-        </w:rPr>
-        <w:t>i</w:t>
-      </w:r>
-      <w:r>
-        <w:rPr>
-          <w:rFonts w:ascii="Times New Roman" w:hAnsi="Times New Roman"/>
-          <w:sz w:val="24"/>
-        </w:rPr>
-        <w:t xml:space="preserve">) + </w:t>
-      </w:r>
-      <w:r>
-        <w:rPr>
-          <w:rFonts w:ascii="Times New Roman" w:hAnsi="Times New Roman"/>
-          <w:i/>
-          <w:sz w:val="24"/>
-        </w:rPr>
-        <w:t>wA</w:t>
-      </w:r>
-      <w:r>
-        <w:rPr>
-          <w:rFonts w:ascii="Times New Roman" w:hAnsi="Times New Roman"/>
-          <w:sz w:val="24"/>
-        </w:rPr>
-        <w:t>,</w:t>
+        <w:t>Comparison Measures</w:t>
       </w:r>
     </w:p>
     <w:p>
@@ -681,7 +2275,7 @@
           <w:rFonts w:ascii="Times New Roman" w:hAnsi="Times New Roman"/>
           <w:sz w:val="24"/>
         </w:rPr>
-        <w:t xml:space="preserve">with fitted values of </w:t>
+        <w:t xml:space="preserve">Sensitivity to reinforcement in the generalized matching law and log </w:t>
       </w:r>
       <w:r>
         <w:rPr>
@@ -689,14 +2283,41 @@
           <w:i/>
           <w:sz w:val="24"/>
         </w:rPr>
-        <w:t>w</w:t>
-      </w:r>
-      <w:r>
-        <w:rPr>
-          <w:rFonts w:ascii="Times New Roman" w:hAnsi="Times New Roman"/>
-          <w:sz w:val="24"/>
-        </w:rPr>
-        <w:t xml:space="preserve"> between .42 and .66. Magnitude and persistence are</w:t>
+        <w:t>d</w:t>
+      </w:r>
+      <w:r>
+        <w:rPr>
+          <w:rFonts w:ascii="Times New Roman" w:hAnsi="Times New Roman"/>
+          <w:sz w:val="24"/>
+        </w:rPr>
+        <w:t xml:space="preserve"> for each signaled stimulus are computed on the identical response series for each participant. These constitute the established measures of relative influence and are reported alongside the operator estimates rather than in place of them.</w:t>
+      </w:r>
+    </w:p>
+    <w:p>
+      <w:pPr>
+        <w:spacing w:line="480" w:lineRule="auto" w:before="0" w:after="0"/>
+      </w:pPr>
+      <w:r>
+        <w:rPr>
+          <w:rFonts w:ascii="Times New Roman" w:hAnsi="Times New Roman"/>
+          <w:b/>
+          <w:i/>
+          <w:sz w:val="24"/>
+        </w:rPr>
+        <w:t>Reference Distributions and Validation</w:t>
+      </w:r>
+    </w:p>
+    <w:p>
+      <w:pPr>
+        <w:spacing w:line="480" w:lineRule="auto"/>
+        <w:ind w:firstLine="0"/>
+      </w:pPr>
+      <w:r>
+        <w:rPr>
+          <w:rFonts w:ascii="Times New Roman" w:hAnsi="Times New Roman"/>
+          <w:sz w:val="24"/>
+        </w:rPr>
+        <w:t>No estimate is interpreted without a reference distribution computed from the same participant's data. For operator invariance, the reference is the distribution of spectral distances between two independent estimates of the same operator at equal sample size. For eigenvector comparisons, the reference is the same-operator cosine floor. For per-variable control, the reference is a permutation that removes the identity of each variable while preserving the choice structure and the participant's responses.</w:t>
       </w:r>
     </w:p>
     <w:p>
@@ -709,4584 +2330,7 @@
           <w:rFonts w:ascii="Times New Roman" w:hAnsi="Times New Roman"/>
           <w:sz w:val="24"/>
         </w:rPr>
-        <w:t>distinct in this account as well, and are separately manipulable: a changeover</w:t>
-      </w:r>
-    </w:p>
-    <w:p>
-      <w:pPr>
-        <w:spacing w:line="480" w:lineRule="auto"/>
-        <w:ind w:firstLine="720"/>
-      </w:pPr>
-      <w:r>
-        <w:rPr>
-          <w:rFonts w:ascii="Times New Roman" w:hAnsi="Times New Roman"/>
-          <w:sz w:val="24"/>
-        </w:rPr>
-        <w:t xml:space="preserve">delay altered the asymptote </w:t>
-      </w:r>
-      <w:r>
-        <w:rPr>
-          <w:rFonts w:ascii="Times New Roman" w:hAnsi="Times New Roman"/>
-          <w:i/>
-          <w:sz w:val="24"/>
-        </w:rPr>
-        <w:t>A</w:t>
-      </w:r>
-      <w:r>
-        <w:rPr>
-          <w:rFonts w:ascii="Times New Roman" w:hAnsi="Times New Roman"/>
-          <w:sz w:val="24"/>
-        </w:rPr>
-        <w:t xml:space="preserve">, whereas overall food rate altered the rate </w:t>
-      </w:r>
-      <w:r>
-        <w:rPr>
-          <w:rFonts w:ascii="Times New Roman" w:hAnsi="Times New Roman"/>
-          <w:i/>
-          <w:sz w:val="24"/>
-        </w:rPr>
-        <w:t>w</w:t>
-      </w:r>
-      <w:r>
-        <w:rPr>
-          <w:rFonts w:ascii="Times New Roman" w:hAnsi="Times New Roman"/>
-          <w:sz w:val="24"/>
-        </w:rPr>
-        <w:t>.</w:t>
-      </w:r>
-    </w:p>
-    <w:p>
-      <w:pPr>
-        <w:spacing w:line="480" w:lineRule="auto"/>
-        <w:ind w:firstLine="720"/>
-      </w:pPr>
-      <w:r>
-        <w:rPr>
-          <w:rFonts w:ascii="Times New Roman" w:hAnsi="Times New Roman"/>
-          <w:sz w:val="24"/>
-        </w:rPr>
-        <w:t>The operator is scalar and therefore admits a single rate. Reported fits were</w:t>
-      </w:r>
-    </w:p>
-    <w:p>
-      <w:pPr>
-        <w:spacing w:line="480" w:lineRule="auto"/>
-        <w:ind w:firstLine="720"/>
-      </w:pPr>
-      <w:r>
-        <w:rPr>
-          <w:rFonts w:ascii="Times New Roman" w:hAnsi="Times New Roman"/>
-          <w:sz w:val="24"/>
-        </w:rPr>
-        <w:t>obtained from data pooled across six pigeons and 60 to 85 sessions.</w:t>
-      </w:r>
-    </w:p>
-    <w:p>
-      <w:pPr>
-        <w:spacing w:line="480" w:lineRule="auto"/>
-        <w:ind w:firstLine="720"/>
-      </w:pPr>
-      <w:r>
-        <w:rPr>
-          <w:rFonts w:ascii="Times New Roman" w:hAnsi="Times New Roman"/>
-          <w:sz w:val="24"/>
-        </w:rPr>
-        <w:t>Nevin (1992) indexed behavioral strength by resistance to change under a</w:t>
-      </w:r>
-    </w:p>
-    <w:p>
-      <w:pPr>
-        <w:spacing w:line="480" w:lineRule="auto"/>
-        <w:ind w:firstLine="720"/>
-      </w:pPr>
-      <w:r>
-        <w:rPr>
-          <w:rFonts w:ascii="Times New Roman" w:hAnsi="Times New Roman"/>
-          <w:sz w:val="24"/>
-        </w:rPr>
-        <w:t>disrupter. The central claim of behavioral momentum theory is that response</w:t>
-      </w:r>
-    </w:p>
-    <w:p>
-      <w:pPr>
-        <w:spacing w:line="480" w:lineRule="auto"/>
-        <w:ind w:firstLine="720"/>
-      </w:pPr>
-      <w:r>
-        <w:rPr>
-          <w:rFonts w:ascii="Times New Roman" w:hAnsi="Times New Roman"/>
-          <w:sz w:val="24"/>
-        </w:rPr>
-        <w:t>rate and resistance to change constitute independent dimensions of behavior.</w:t>
-      </w:r>
-    </w:p>
-    <w:p>
-      <w:pPr>
-        <w:spacing w:line="480" w:lineRule="auto"/>
-        <w:ind w:firstLine="720"/>
-      </w:pPr>
-      <w:r>
-        <w:rPr>
-          <w:rFonts w:ascii="Times New Roman" w:hAnsi="Times New Roman"/>
-          <w:sz w:val="24"/>
-        </w:rPr>
-        <w:t>Resistance is estimated for one response class at a time. Nevin et al. (2005)</w:t>
-      </w:r>
-    </w:p>
-    <w:p>
-      <w:pPr>
-        <w:spacing w:line="480" w:lineRule="auto"/>
-        <w:ind w:firstLine="720"/>
-      </w:pPr>
-      <w:r>
-        <w:rPr>
-          <w:rFonts w:ascii="Times New Roman" w:hAnsi="Times New Roman"/>
-          <w:sz w:val="24"/>
-        </w:rPr>
-        <w:t>extended the account with an unmeasured probability of attending, which</w:t>
-      </w:r>
-    </w:p>
-    <w:p>
-      <w:pPr>
-        <w:spacing w:line="480" w:lineRule="auto"/>
-        <w:ind w:firstLine="720"/>
-      </w:pPr>
-      <w:r>
-        <w:rPr>
-          <w:rFonts w:ascii="Times New Roman" w:hAnsi="Times New Roman"/>
-          <w:sz w:val="24"/>
-        </w:rPr>
-        <w:t>introduces a latent variable while remaining an account of steady states and of</w:t>
-      </w:r>
-    </w:p>
-    <w:p>
-      <w:pPr>
-        <w:spacing w:line="480" w:lineRule="auto"/>
-        <w:ind w:firstLine="720"/>
-      </w:pPr>
-      <w:r>
-        <w:rPr>
-          <w:rFonts w:ascii="Times New Roman" w:hAnsi="Times New Roman"/>
-          <w:sz w:val="24"/>
-        </w:rPr>
-        <w:t>decay under disruption.</w:t>
-      </w:r>
-    </w:p>
-    <w:p>
-      <w:pPr>
-        <w:spacing w:line="480" w:lineRule="auto"/>
-        <w:ind w:firstLine="720"/>
-      </w:pPr>
-      <w:r>
-        <w:rPr>
-          <w:rFonts w:ascii="Times New Roman" w:hAnsi="Times New Roman"/>
-          <w:sz w:val="24"/>
-        </w:rPr>
-        <w:t>Each account distinguishes magnitude from persistence for a single influence.</w:t>
-      </w:r>
-    </w:p>
-    <w:p>
-      <w:pPr>
-        <w:spacing w:line="480" w:lineRule="auto"/>
-        <w:ind w:firstLine="720"/>
-      </w:pPr>
-      <w:r>
-        <w:rPr>
-          <w:rFonts w:ascii="Times New Roman" w:hAnsi="Times New Roman"/>
-          <w:sz w:val="24"/>
-        </w:rPr>
-        <w:t>None distinguishes them across several concurrent influences. The limitation is</w:t>
-      </w:r>
-    </w:p>
-    <w:p>
-      <w:pPr>
-        <w:spacing w:line="480" w:lineRule="auto"/>
-        <w:ind w:firstLine="720"/>
-      </w:pPr>
-      <w:r>
-        <w:rPr>
-          <w:rFonts w:ascii="Times New Roman" w:hAnsi="Times New Roman"/>
-          <w:sz w:val="24"/>
-        </w:rPr>
-        <w:t>structural rather than historical: a scalar operator admits one rate, a</w:t>
-      </w:r>
-    </w:p>
-    <w:p>
-      <w:pPr>
-        <w:spacing w:line="480" w:lineRule="auto"/>
-        <w:ind w:firstLine="720"/>
-      </w:pPr>
-      <w:r>
-        <w:rPr>
-          <w:rFonts w:ascii="Times New Roman" w:hAnsi="Times New Roman"/>
-          <w:sz w:val="24"/>
-        </w:rPr>
-        <w:t>single-input kernel one time constant, and a resistance measure one response</w:t>
-      </w:r>
-    </w:p>
-    <w:p>
-      <w:pPr>
-        <w:spacing w:line="480" w:lineRule="auto"/>
-        <w:ind w:firstLine="720"/>
-      </w:pPr>
-      <w:r>
-        <w:rPr>
-          <w:rFonts w:ascii="Times New Roman" w:hAnsi="Times New Roman"/>
-          <w:sz w:val="24"/>
-        </w:rPr>
-        <w:t>class.</w:t>
-      </w:r>
-    </w:p>
-    <w:p>
-      <w:pPr>
-        <w:spacing w:line="480" w:lineRule="auto" w:before="0" w:after="0"/>
-      </w:pPr>
-      <w:r>
-        <w:rPr>
-          <w:rFonts w:ascii="Times New Roman" w:hAnsi="Times New Roman"/>
-          <w:b/>
-          <w:i w:val="0"/>
-          <w:sz w:val="24"/>
-        </w:rPr>
-        <w:t>The Transition Operator and Its Spectrum</w:t>
-      </w:r>
-    </w:p>
-    <w:p>
-      <w:pPr>
-        <w:spacing w:line="480" w:lineRule="auto"/>
-        <w:ind w:firstLine="0"/>
-      </w:pPr>
-      <w:r>
-        <w:rPr>
-          <w:rFonts w:ascii="Times New Roman" w:hAnsi="Times New Roman"/>
-          <w:sz w:val="24"/>
-        </w:rPr>
-        <w:t>Consider an operator fitted to an individual's response series,</w:t>
-      </w:r>
-    </w:p>
-    <w:p>
-      <w:pPr>
-        <w:spacing w:line="480" w:lineRule="auto"/>
-        <w:ind w:left="720"/>
-      </w:pPr>
-      <w:r>
-        <w:rPr>
-          <w:rFonts w:ascii="Times New Roman" w:hAnsi="Times New Roman"/>
-          <w:b/>
-          <w:sz w:val="24"/>
-        </w:rPr>
-        <w:t>x</w:t>
-      </w:r>
-      <w:r>
-        <w:rPr>
-          <w:rFonts w:ascii="Times New Roman" w:hAnsi="Times New Roman"/>
-          <w:sz w:val="24"/>
-        </w:rPr>
-        <w:t>(</w:t>
-      </w:r>
-      <w:r>
-        <w:rPr>
-          <w:rFonts w:ascii="Times New Roman" w:hAnsi="Times New Roman"/>
-          <w:i/>
-          <w:sz w:val="24"/>
-        </w:rPr>
-        <w:t>t</w:t>
-      </w:r>
-      <w:r>
-        <w:rPr>
-          <w:rFonts w:ascii="Times New Roman" w:hAnsi="Times New Roman"/>
-          <w:sz w:val="24"/>
-        </w:rPr>
-        <w:t xml:space="preserve"> + 1) = </w:t>
-      </w:r>
-      <w:r>
-        <w:rPr>
-          <w:rFonts w:ascii="Times New Roman" w:hAnsi="Times New Roman"/>
-          <w:b/>
-          <w:sz w:val="24"/>
-        </w:rPr>
-        <w:t>A x</w:t>
-      </w:r>
-      <w:r>
-        <w:rPr>
-          <w:rFonts w:ascii="Times New Roman" w:hAnsi="Times New Roman"/>
-          <w:sz w:val="24"/>
-        </w:rPr>
-        <w:t>(</w:t>
-      </w:r>
-      <w:r>
-        <w:rPr>
-          <w:rFonts w:ascii="Times New Roman" w:hAnsi="Times New Roman"/>
-          <w:i/>
-          <w:sz w:val="24"/>
-        </w:rPr>
-        <w:t>t</w:t>
-      </w:r>
-      <w:r>
-        <w:rPr>
-          <w:rFonts w:ascii="Times New Roman" w:hAnsi="Times New Roman"/>
-          <w:sz w:val="24"/>
-        </w:rPr>
-        <w:t xml:space="preserve">) + </w:t>
-      </w:r>
-      <w:r>
-        <w:rPr>
-          <w:rFonts w:ascii="Times New Roman" w:hAnsi="Times New Roman"/>
-          <w:b/>
-          <w:sz w:val="24"/>
-        </w:rPr>
-        <w:t>B u</w:t>
-      </w:r>
-      <w:r>
-        <w:rPr>
-          <w:rFonts w:ascii="Times New Roman" w:hAnsi="Times New Roman"/>
-          <w:sz w:val="24"/>
-        </w:rPr>
-        <w:t>(</w:t>
-      </w:r>
-      <w:r>
-        <w:rPr>
-          <w:rFonts w:ascii="Times New Roman" w:hAnsi="Times New Roman"/>
-          <w:i/>
-          <w:sz w:val="24"/>
-        </w:rPr>
-        <w:t>t</w:t>
-      </w:r>
-      <w:r>
-        <w:rPr>
-          <w:rFonts w:ascii="Times New Roman" w:hAnsi="Times New Roman"/>
-          <w:sz w:val="24"/>
-        </w:rPr>
-        <w:t xml:space="preserve">) + </w:t>
-      </w:r>
-      <w:r>
-        <w:rPr>
-          <w:rFonts w:ascii="Times New Roman" w:hAnsi="Times New Roman"/>
-          <w:b/>
-          <w:sz w:val="24"/>
-        </w:rPr>
-        <w:t>c</w:t>
-      </w:r>
-      <w:r>
-        <w:rPr>
-          <w:rFonts w:ascii="Times New Roman" w:hAnsi="Times New Roman"/>
-          <w:sz w:val="24"/>
-        </w:rPr>
-        <w:t>,</w:t>
-      </w:r>
-    </w:p>
-    <w:p>
-      <w:pPr>
-        <w:spacing w:line="480" w:lineRule="auto"/>
-        <w:ind w:firstLine="0"/>
-      </w:pPr>
-      <w:r>
-        <w:rPr>
-          <w:rFonts w:ascii="Times New Roman" w:hAnsi="Times New Roman"/>
-          <w:sz w:val="24"/>
-        </w:rPr>
-        <w:t xml:space="preserve">in which </w:t>
-      </w:r>
-      <w:r>
-        <w:rPr>
-          <w:rFonts w:ascii="Times New Roman" w:hAnsi="Times New Roman"/>
-          <w:b/>
-          <w:sz w:val="24"/>
-        </w:rPr>
-        <w:t>x</w:t>
-      </w:r>
-      <w:r>
-        <w:rPr>
-          <w:rFonts w:ascii="Times New Roman" w:hAnsi="Times New Roman"/>
-          <w:sz w:val="24"/>
-        </w:rPr>
-        <w:t xml:space="preserve"> is a vector of behavioral measures and </w:t>
-      </w:r>
-      <w:r>
-        <w:rPr>
-          <w:rFonts w:ascii="Times New Roman" w:hAnsi="Times New Roman"/>
-          <w:b/>
-          <w:sz w:val="24"/>
-        </w:rPr>
-        <w:t>u</w:t>
-      </w:r>
-      <w:r>
-        <w:rPr>
-          <w:rFonts w:ascii="Times New Roman" w:hAnsi="Times New Roman"/>
-          <w:sz w:val="24"/>
-        </w:rPr>
-        <w:t xml:space="preserve"> a vector of</w:t>
-      </w:r>
-    </w:p>
-    <w:p>
-      <w:pPr>
-        <w:spacing w:line="480" w:lineRule="auto"/>
-        <w:ind w:firstLine="720"/>
-      </w:pPr>
-      <w:r>
-        <w:rPr>
-          <w:rFonts w:ascii="Times New Roman" w:hAnsi="Times New Roman"/>
-          <w:sz w:val="24"/>
-        </w:rPr>
-        <w:t>manipulated environmental variables.</w:t>
-      </w:r>
-    </w:p>
-    <w:p>
-      <w:pPr>
-        <w:spacing w:line="480" w:lineRule="auto"/>
-        <w:ind w:firstLine="720"/>
-      </w:pPr>
-      <w:r>
-        <w:rPr>
-          <w:rFonts w:ascii="Times New Roman" w:hAnsi="Times New Roman"/>
-          <w:sz w:val="24"/>
-        </w:rPr>
-        <w:t xml:space="preserve">Relative influence resides in </w:t>
-      </w:r>
-      <w:r>
-        <w:rPr>
-          <w:rFonts w:ascii="Times New Roman" w:hAnsi="Times New Roman"/>
-          <w:b/>
-          <w:sz w:val="24"/>
-        </w:rPr>
-        <w:t>B</w:t>
-      </w:r>
-      <w:r>
-        <w:rPr>
-          <w:rFonts w:ascii="Times New Roman" w:hAnsi="Times New Roman"/>
-          <w:sz w:val="24"/>
-        </w:rPr>
-        <w:t xml:space="preserve"> rather than in the spectrum of </w:t>
-      </w:r>
-      <w:r>
-        <w:rPr>
-          <w:rFonts w:ascii="Times New Roman" w:hAnsi="Times New Roman"/>
-          <w:b/>
-          <w:sz w:val="24"/>
-        </w:rPr>
-        <w:t>A</w:t>
-      </w:r>
-      <w:r>
-        <w:rPr>
-          <w:rFonts w:ascii="Times New Roman" w:hAnsi="Times New Roman"/>
-          <w:sz w:val="24"/>
-        </w:rPr>
-        <w:t>. Column</w:t>
-      </w:r>
-    </w:p>
-    <w:p>
-      <w:pPr>
-        <w:spacing w:line="480" w:lineRule="auto"/>
-        <w:ind w:firstLine="720"/>
-      </w:pPr>
-      <w:r>
-        <w:rPr>
-          <w:rFonts w:ascii="Times New Roman" w:hAnsi="Times New Roman"/>
-          <w:i/>
-          <w:sz w:val="24"/>
-        </w:rPr>
-        <w:t>k</w:t>
-      </w:r>
-      <w:r>
-        <w:rPr>
-          <w:rFonts w:ascii="Times New Roman" w:hAnsi="Times New Roman"/>
-          <w:sz w:val="24"/>
-        </w:rPr>
-        <w:t xml:space="preserve"> of </w:t>
-      </w:r>
-      <w:r>
-        <w:rPr>
-          <w:rFonts w:ascii="Times New Roman" w:hAnsi="Times New Roman"/>
-          <w:b/>
-          <w:sz w:val="24"/>
-        </w:rPr>
-        <w:t>B</w:t>
-      </w:r>
-      <w:r>
-        <w:rPr>
-          <w:rFonts w:ascii="Times New Roman" w:hAnsi="Times New Roman"/>
-          <w:sz w:val="24"/>
-        </w:rPr>
-        <w:t xml:space="preserve"> estimates the effect of variable </w:t>
-      </w:r>
-      <w:r>
-        <w:rPr>
-          <w:rFonts w:ascii="Times New Roman" w:hAnsi="Times New Roman"/>
-          <w:i/>
-          <w:sz w:val="24"/>
-        </w:rPr>
-        <w:t>k</w:t>
-      </w:r>
-      <w:r>
-        <w:rPr>
-          <w:rFonts w:ascii="Times New Roman" w:hAnsi="Times New Roman"/>
-          <w:sz w:val="24"/>
-        </w:rPr>
-        <w:t xml:space="preserve"> on behavior with the</w:t>
-      </w:r>
-    </w:p>
-    <w:p>
-      <w:pPr>
-        <w:spacing w:line="480" w:lineRule="auto"/>
-        <w:ind w:firstLine="720"/>
-      </w:pPr>
-      <w:r>
-        <w:rPr>
-          <w:rFonts w:ascii="Times New Roman" w:hAnsi="Times New Roman"/>
-          <w:sz w:val="24"/>
-        </w:rPr>
-        <w:t xml:space="preserve">organism's own carryover already accommodated in </w:t>
-      </w:r>
-      <w:r>
-        <w:rPr>
-          <w:rFonts w:ascii="Times New Roman" w:hAnsi="Times New Roman"/>
-          <w:b/>
-          <w:sz w:val="24"/>
-        </w:rPr>
-        <w:t>A</w:t>
-      </w:r>
-      <w:r>
-        <w:rPr>
-          <w:rFonts w:ascii="Times New Roman" w:hAnsi="Times New Roman"/>
-          <w:sz w:val="24"/>
-        </w:rPr>
-        <w:t>. This is the quantity the</w:t>
-      </w:r>
-    </w:p>
-    <w:p>
-      <w:pPr>
-        <w:spacing w:line="480" w:lineRule="auto"/>
-        <w:ind w:firstLine="720"/>
-      </w:pPr>
-      <w:r>
-        <w:rPr>
-          <w:rFonts w:ascii="Times New Roman" w:hAnsi="Times New Roman"/>
-          <w:sz w:val="24"/>
-        </w:rPr>
-        <w:t>magnitude measures above estimate, with autocorrelation partialed out.</w:t>
-      </w:r>
-    </w:p>
-    <w:p>
-      <w:pPr>
-        <w:spacing w:line="480" w:lineRule="auto"/>
-        <w:ind w:firstLine="720"/>
-      </w:pPr>
-      <w:r>
-        <w:rPr>
-          <w:rFonts w:ascii="Times New Roman" w:hAnsi="Times New Roman"/>
-          <w:sz w:val="24"/>
-        </w:rPr>
-        <w:t xml:space="preserve">The spectrum supplies two quantities that </w:t>
-      </w:r>
-      <w:r>
-        <w:rPr>
-          <w:rFonts w:ascii="Times New Roman" w:hAnsi="Times New Roman"/>
-          <w:b/>
-          <w:sz w:val="24"/>
-        </w:rPr>
-        <w:t>B</w:t>
-      </w:r>
-      <w:r>
-        <w:rPr>
-          <w:rFonts w:ascii="Times New Roman" w:hAnsi="Times New Roman"/>
-          <w:sz w:val="24"/>
-        </w:rPr>
-        <w:t xml:space="preserve"> does not. For a diagonalizable</w:t>
-      </w:r>
-    </w:p>
-    <w:p>
-      <w:pPr>
-        <w:spacing w:line="480" w:lineRule="auto"/>
-        <w:ind w:firstLine="720"/>
-      </w:pPr>
-      <w:r>
-        <w:rPr>
-          <w:rFonts w:ascii="Times New Roman" w:hAnsi="Times New Roman"/>
-          <w:sz w:val="24"/>
-        </w:rPr>
-        <w:t xml:space="preserve">operator, </w:t>
-      </w:r>
-      <w:r>
-        <w:rPr>
-          <w:rFonts w:ascii="Times New Roman" w:hAnsi="Times New Roman"/>
-          <w:b/>
-          <w:sz w:val="24"/>
-        </w:rPr>
-        <w:t>A</w:t>
-      </w:r>
-      <w:r>
-        <w:rPr>
-          <w:rFonts w:ascii="Times New Roman" w:hAnsi="Times New Roman"/>
-          <w:sz w:val="24"/>
-        </w:rPr>
-        <w:t xml:space="preserve"> = </w:t>
-      </w:r>
-      <w:r>
-        <w:rPr>
-          <w:rFonts w:ascii="Times New Roman" w:hAnsi="Times New Roman"/>
-          <w:b/>
-          <w:sz w:val="24"/>
-        </w:rPr>
-        <w:t>V</w:t>
-      </w:r>
-      <w:r>
-        <w:rPr>
-          <w:rFonts w:ascii="Times New Roman" w:hAnsi="Times New Roman"/>
-          <w:sz w:val="24"/>
-        </w:rPr>
-        <w:t>Λ</w:t>
-      </w:r>
-      <w:r>
-        <w:rPr>
-          <w:rFonts w:ascii="Times New Roman" w:hAnsi="Times New Roman"/>
-          <w:b/>
-          <w:sz w:val="24"/>
-        </w:rPr>
-        <w:t>V</w:t>
-      </w:r>
-      <w:r>
-        <w:rPr>
-          <w:rFonts w:ascii="Times New Roman" w:hAnsi="Times New Roman"/>
-          <w:sz w:val="24"/>
-        </w:rPr>
-        <w:t xml:space="preserve">⁻¹ and </w:t>
-      </w:r>
-      <w:r>
-        <w:rPr>
-          <w:rFonts w:ascii="Times New Roman" w:hAnsi="Times New Roman"/>
-          <w:b/>
-          <w:sz w:val="24"/>
-        </w:rPr>
-        <w:t>A</w:t>
-      </w:r>
-      <w:r>
-        <w:rPr>
-          <w:rFonts w:ascii="Times New Roman" w:hAnsi="Times New Roman"/>
-          <w:sz w:val="24"/>
-        </w:rPr>
-        <w:t>^</w:t>
-      </w:r>
-      <w:r>
-        <w:rPr>
-          <w:rFonts w:ascii="Times New Roman" w:hAnsi="Times New Roman"/>
-          <w:i/>
-          <w:sz w:val="24"/>
-        </w:rPr>
-        <w:t>k</w:t>
-      </w:r>
-      <w:r>
-        <w:rPr>
-          <w:rFonts w:ascii="Times New Roman" w:hAnsi="Times New Roman"/>
-          <w:sz w:val="24"/>
-        </w:rPr>
-        <w:t xml:space="preserve"> = </w:t>
-      </w:r>
-      <w:r>
-        <w:rPr>
-          <w:rFonts w:ascii="Times New Roman" w:hAnsi="Times New Roman"/>
-          <w:b/>
-          <w:sz w:val="24"/>
-        </w:rPr>
-        <w:t>V</w:t>
-      </w:r>
-      <w:r>
-        <w:rPr>
-          <w:rFonts w:ascii="Times New Roman" w:hAnsi="Times New Roman"/>
-          <w:sz w:val="24"/>
-        </w:rPr>
-        <w:t>Λ^</w:t>
-      </w:r>
-      <w:r>
-        <w:rPr>
-          <w:rFonts w:ascii="Times New Roman" w:hAnsi="Times New Roman"/>
-          <w:i/>
-          <w:sz w:val="24"/>
-        </w:rPr>
-        <w:t>k</w:t>
-      </w:r>
-      <w:r>
-        <w:rPr>
-          <w:rFonts w:ascii="Times New Roman" w:hAnsi="Times New Roman"/>
-          <w:b/>
-          <w:sz w:val="24"/>
-        </w:rPr>
-        <w:t>V</w:t>
-      </w:r>
-      <w:r>
-        <w:rPr>
-          <w:rFonts w:ascii="Times New Roman" w:hAnsi="Times New Roman"/>
-          <w:sz w:val="24"/>
-        </w:rPr>
-        <w:t>⁻¹, so the</w:t>
-      </w:r>
-    </w:p>
-    <w:p>
-      <w:pPr>
-        <w:spacing w:line="480" w:lineRule="auto"/>
-        <w:ind w:firstLine="720"/>
-      </w:pPr>
-      <w:r>
-        <w:rPr>
-          <w:rFonts w:ascii="Times New Roman" w:hAnsi="Times New Roman"/>
-          <w:sz w:val="24"/>
-        </w:rPr>
-        <w:t>operator's action reduces to independent scaling along each eigenvector. The</w:t>
-      </w:r>
-    </w:p>
-    <w:p>
-      <w:pPr>
-        <w:spacing w:line="480" w:lineRule="auto"/>
-        <w:ind w:firstLine="720"/>
-      </w:pPr>
-      <w:r>
-        <w:rPr>
-          <w:rFonts w:ascii="Times New Roman" w:hAnsi="Times New Roman"/>
-          <w:sz w:val="24"/>
-        </w:rPr>
-        <w:t>eigenvalues then give the persistence of each mode: |λ| &lt; 1 decays with</w:t>
-      </w:r>
-    </w:p>
-    <w:p>
-      <w:pPr>
-        <w:spacing w:line="480" w:lineRule="auto"/>
-        <w:ind w:firstLine="720"/>
-      </w:pPr>
-      <w:r>
-        <w:rPr>
-          <w:rFonts w:ascii="Times New Roman" w:hAnsi="Times New Roman"/>
-          <w:sz w:val="24"/>
-        </w:rPr>
-        <w:t>half-life log(.5)/log|λ|, and complex λ introduces oscillation with period</w:t>
-      </w:r>
-    </w:p>
-    <w:p>
-      <w:pPr>
-        <w:spacing w:line="480" w:lineRule="auto"/>
-        <w:ind w:firstLine="720"/>
-      </w:pPr>
-      <w:r>
-        <w:rPr>
-          <w:rFonts w:ascii="Times New Roman" w:hAnsi="Times New Roman"/>
-          <w:sz w:val="24"/>
-        </w:rPr>
-        <w:t>2π/arg(λ). A variable with a small effect on a slowly decaying mode may</w:t>
-      </w:r>
-    </w:p>
-    <w:p>
-      <w:pPr>
-        <w:spacing w:line="480" w:lineRule="auto"/>
-        <w:ind w:firstLine="720"/>
-      </w:pPr>
-      <w:r>
-        <w:rPr>
-          <w:rFonts w:ascii="Times New Roman" w:hAnsi="Times New Roman"/>
-          <w:sz w:val="24"/>
-        </w:rPr>
-        <w:t>therefore exert more influence over subsequent behavior than a variable with a</w:t>
-      </w:r>
-    </w:p>
-    <w:p>
-      <w:pPr>
-        <w:spacing w:line="480" w:lineRule="auto"/>
-        <w:ind w:firstLine="720"/>
-      </w:pPr>
-      <w:r>
-        <w:rPr>
-          <w:rFonts w:ascii="Times New Roman" w:hAnsi="Times New Roman"/>
-          <w:sz w:val="24"/>
-        </w:rPr>
-        <w:t>large effect on a rapidly decaying one. The eigenvectors identify which</w:t>
-      </w:r>
-    </w:p>
-    <w:p>
-      <w:pPr>
-        <w:spacing w:line="480" w:lineRule="auto"/>
-        <w:ind w:firstLine="720"/>
-      </w:pPr>
-      <w:r>
-        <w:rPr>
-          <w:rFonts w:ascii="Times New Roman" w:hAnsi="Times New Roman"/>
-          <w:sz w:val="24"/>
-        </w:rPr>
-        <w:t>measured variables constitute a single mode, and thus whether a set of recorded</w:t>
-      </w:r>
-    </w:p>
-    <w:p>
-      <w:pPr>
-        <w:spacing w:line="480" w:lineRule="auto"/>
-        <w:ind w:firstLine="720"/>
-      </w:pPr>
-      <w:r>
-        <w:rPr>
-          <w:rFonts w:ascii="Times New Roman" w:hAnsi="Times New Roman"/>
-          <w:sz w:val="24"/>
-        </w:rPr>
-        <w:t>variables represents that many influences or fewer.</w:t>
-      </w:r>
-    </w:p>
-    <w:p>
-      <w:pPr>
-        <w:spacing w:line="480" w:lineRule="auto"/>
-        <w:ind w:firstLine="720"/>
-      </w:pPr>
-      <w:r>
-        <w:rPr>
-          <w:rFonts w:ascii="Times New Roman" w:hAnsi="Times New Roman"/>
-          <w:sz w:val="24"/>
-        </w:rPr>
-        <w:t>Two of the three correspondences are exact. For any linear state-space model</w:t>
-      </w:r>
-    </w:p>
-    <w:p>
-      <w:pPr>
-        <w:spacing w:line="480" w:lineRule="auto"/>
-        <w:ind w:firstLine="720"/>
-      </w:pPr>
-      <w:r>
-        <w:rPr>
-          <w:rFonts w:ascii="Times New Roman" w:hAnsi="Times New Roman"/>
-          <w:sz w:val="24"/>
-        </w:rPr>
-        <w:t xml:space="preserve">the impulse response is </w:t>
-      </w:r>
-      <w:r>
-        <w:rPr>
-          <w:rFonts w:ascii="Times New Roman" w:hAnsi="Times New Roman"/>
-          <w:b/>
-          <w:sz w:val="24"/>
-        </w:rPr>
-        <w:t>A</w:t>
-      </w:r>
-      <w:r>
-        <w:rPr>
-          <w:rFonts w:ascii="Times New Roman" w:hAnsi="Times New Roman"/>
-          <w:sz w:val="24"/>
-        </w:rPr>
-        <w:t>^(</w:t>
-      </w:r>
-      <w:r>
-        <w:rPr>
-          <w:rFonts w:ascii="Times New Roman" w:hAnsi="Times New Roman"/>
-          <w:i/>
-          <w:sz w:val="24"/>
-        </w:rPr>
-        <w:t>k</w:t>
-      </w:r>
-      <w:r>
-        <w:rPr>
-          <w:rFonts w:ascii="Times New Roman" w:hAnsi="Times New Roman"/>
-          <w:sz w:val="24"/>
-        </w:rPr>
-        <w:t>−1)</w:t>
-      </w:r>
-      <w:r>
-        <w:rPr>
-          <w:rFonts w:ascii="Times New Roman" w:hAnsi="Times New Roman"/>
-          <w:b/>
-          <w:sz w:val="24"/>
-        </w:rPr>
-        <w:t>B</w:t>
-      </w:r>
-      <w:r>
-        <w:rPr>
-          <w:rFonts w:ascii="Times New Roman" w:hAnsi="Times New Roman"/>
-          <w:sz w:val="24"/>
-        </w:rPr>
-        <w:t>, which expands as Σ</w:t>
-      </w:r>
-      <w:r>
-        <w:rPr>
-          <w:rFonts w:ascii="Times New Roman" w:hAnsi="Times New Roman"/>
-          <w:i/>
-          <w:sz w:val="24"/>
-        </w:rPr>
-        <w:t>ⱼ</w:t>
-      </w:r>
-      <w:r>
-        <w:rPr>
-          <w:rFonts w:ascii="Times New Roman" w:hAnsi="Times New Roman"/>
-          <w:sz w:val="24"/>
-        </w:rPr>
-        <w:t xml:space="preserve"> </w:t>
-      </w:r>
-      <w:r>
-        <w:rPr>
-          <w:rFonts w:ascii="Times New Roman" w:hAnsi="Times New Roman"/>
-          <w:i/>
-          <w:sz w:val="24"/>
-        </w:rPr>
-        <w:t>cⱼ</w:t>
-      </w:r>
-      <w:r>
-        <w:rPr>
-          <w:rFonts w:ascii="Times New Roman" w:hAnsi="Times New Roman"/>
-          <w:sz w:val="24"/>
-        </w:rPr>
-        <w:t xml:space="preserve"> λ</w:t>
-      </w:r>
-      <w:r>
-        <w:rPr>
-          <w:rFonts w:ascii="Times New Roman" w:hAnsi="Times New Roman"/>
-          <w:i/>
-          <w:sz w:val="24"/>
-        </w:rPr>
-        <w:t>ⱼ</w:t>
-      </w:r>
-      <w:r>
-        <w:rPr>
-          <w:rFonts w:ascii="Times New Roman" w:hAnsi="Times New Roman"/>
-          <w:sz w:val="24"/>
-        </w:rPr>
-        <w:t>^(</w:t>
-      </w:r>
-      <w:r>
-        <w:rPr>
-          <w:rFonts w:ascii="Times New Roman" w:hAnsi="Times New Roman"/>
-          <w:i/>
-          <w:sz w:val="24"/>
-        </w:rPr>
-        <w:t>k</w:t>
-      </w:r>
-      <w:r>
-        <w:rPr>
-          <w:rFonts w:ascii="Times New Roman" w:hAnsi="Times New Roman"/>
-          <w:sz w:val="24"/>
-        </w:rPr>
-        <w:t>−1);</w:t>
-      </w:r>
-    </w:p>
-    <w:p>
-      <w:pPr>
-        <w:spacing w:line="480" w:lineRule="auto"/>
-        <w:ind w:firstLine="720"/>
-      </w:pPr>
-      <w:r>
-        <w:rPr>
-          <w:rFonts w:ascii="Times New Roman" w:hAnsi="Times New Roman"/>
-          <w:sz w:val="24"/>
-        </w:rPr>
-        <w:t>the kernel of McDowell et al. (1992) is therefore a sum of exponentials whose</w:t>
-      </w:r>
-    </w:p>
-    <w:p>
-      <w:pPr>
-        <w:spacing w:line="480" w:lineRule="auto"/>
-        <w:ind w:firstLine="720"/>
-      </w:pPr>
-      <w:r>
-        <w:rPr>
-          <w:rFonts w:ascii="Times New Roman" w:hAnsi="Times New Roman"/>
-          <w:sz w:val="24"/>
-        </w:rPr>
-        <w:t>rates are the eigenvalues, a correspondence verified on fitted operators to</w:t>
-      </w:r>
-    </w:p>
-    <w:p>
-      <w:pPr>
-        <w:spacing w:line="480" w:lineRule="auto"/>
-        <w:ind w:firstLine="720"/>
-      </w:pPr>
-      <w:r>
-        <w:rPr>
-          <w:rFonts w:ascii="Times New Roman" w:hAnsi="Times New Roman"/>
-          <w:sz w:val="24"/>
-        </w:rPr>
-        <w:t>5 × 10⁻¹⁶. The model of Baum and Davison (2009) is the present formulation</w:t>
-      </w:r>
-    </w:p>
-    <w:p>
-      <w:pPr>
-        <w:spacing w:line="480" w:lineRule="auto"/>
-        <w:ind w:firstLine="720"/>
-      </w:pPr>
-      <w:r>
-        <w:rPr>
-          <w:rFonts w:ascii="Times New Roman" w:hAnsi="Times New Roman"/>
-          <w:sz w:val="24"/>
-        </w:rPr>
-        <w:t xml:space="preserve">restricted to a single state coordinate with a single real eigenvalue (1 − </w:t>
-      </w:r>
-      <w:r>
-        <w:rPr>
-          <w:rFonts w:ascii="Times New Roman" w:hAnsi="Times New Roman"/>
-          <w:i/>
-          <w:sz w:val="24"/>
-        </w:rPr>
-        <w:t>w</w:t>
-      </w:r>
-      <w:r>
-        <w:rPr>
-          <w:rFonts w:ascii="Times New Roman" w:hAnsi="Times New Roman"/>
-          <w:sz w:val="24"/>
-        </w:rPr>
-        <w:t>)</w:t>
-      </w:r>
-    </w:p>
-    <w:p>
-      <w:pPr>
-        <w:spacing w:line="480" w:lineRule="auto"/>
-        <w:ind w:firstLine="720"/>
-      </w:pPr>
-      <w:r>
-        <w:rPr>
-          <w:rFonts w:ascii="Times New Roman" w:hAnsi="Times New Roman"/>
-          <w:sz w:val="24"/>
-        </w:rPr>
-        <w:t>on (0, 1), and is thus the rank-one case. The third correspondence, between</w:t>
-      </w:r>
-    </w:p>
-    <w:p>
-      <w:pPr>
-        <w:spacing w:line="480" w:lineRule="auto"/>
-        <w:ind w:firstLine="720"/>
-      </w:pPr>
-      <w:r>
-        <w:rPr>
-          <w:rFonts w:ascii="Times New Roman" w:hAnsi="Times New Roman"/>
-          <w:sz w:val="24"/>
-        </w:rPr>
-        <w:t>resistance to change and |λ| for the mode a disrupter excites, is proposed and</w:t>
-      </w:r>
-    </w:p>
-    <w:p>
-      <w:pPr>
-        <w:spacing w:line="480" w:lineRule="auto"/>
-        <w:ind w:firstLine="720"/>
-      </w:pPr>
-      <w:r>
-        <w:rPr>
-          <w:rFonts w:ascii="Times New Roman" w:hAnsi="Times New Roman"/>
-          <w:sz w:val="24"/>
-        </w:rPr>
-        <w:t>remains untested.</w:t>
-      </w:r>
-    </w:p>
-    <w:p>
-      <w:pPr>
-        <w:spacing w:line="480" w:lineRule="auto" w:before="0" w:after="0"/>
-      </w:pPr>
-      <w:r>
-        <w:rPr>
-          <w:rFonts w:ascii="Times New Roman" w:hAnsi="Times New Roman"/>
-          <w:b/>
-          <w:i w:val="0"/>
-          <w:sz w:val="24"/>
-        </w:rPr>
-        <w:t>Evidence From a Preliminary Study</w:t>
-      </w:r>
-    </w:p>
-    <w:p>
-      <w:pPr>
-        <w:spacing w:line="480" w:lineRule="auto"/>
-        <w:ind w:firstLine="0"/>
-      </w:pPr>
-      <w:r>
-        <w:rPr>
-          <w:rFonts w:ascii="Times New Roman" w:hAnsi="Times New Roman"/>
-          <w:sz w:val="24"/>
-        </w:rPr>
-        <w:t>A preliminary study fitted individual operators to 23 participants foraging</w:t>
-      </w:r>
-    </w:p>
-    <w:p>
-      <w:pPr>
-        <w:spacing w:line="480" w:lineRule="auto"/>
-        <w:ind w:firstLine="720"/>
-      </w:pPr>
-      <w:r>
-        <w:rPr>
-          <w:rFonts w:ascii="Times New Roman" w:hAnsi="Times New Roman"/>
-          <w:sz w:val="24"/>
-        </w:rPr>
-        <w:t>between two alternatives under an ABAB contingency reversal. The cue</w:t>
-      </w:r>
-    </w:p>
-    <w:p>
-      <w:pPr>
-        <w:spacing w:line="480" w:lineRule="auto"/>
-        <w:ind w:firstLine="720"/>
-      </w:pPr>
-      <w:r>
-        <w:rPr>
-          <w:rFonts w:ascii="Times New Roman" w:hAnsi="Times New Roman"/>
-          <w:sz w:val="24"/>
-        </w:rPr>
-        <w:t>coefficient reversed sign with the contingency in 21 of 23 participants, and</w:t>
-      </w:r>
-    </w:p>
-    <w:p>
-      <w:pPr>
-        <w:spacing w:line="480" w:lineRule="auto"/>
-        <w:ind w:firstLine="720"/>
-      </w:pPr>
-      <w:r>
-        <w:rPr>
-          <w:rFonts w:ascii="Times New Roman" w:hAnsi="Times New Roman"/>
-          <w:sz w:val="24"/>
-        </w:rPr>
-        <w:t xml:space="preserve">the spectrum of </w:t>
-      </w:r>
-      <w:r>
-        <w:rPr>
-          <w:rFonts w:ascii="Times New Roman" w:hAnsi="Times New Roman"/>
-          <w:b/>
-          <w:sz w:val="24"/>
-        </w:rPr>
-        <w:t>A</w:t>
-      </w:r>
-      <w:r>
-        <w:rPr>
-          <w:rFonts w:ascii="Times New Roman" w:hAnsi="Times New Roman"/>
-          <w:sz w:val="24"/>
-        </w:rPr>
-        <w:t xml:space="preserve"> remained within each participant's own same-operator</w:t>
-      </w:r>
-    </w:p>
-    <w:p>
-      <w:pPr>
-        <w:spacing w:line="480" w:lineRule="auto"/>
-        <w:ind w:firstLine="720"/>
-      </w:pPr>
-      <w:r>
-        <w:rPr>
-          <w:rFonts w:ascii="Times New Roman" w:hAnsi="Times New Roman"/>
-          <w:sz w:val="24"/>
-        </w:rPr>
-        <w:t>reference distribution in 23 of 23. The latter constitutes the invariance test</w:t>
-      </w:r>
-    </w:p>
-    <w:p>
-      <w:pPr>
-        <w:spacing w:line="480" w:lineRule="auto"/>
-        <w:ind w:firstLine="720"/>
-      </w:pPr>
-      <w:r>
-        <w:rPr>
-          <w:rFonts w:ascii="Times New Roman" w:hAnsi="Times New Roman"/>
-          <w:sz w:val="24"/>
-        </w:rPr>
-        <w:t>specified by McDowell et al. (1992). The scalar restriction imposed by the model</w:t>
-      </w:r>
-    </w:p>
-    <w:p>
-      <w:pPr>
-        <w:spacing w:line="480" w:lineRule="auto"/>
-        <w:ind w:firstLine="720"/>
-      </w:pPr>
-      <w:r>
-        <w:rPr>
-          <w:rFonts w:ascii="Times New Roman" w:hAnsi="Times New Roman"/>
-          <w:sz w:val="24"/>
-        </w:rPr>
-        <w:t>of Baum and Davison (2009) was violated by 23 of 23 participants when the</w:t>
-      </w:r>
-    </w:p>
-    <w:p>
-      <w:pPr>
-        <w:spacing w:line="480" w:lineRule="auto"/>
-        <w:ind w:firstLine="720"/>
-      </w:pPr>
-      <w:r>
-        <w:rPr>
-          <w:rFonts w:ascii="Times New Roman" w:hAnsi="Times New Roman"/>
-          <w:sz w:val="24"/>
-        </w:rPr>
-        <w:t>series was examined at a temporal resolution at which behavior varies.</w:t>
-      </w:r>
-    </w:p>
-    <w:p>
-      <w:pPr>
-        <w:spacing w:line="480" w:lineRule="auto"/>
-        <w:ind w:firstLine="720"/>
-      </w:pPr>
-      <w:r>
-        <w:rPr>
-          <w:rFonts w:ascii="Times New Roman" w:hAnsi="Times New Roman"/>
-          <w:sz w:val="24"/>
-        </w:rPr>
-        <w:t>That study does not address relative influence, because it manipulated a single</w:t>
-      </w:r>
-    </w:p>
-    <w:p>
-      <w:pPr>
-        <w:spacing w:line="480" w:lineRule="auto"/>
-        <w:ind w:firstLine="720"/>
-      </w:pPr>
-      <w:r>
-        <w:rPr>
-          <w:rFonts w:ascii="Times New Roman" w:hAnsi="Times New Roman"/>
-          <w:sz w:val="24"/>
-        </w:rPr>
-        <w:t>cue. With one manipulated variable there is no relative influence to estimate.</w:t>
-      </w:r>
-    </w:p>
-    <w:p>
-      <w:pPr>
-        <w:spacing w:line="480" w:lineRule="auto"/>
-        <w:ind w:firstLine="720"/>
-      </w:pPr>
-      <w:r>
-        <w:rPr>
-          <w:rFonts w:ascii="Times New Roman" w:hAnsi="Times New Roman"/>
-          <w:sz w:val="24"/>
-        </w:rPr>
-        <w:t>The dominant eigenvector loaded on proportion of responses to the left</w:t>
-      </w:r>
-    </w:p>
-    <w:p>
-      <w:pPr>
-        <w:spacing w:line="480" w:lineRule="auto"/>
-        <w:ind w:firstLine="720"/>
-      </w:pPr>
-      <w:r>
-        <w:rPr>
-          <w:rFonts w:ascii="Times New Roman" w:hAnsi="Times New Roman"/>
-          <w:sz w:val="24"/>
-        </w:rPr>
-        <w:t>alternative for 17 of 23 participants and on mean log inter-response time for</w:t>
-      </w:r>
-    </w:p>
-    <w:p>
-      <w:pPr>
-        <w:spacing w:line="480" w:lineRule="auto"/>
-        <w:ind w:firstLine="720"/>
-      </w:pPr>
-      <w:r>
-        <w:rPr>
-          <w:rFonts w:ascii="Times New Roman" w:hAnsi="Times New Roman"/>
-          <w:sz w:val="24"/>
-        </w:rPr>
-        <w:t>the remainder, and did not differ across conditions, which is the expected</w:t>
-      </w:r>
-    </w:p>
-    <w:p>
-      <w:pPr>
-        <w:spacing w:line="480" w:lineRule="auto"/>
-        <w:ind w:firstLine="720"/>
-      </w:pPr>
-      <w:r>
-        <w:rPr>
-          <w:rFonts w:ascii="Times New Roman" w:hAnsi="Times New Roman"/>
-          <w:sz w:val="24"/>
-        </w:rPr>
-        <w:t>outcome for a design in which nothing competes.</w:t>
-      </w:r>
-    </w:p>
-    <w:p>
-      <w:pPr>
-        <w:spacing w:line="480" w:lineRule="auto"/>
-        <w:ind w:firstLine="720"/>
-      </w:pPr>
-      <w:r>
-        <w:rPr>
-          <w:rFonts w:ascii="Times New Roman" w:hAnsi="Times New Roman"/>
-          <w:sz w:val="24"/>
-        </w:rPr>
-        <w:t>A discrete-trial procedure was also examined. Four compound stimulus dimensions</w:t>
-      </w:r>
-    </w:p>
-    <w:p>
-      <w:pPr>
-        <w:spacing w:line="480" w:lineRule="auto"/>
-        <w:ind w:firstLine="720"/>
-      </w:pPr>
-      <w:r>
-        <w:rPr>
-          <w:rFonts w:ascii="Times New Roman" w:hAnsi="Times New Roman"/>
-          <w:sz w:val="24"/>
-        </w:rPr>
-        <w:t>were arranged following Vyazovska et al. (2014), who reported approximately</w:t>
-      </w:r>
-    </w:p>
-    <w:p>
-      <w:pPr>
-        <w:spacing w:line="480" w:lineRule="auto"/>
-        <w:ind w:firstLine="720"/>
-      </w:pPr>
-      <w:r>
-        <w:rPr>
-          <w:rFonts w:ascii="Times New Roman" w:hAnsi="Times New Roman"/>
-          <w:sz w:val="24"/>
-        </w:rPr>
-        <w:t>equal attention across their four dimensions and stated that they could not</w:t>
-      </w:r>
-    </w:p>
-    <w:p>
-      <w:pPr>
-        <w:spacing w:line="480" w:lineRule="auto"/>
-        <w:ind w:firstLine="720"/>
-      </w:pPr>
-      <w:r>
-        <w:rPr>
-          <w:rFonts w:ascii="Times New Roman" w:hAnsi="Times New Roman"/>
-          <w:sz w:val="24"/>
-        </w:rPr>
-        <w:t>construct a null-hypothesis test for the attentional tradeoffs they observed.</w:t>
-      </w:r>
-    </w:p>
-    <w:p>
-      <w:pPr>
-        <w:spacing w:line="480" w:lineRule="auto"/>
-        <w:ind w:firstLine="720"/>
-      </w:pPr>
-      <w:r>
-        <w:rPr>
-          <w:rFonts w:ascii="Times New Roman" w:hAnsi="Times New Roman"/>
-          <w:sz w:val="24"/>
-        </w:rPr>
-        <w:t>Human participants reproduced the equality, for the reason the arrangement</w:t>
-      </w:r>
-    </w:p>
-    <w:p>
-      <w:pPr>
-        <w:spacing w:line="480" w:lineRule="auto"/>
-        <w:ind w:firstLine="720"/>
-      </w:pPr>
-      <w:r>
-        <w:rPr>
-          <w:rFonts w:ascii="Times New Roman" w:hAnsi="Times New Roman"/>
-          <w:sz w:val="24"/>
-        </w:rPr>
-        <w:t>produces it: when every dimension must match for reinforcement, each is equally</w:t>
-      </w:r>
-    </w:p>
-    <w:p>
-      <w:pPr>
-        <w:spacing w:line="480" w:lineRule="auto"/>
-        <w:ind w:firstLine="720"/>
-      </w:pPr>
-      <w:r>
-        <w:rPr>
-          <w:rFonts w:ascii="Times New Roman" w:hAnsi="Times New Roman"/>
-          <w:sz w:val="24"/>
-        </w:rPr>
-        <w:t>predictive. Rendering only a subset of dimensions relevant resolves this, and</w:t>
-      </w:r>
-    </w:p>
-    <w:p>
-      <w:pPr>
-        <w:spacing w:line="480" w:lineRule="auto"/>
-        <w:ind w:firstLine="720"/>
-      </w:pPr>
-      <w:r>
-        <w:rPr>
-          <w:rFonts w:ascii="Times New Roman" w:hAnsi="Times New Roman"/>
-          <w:sz w:val="24"/>
-        </w:rPr>
-        <w:t>the resulting static estimate of per-dimension control was validated against</w:t>
-      </w:r>
-    </w:p>
-    <w:p>
-      <w:pPr>
-        <w:spacing w:line="480" w:lineRule="auto"/>
-        <w:ind w:firstLine="720"/>
-      </w:pPr>
-      <w:r>
-        <w:rPr>
-          <w:rFonts w:ascii="Times New Roman" w:hAnsi="Times New Roman"/>
-          <w:sz w:val="24"/>
-        </w:rPr>
-        <w:t>constructed ground truth. However, four-alternative forced choice conveys</w:t>
-      </w:r>
-    </w:p>
-    <w:p>
-      <w:pPr>
-        <w:spacing w:line="480" w:lineRule="auto"/>
-        <w:ind w:firstLine="720"/>
-      </w:pPr>
-      <w:r>
-        <w:rPr>
-          <w:rFonts w:ascii="Times New Roman" w:hAnsi="Times New Roman"/>
-          <w:sz w:val="24"/>
-        </w:rPr>
-        <w:t>approximately two bits per trial, most of which is expended on whether the</w:t>
-      </w:r>
-    </w:p>
-    <w:p>
-      <w:pPr>
-        <w:spacing w:line="480" w:lineRule="auto"/>
-        <w:ind w:firstLine="720"/>
-      </w:pPr>
-      <w:r>
-        <w:rPr>
-          <w:rFonts w:ascii="Times New Roman" w:hAnsi="Times New Roman"/>
-          <w:sz w:val="24"/>
-        </w:rPr>
-        <w:t>correct alternative was selected, and the dynamics of control proved</w:t>
-      </w:r>
-    </w:p>
-    <w:p>
-      <w:pPr>
-        <w:spacing w:line="480" w:lineRule="auto"/>
-        <w:ind w:firstLine="720"/>
-      </w:pPr>
-      <w:r>
-        <w:rPr>
-          <w:rFonts w:ascii="Times New Roman" w:hAnsi="Times New Roman"/>
-          <w:sz w:val="24"/>
-        </w:rPr>
-        <w:t>unidentifiable: against agents constructed with attentional half-lives of 2, 8,</w:t>
-      </w:r>
-    </w:p>
-    <w:p>
-      <w:pPr>
-        <w:spacing w:line="480" w:lineRule="auto"/>
-        <w:ind w:firstLine="720"/>
-      </w:pPr>
-      <w:r>
-        <w:rPr>
-          <w:rFonts w:ascii="Times New Roman" w:hAnsi="Times New Roman"/>
-          <w:sz w:val="24"/>
-        </w:rPr>
-        <w:t>and 32 trials, the correct ordering was recovered on 8 of 10 runs only at 2,400</w:t>
-      </w:r>
-    </w:p>
-    <w:p>
-      <w:pPr>
-        <w:spacing w:line="480" w:lineRule="auto"/>
-        <w:ind w:firstLine="720"/>
-      </w:pPr>
-      <w:r>
-        <w:rPr>
-          <w:rFonts w:ascii="Times New Roman" w:hAnsi="Times New Roman"/>
-          <w:sz w:val="24"/>
-        </w:rPr>
-        <w:t>trials per participant, against a chance rate of one in six. A free-operant</w:t>
-      </w:r>
-    </w:p>
-    <w:p>
-      <w:pPr>
-        <w:spacing w:line="480" w:lineRule="auto"/>
-        <w:ind w:firstLine="720"/>
-      </w:pPr>
-      <w:r>
-        <w:rPr>
-          <w:rFonts w:ascii="Times New Roman" w:hAnsi="Times New Roman"/>
-          <w:sz w:val="24"/>
-        </w:rPr>
-        <w:t>procedure yields 375 to 1,329 state transitions in 20 min where forced choice</w:t>
-      </w:r>
-    </w:p>
-    <w:p>
-      <w:pPr>
-        <w:spacing w:line="480" w:lineRule="auto"/>
-        <w:ind w:firstLine="720"/>
-      </w:pPr>
-      <w:r>
-        <w:rPr>
-          <w:rFonts w:ascii="Times New Roman" w:hAnsi="Times New Roman"/>
-          <w:sz w:val="24"/>
-        </w:rPr>
-        <w:t>yields approximately 120 choices.</w:t>
-      </w:r>
-    </w:p>
-    <w:p>
-      <w:pPr>
-        <w:spacing w:line="480" w:lineRule="auto" w:before="0" w:after="0"/>
-      </w:pPr>
-      <w:r>
-        <w:rPr>
-          <w:rFonts w:ascii="Times New Roman" w:hAnsi="Times New Roman"/>
-          <w:b/>
-          <w:i w:val="0"/>
-          <w:sz w:val="24"/>
-        </w:rPr>
-        <w:t>The Present Study</w:t>
-      </w:r>
-    </w:p>
-    <w:p>
-      <w:pPr>
-        <w:spacing w:line="480" w:lineRule="auto"/>
-        <w:ind w:firstLine="0"/>
-      </w:pPr>
-      <w:r>
-        <w:rPr>
-          <w:rFonts w:ascii="Times New Roman" w:hAnsi="Times New Roman"/>
-          <w:sz w:val="24"/>
-        </w:rPr>
-        <w:t>Several environmental variables are manipulated within a free-operant</w:t>
-      </w:r>
-    </w:p>
-    <w:p>
-      <w:pPr>
-        <w:spacing w:line="480" w:lineRule="auto"/>
-        <w:ind w:firstLine="720"/>
-      </w:pPr>
-      <w:r>
-        <w:rPr>
-          <w:rFonts w:ascii="Times New Roman" w:hAnsi="Times New Roman"/>
-          <w:sz w:val="24"/>
-        </w:rPr>
-        <w:t>two-alternative procedure. The variables are imperfectly correlated with one</w:t>
-      </w:r>
-    </w:p>
-    <w:p>
-      <w:pPr>
-        <w:spacing w:line="480" w:lineRule="auto"/>
-        <w:ind w:firstLine="720"/>
-      </w:pPr>
-      <w:r>
-        <w:rPr>
-          <w:rFonts w:ascii="Times New Roman" w:hAnsi="Times New Roman"/>
-          <w:sz w:val="24"/>
-        </w:rPr>
-        <w:t>another: a stimulus uncorrelated with reinforcement acquires no discriminative</w:t>
-      </w:r>
-    </w:p>
-    <w:p>
-      <w:pPr>
-        <w:spacing w:line="480" w:lineRule="auto"/>
-        <w:ind w:firstLine="720"/>
-      </w:pPr>
-      <w:r>
-        <w:rPr>
-          <w:rFonts w:ascii="Times New Roman" w:hAnsi="Times New Roman"/>
-          <w:sz w:val="24"/>
-        </w:rPr>
-        <w:t>function, whereas a stimulus perfectly correlated with reinforcement rate</w:t>
-      </w:r>
-    </w:p>
-    <w:p>
-      <w:pPr>
-        <w:spacing w:line="480" w:lineRule="auto"/>
-        <w:ind w:firstLine="720"/>
-      </w:pPr>
-      <w:r>
-        <w:rPr>
-          <w:rFonts w:ascii="Times New Roman" w:hAnsi="Times New Roman"/>
-          <w:sz w:val="24"/>
-        </w:rPr>
-        <w:t>contributes no variance that rate does not already explain, and the</w:t>
-      </w:r>
-    </w:p>
-    <w:p>
-      <w:pPr>
-        <w:spacing w:line="480" w:lineRule="auto"/>
-        <w:ind w:firstLine="720"/>
-      </w:pPr>
-      <w:r>
-        <w:rPr>
-          <w:rFonts w:ascii="Times New Roman" w:hAnsi="Times New Roman"/>
-          <w:sz w:val="24"/>
-        </w:rPr>
-        <w:t xml:space="preserve">corresponding columns of </w:t>
-      </w:r>
-      <w:r>
-        <w:rPr>
-          <w:rFonts w:ascii="Times New Roman" w:hAnsi="Times New Roman"/>
-          <w:b/>
-          <w:sz w:val="24"/>
-        </w:rPr>
-        <w:t>B</w:t>
-      </w:r>
-      <w:r>
-        <w:rPr>
-          <w:rFonts w:ascii="Times New Roman" w:hAnsi="Times New Roman"/>
-          <w:sz w:val="24"/>
-        </w:rPr>
-        <w:t xml:space="preserve"> are unidentifiable. Imperfect correlation renders</w:t>
-      </w:r>
-    </w:p>
-    <w:p>
-      <w:pPr>
-        <w:spacing w:line="480" w:lineRule="auto"/>
-        <w:ind w:firstLine="720"/>
-      </w:pPr>
-      <w:r>
-        <w:rPr>
-          <w:rFonts w:ascii="Times New Roman" w:hAnsi="Times New Roman"/>
-          <w:sz w:val="24"/>
-        </w:rPr>
-        <w:t>each variable both predictive and separately estimable.</w:t>
-      </w:r>
-    </w:p>
-    <w:p>
-      <w:pPr>
-        <w:spacing w:line="480" w:lineRule="auto"/>
-        <w:ind w:firstLine="720"/>
-      </w:pPr>
-      <w:r>
-        <w:rPr>
-          <w:rFonts w:ascii="Times New Roman" w:hAnsi="Times New Roman"/>
-          <w:sz w:val="24"/>
-        </w:rPr>
-        <w:t>The critical requirement is that variables be arranged to differ in persistence</w:t>
-      </w:r>
-    </w:p>
-    <w:p>
-      <w:pPr>
-        <w:spacing w:line="480" w:lineRule="auto"/>
-        <w:ind w:firstLine="720"/>
-      </w:pPr>
-      <w:r>
-        <w:rPr>
-          <w:rFonts w:ascii="Times New Roman" w:hAnsi="Times New Roman"/>
-          <w:sz w:val="24"/>
-        </w:rPr>
-        <w:t xml:space="preserve">while matched in magnitude. An analysis based on the matching law or on log </w:t>
-      </w:r>
-      <w:r>
-        <w:rPr>
-          <w:rFonts w:ascii="Times New Roman" w:hAnsi="Times New Roman"/>
-          <w:i/>
-          <w:sz w:val="24"/>
-        </w:rPr>
-        <w:t>d</w:t>
-      </w:r>
-      <w:r>
-        <w:rPr>
-          <w:rFonts w:ascii="Times New Roman" w:hAnsi="Times New Roman"/>
-          <w:sz w:val="24"/>
-        </w:rPr>
-        <w:t>,</w:t>
-      </w:r>
-    </w:p>
-    <w:p>
-      <w:pPr>
-        <w:spacing w:line="480" w:lineRule="auto"/>
-        <w:ind w:firstLine="720"/>
-      </w:pPr>
-      <w:r>
-        <w:rPr>
-          <w:rFonts w:ascii="Times New Roman" w:hAnsi="Times New Roman"/>
-          <w:sz w:val="24"/>
-        </w:rPr>
-        <w:t>having no representation of time, must return equivalent values for two such</w:t>
-      </w:r>
-    </w:p>
-    <w:p>
-      <w:pPr>
-        <w:spacing w:line="480" w:lineRule="auto"/>
-        <w:ind w:firstLine="720"/>
-      </w:pPr>
-      <w:r>
-        <w:rPr>
-          <w:rFonts w:ascii="Times New Roman" w:hAnsi="Times New Roman"/>
-          <w:sz w:val="24"/>
-        </w:rPr>
-        <w:t>variables. The spectrum returns different eigenvalues. This divergence,</w:t>
-      </w:r>
-    </w:p>
-    <w:p>
-      <w:pPr>
-        <w:spacing w:line="480" w:lineRule="auto"/>
-        <w:ind w:firstLine="720"/>
-      </w:pPr>
-      <w:r>
-        <w:rPr>
-          <w:rFonts w:ascii="Times New Roman" w:hAnsi="Times New Roman"/>
-          <w:sz w:val="24"/>
-        </w:rPr>
-        <w:t>computed on the same responses, constitutes the test.</w:t>
-      </w:r>
-    </w:p>
-    <w:p>
-      <w:pPr>
-        <w:spacing w:line="480" w:lineRule="auto"/>
-        <w:ind w:firstLine="720"/>
-      </w:pPr>
-      <w:r>
-        <w:rPr>
-          <w:rFonts w:ascii="Times New Roman" w:hAnsi="Times New Roman"/>
-          <w:sz w:val="24"/>
-        </w:rPr>
-        <w:t>The design further requires brief perturbations followed by recovery windows.</w:t>
-      </w:r>
-    </w:p>
-    <w:p>
-      <w:pPr>
-        <w:spacing w:line="480" w:lineRule="auto"/>
-        <w:ind w:firstLine="720"/>
-      </w:pPr>
-      <w:r>
-        <w:rPr>
-          <w:rFonts w:ascii="Times New Roman" w:hAnsi="Times New Roman"/>
-          <w:sz w:val="24"/>
-        </w:rPr>
-        <w:t>Eigenvalues are decay rates, and estimating them requires observing return from</w:t>
-      </w:r>
-    </w:p>
-    <w:p>
-      <w:pPr>
-        <w:spacing w:line="480" w:lineRule="auto"/>
-        <w:ind w:firstLine="720"/>
-      </w:pPr>
-      <w:r>
-        <w:rPr>
-          <w:rFonts w:ascii="Times New Roman" w:hAnsi="Times New Roman"/>
-          <w:sz w:val="24"/>
-        </w:rPr>
-        <w:t>a displacement rather than inferring it from steady-state performance. Such</w:t>
-      </w:r>
-    </w:p>
-    <w:p>
-      <w:pPr>
-        <w:spacing w:line="480" w:lineRule="auto"/>
-        <w:ind w:firstLine="720"/>
-      </w:pPr>
-      <w:r>
-        <w:rPr>
-          <w:rFonts w:ascii="Times New Roman" w:hAnsi="Times New Roman"/>
-          <w:sz w:val="24"/>
-        </w:rPr>
-        <w:t>windows are themselves measurements of resistance to change, and therefore</w:t>
-      </w:r>
-    </w:p>
-    <w:p>
-      <w:pPr>
-        <w:spacing w:line="480" w:lineRule="auto"/>
-        <w:ind w:firstLine="720"/>
-      </w:pPr>
-      <w:r>
-        <w:rPr>
-          <w:rFonts w:ascii="Times New Roman" w:hAnsi="Times New Roman"/>
-          <w:sz w:val="24"/>
-        </w:rPr>
-        <w:t>provide a test of the third correspondence noted above.</w:t>
-      </w:r>
-    </w:p>
-    <w:p>
-      <w:pPr>
-        <w:spacing w:line="480" w:lineRule="auto" w:before="0" w:after="0"/>
-        <w:jc w:val="center"/>
-      </w:pPr>
-      <w:r>
-        <w:rPr>
-          <w:rFonts w:ascii="Times New Roman" w:hAnsi="Times New Roman"/>
-          <w:b/>
-          <w:i w:val="0"/>
-          <w:sz w:val="24"/>
-        </w:rPr>
-        <w:t>Method</w:t>
-      </w:r>
-    </w:p>
-    <w:p>
-      <w:pPr>
-        <w:spacing w:line="480" w:lineRule="auto" w:before="0" w:after="0"/>
-      </w:pPr>
-      <w:r>
-        <w:rPr>
-          <w:rFonts w:ascii="Times New Roman" w:hAnsi="Times New Roman"/>
-          <w:b/>
-          <w:i w:val="0"/>
-          <w:sz w:val="24"/>
-        </w:rPr>
-        <w:t>Participants</w:t>
-      </w:r>
-    </w:p>
-    <w:p>
-      <w:pPr>
-        <w:spacing w:line="480" w:lineRule="auto"/>
-        <w:ind w:firstLine="0"/>
-      </w:pPr>
-      <w:r>
-        <w:rPr>
-          <w:rFonts w:ascii="Times New Roman" w:hAnsi="Times New Roman"/>
-          <w:sz w:val="24"/>
-        </w:rPr>
-        <w:t>Adults recruited through Prolific and restricted to desktop or laptop</w:t>
-      </w:r>
-    </w:p>
-    <w:p>
-      <w:pPr>
-        <w:spacing w:line="480" w:lineRule="auto"/>
-        <w:ind w:firstLine="720"/>
-      </w:pPr>
-      <w:r>
-        <w:rPr>
-          <w:rFonts w:ascii="Times New Roman" w:hAnsi="Times New Roman"/>
-          <w:sz w:val="24"/>
-        </w:rPr>
-        <w:t>computers. Participants who completed earlier studies in this program are</w:t>
-      </w:r>
-    </w:p>
-    <w:p>
-      <w:pPr>
-        <w:spacing w:line="480" w:lineRule="auto"/>
-        <w:ind w:firstLine="720"/>
-      </w:pPr>
-      <w:r>
-        <w:rPr>
-          <w:rFonts w:ascii="Times New Roman" w:hAnsi="Times New Roman"/>
-          <w:sz w:val="24"/>
-        </w:rPr>
-        <w:t xml:space="preserve">excluded by identifier. Sample size is fixed in advance at </w:t>
-      </w:r>
-      <w:r>
-        <w:rPr>
-          <w:rFonts w:ascii="Times New Roman" w:hAnsi="Times New Roman"/>
-          <w:i/>
-          <w:sz w:val="24"/>
-        </w:rPr>
-        <w:t>n</w:t>
-      </w:r>
-      <w:r>
-        <w:rPr>
-          <w:rFonts w:ascii="Times New Roman" w:hAnsi="Times New Roman"/>
-          <w:sz w:val="24"/>
-        </w:rPr>
-        <w:t xml:space="preserve"> = 15. The design</w:t>
-      </w:r>
-    </w:p>
-    <w:p>
-      <w:pPr>
-        <w:spacing w:line="480" w:lineRule="auto"/>
-        <w:ind w:firstLine="720"/>
-      </w:pPr>
-      <w:r>
-        <w:rPr>
-          <w:rFonts w:ascii="Times New Roman" w:hAnsi="Times New Roman"/>
-          <w:sz w:val="24"/>
-        </w:rPr>
-        <w:t>is single-subject; each effect is estimated and reported for each participant,</w:t>
-      </w:r>
-    </w:p>
-    <w:p>
-      <w:pPr>
-        <w:spacing w:line="480" w:lineRule="auto"/>
-        <w:ind w:firstLine="720"/>
-      </w:pPr>
-      <w:r>
-        <w:rPr>
-          <w:rFonts w:ascii="Times New Roman" w:hAnsi="Times New Roman"/>
-          <w:sz w:val="24"/>
-        </w:rPr>
-        <w:t xml:space="preserve">and </w:t>
-      </w:r>
-      <w:r>
-        <w:rPr>
-          <w:rFonts w:ascii="Times New Roman" w:hAnsi="Times New Roman"/>
-          <w:i/>
-          <w:sz w:val="24"/>
-        </w:rPr>
-        <w:t>n</w:t>
-      </w:r>
-      <w:r>
-        <w:rPr>
-          <w:rFonts w:ascii="Times New Roman" w:hAnsi="Times New Roman"/>
-          <w:sz w:val="24"/>
-        </w:rPr>
-        <w:t xml:space="preserve"> indexes the number of independent replications of a within-subject</w:t>
-      </w:r>
-    </w:p>
-    <w:p>
-      <w:pPr>
-        <w:spacing w:line="480" w:lineRule="auto"/>
-        <w:ind w:firstLine="720"/>
-      </w:pPr>
-      <w:r>
-        <w:rPr>
-          <w:rFonts w:ascii="Times New Roman" w:hAnsi="Times New Roman"/>
-          <w:sz w:val="24"/>
-        </w:rPr>
-        <w:t>result rather than the denominator of a group test.</w:t>
-      </w:r>
-    </w:p>
-    <w:p>
-      <w:pPr>
-        <w:spacing w:line="480" w:lineRule="auto" w:before="0" w:after="0"/>
-      </w:pPr>
-      <w:r>
-        <w:rPr>
-          <w:rFonts w:ascii="Times New Roman" w:hAnsi="Times New Roman"/>
-          <w:b/>
-          <w:i w:val="0"/>
-          <w:sz w:val="24"/>
-        </w:rPr>
-        <w:t>Apparatus and Display</w:t>
-      </w:r>
-    </w:p>
-    <w:p>
-      <w:pPr>
-        <w:spacing w:line="480" w:lineRule="auto"/>
-        <w:ind w:firstLine="0"/>
-      </w:pPr>
-      <w:r>
-        <w:rPr>
-          <w:rFonts w:ascii="Times New Roman" w:hAnsi="Times New Roman"/>
-          <w:sz w:val="24"/>
-        </w:rPr>
-        <w:t>The procedure is administered in the participant's browser. The display</w:t>
-      </w:r>
-    </w:p>
-    <w:p>
-      <w:pPr>
-        <w:spacing w:line="480" w:lineRule="auto"/>
-        <w:ind w:firstLine="720"/>
-      </w:pPr>
-      <w:r>
-        <w:rPr>
-          <w:rFonts w:ascii="Times New Roman" w:hAnsi="Times New Roman"/>
-          <w:sz w:val="24"/>
-        </w:rPr>
-        <w:t>comprises a dark neutral background, two identical light-gray response panels</w:t>
-      </w:r>
-    </w:p>
-    <w:p>
-      <w:pPr>
-        <w:spacing w:line="480" w:lineRule="auto"/>
-        <w:ind w:firstLine="720"/>
-      </w:pPr>
-      <w:r>
-        <w:rPr>
-          <w:rFonts w:ascii="Times New Roman" w:hAnsi="Times New Roman"/>
-          <w:sz w:val="24"/>
-        </w:rPr>
-        <w:t>arranged side by side, and a cumulative point counter. The panels are visually</w:t>
-      </w:r>
-    </w:p>
-    <w:p>
-      <w:pPr>
-        <w:spacing w:line="480" w:lineRule="auto"/>
-        <w:ind w:firstLine="720"/>
-      </w:pPr>
-      <w:r>
-        <w:rPr>
-          <w:rFonts w:ascii="Times New Roman" w:hAnsi="Times New Roman"/>
-          <w:sz w:val="24"/>
-        </w:rPr>
-        <w:t>indistinguishable from one another and remain so throughout the session except</w:t>
-      </w:r>
-    </w:p>
-    <w:p>
-      <w:pPr>
-        <w:spacing w:line="480" w:lineRule="auto"/>
-        <w:ind w:firstLine="720"/>
-      </w:pPr>
-      <w:r>
-        <w:rPr>
-          <w:rFonts w:ascii="Times New Roman" w:hAnsi="Times New Roman"/>
-          <w:sz w:val="24"/>
-        </w:rPr>
-        <w:t>when a momentary stimulus is scheduled. No feature of the display marks block</w:t>
-      </w:r>
-    </w:p>
-    <w:p>
-      <w:pPr>
-        <w:spacing w:line="480" w:lineRule="auto"/>
-        <w:ind w:firstLine="720"/>
-      </w:pPr>
-      <w:r>
-        <w:rPr>
-          <w:rFonts w:ascii="Times New Roman" w:hAnsi="Times New Roman"/>
-          <w:sz w:val="24"/>
-        </w:rPr>
-        <w:t>transitions, the state of the reinforcement schedule, or responses remaining,</w:t>
-      </w:r>
-    </w:p>
-    <w:p>
-      <w:pPr>
-        <w:spacing w:line="480" w:lineRule="auto"/>
-        <w:ind w:firstLine="720"/>
-      </w:pPr>
-      <w:r>
-        <w:rPr>
-          <w:rFonts w:ascii="Times New Roman" w:hAnsi="Times New Roman"/>
-          <w:sz w:val="24"/>
-        </w:rPr>
-        <w:t>so that no event other than those under experimental control can acquire a</w:t>
-      </w:r>
-    </w:p>
-    <w:p>
-      <w:pPr>
-        <w:spacing w:line="480" w:lineRule="auto"/>
-        <w:ind w:firstLine="720"/>
-      </w:pPr>
-      <w:r>
-        <w:rPr>
-          <w:rFonts w:ascii="Times New Roman" w:hAnsi="Times New Roman"/>
-          <w:sz w:val="24"/>
-        </w:rPr>
-        <w:t>discriminative function.</w:t>
-      </w:r>
-    </w:p>
-    <w:p>
-      <w:pPr>
-        <w:spacing w:line="480" w:lineRule="auto"/>
-        <w:ind w:firstLine="720"/>
-      </w:pPr>
-      <w:r>
-        <w:rPr>
-          <w:rFonts w:ascii="Times New Roman" w:hAnsi="Times New Roman"/>
-          <w:sz w:val="24"/>
-        </w:rPr>
-        <w:t>Responding is free-operant. A response consists of a click or tap on either</w:t>
-      </w:r>
-    </w:p>
-    <w:p>
-      <w:pPr>
-        <w:spacing w:line="480" w:lineRule="auto"/>
-        <w:ind w:firstLine="720"/>
-      </w:pPr>
-      <w:r>
-        <w:rPr>
-          <w:rFonts w:ascii="Times New Roman" w:hAnsi="Times New Roman"/>
-          <w:sz w:val="24"/>
-        </w:rPr>
-        <w:t>panel; there are no trials, no enforced inter-response interval, and no</w:t>
-      </w:r>
-    </w:p>
-    <w:p>
-      <w:pPr>
-        <w:spacing w:line="480" w:lineRule="auto"/>
-        <w:ind w:firstLine="720"/>
-      </w:pPr>
-      <w:r>
-        <w:rPr>
-          <w:rFonts w:ascii="Times New Roman" w:hAnsi="Times New Roman"/>
-          <w:sz w:val="24"/>
-        </w:rPr>
-        <w:t>programmed delays. A brief point indicator appears at the selected panel</w:t>
-      </w:r>
-    </w:p>
-    <w:p>
-      <w:pPr>
-        <w:spacing w:line="480" w:lineRule="auto"/>
-        <w:ind w:firstLine="720"/>
-      </w:pPr>
-      <w:r>
-        <w:rPr>
-          <w:rFonts w:ascii="Times New Roman" w:hAnsi="Times New Roman"/>
-          <w:sz w:val="24"/>
-        </w:rPr>
-        <w:t>immediately following each response, indicating a gain, a loss, or neither. In</w:t>
-      </w:r>
-    </w:p>
-    <w:p>
-      <w:pPr>
-        <w:spacing w:line="480" w:lineRule="auto"/>
-        <w:ind w:firstLine="720"/>
-      </w:pPr>
-      <w:r>
-        <w:rPr>
-          <w:rFonts w:ascii="Times New Roman" w:hAnsi="Times New Roman"/>
-          <w:sz w:val="24"/>
-        </w:rPr>
-        <w:t>a previous study employing this procedure, 23 participants emitted a median of</w:t>
-      </w:r>
-    </w:p>
-    <w:p>
-      <w:pPr>
-        <w:spacing w:line="480" w:lineRule="auto"/>
-        <w:ind w:firstLine="720"/>
-      </w:pPr>
-      <w:r>
-        <w:rPr>
-          <w:rFonts w:ascii="Times New Roman" w:hAnsi="Times New Roman"/>
-          <w:sz w:val="24"/>
-        </w:rPr>
-        <w:t>4,136 responses at 223 responses per minute (</w:t>
-      </w:r>
-      <w:r>
-        <w:rPr>
-          <w:rFonts w:ascii="Times New Roman" w:hAnsi="Times New Roman"/>
-          <w:i/>
-          <w:sz w:val="24"/>
-        </w:rPr>
-        <w:t>IQR</w:t>
-      </w:r>
-      <w:r>
-        <w:rPr>
-          <w:rFonts w:ascii="Times New Roman" w:hAnsi="Times New Roman"/>
-          <w:sz w:val="24"/>
-        </w:rPr>
-        <w:t xml:space="preserve"> = 185–242, range = 62–315).</w:t>
-      </w:r>
-    </w:p>
-    <w:p>
-      <w:pPr>
-        <w:spacing w:line="480" w:lineRule="auto" w:before="0" w:after="0"/>
-      </w:pPr>
-      <w:r>
-        <w:rPr>
-          <w:rFonts w:ascii="Times New Roman" w:hAnsi="Times New Roman"/>
-          <w:b/>
-          <w:i w:val="0"/>
-          <w:sz w:val="24"/>
-        </w:rPr>
-        <w:t>Reinforcement Schedule</w:t>
-      </w:r>
-    </w:p>
-    <w:p>
-      <w:pPr>
-        <w:spacing w:line="480" w:lineRule="auto"/>
-        <w:ind w:firstLine="0"/>
-      </w:pPr>
-      <w:r>
-        <w:rPr>
-          <w:rFonts w:ascii="Times New Roman" w:hAnsi="Times New Roman"/>
-          <w:sz w:val="24"/>
-        </w:rPr>
-        <w:t>Each response produces a point with a probability determined by the panel</w:t>
-      </w:r>
-    </w:p>
-    <w:p>
-      <w:pPr>
-        <w:spacing w:line="480" w:lineRule="auto"/>
-        <w:ind w:firstLine="720"/>
-      </w:pPr>
-      <w:r>
-        <w:rPr>
-          <w:rFonts w:ascii="Times New Roman" w:hAnsi="Times New Roman"/>
-          <w:sz w:val="24"/>
-        </w:rPr>
-        <w:t>selected and the current state of the schedule. Probabilities are properties of</w:t>
-      </w:r>
-    </w:p>
-    <w:p>
-      <w:pPr>
-        <w:spacing w:line="480" w:lineRule="auto"/>
-        <w:ind w:firstLine="720"/>
-      </w:pPr>
-      <w:r>
-        <w:rPr>
-          <w:rFonts w:ascii="Times New Roman" w:hAnsi="Times New Roman"/>
-          <w:sz w:val="24"/>
-        </w:rPr>
-        <w:t>the schedule state and are independent of the participant's recent allocation.</w:t>
-      </w:r>
-    </w:p>
-    <w:p>
-      <w:pPr>
-        <w:spacing w:line="480" w:lineRule="auto"/>
-        <w:ind w:firstLine="720"/>
-      </w:pPr>
-      <w:r>
-        <w:rPr>
-          <w:rFonts w:ascii="Times New Roman" w:hAnsi="Times New Roman"/>
-          <w:sz w:val="24"/>
-        </w:rPr>
-        <w:t>No alternative depletes and no interval accrues.</w:t>
-      </w:r>
-    </w:p>
-    <w:p>
-      <w:pPr>
-        <w:spacing w:line="480" w:lineRule="auto"/>
-        <w:ind w:firstLine="720"/>
-      </w:pPr>
-      <w:r>
-        <w:rPr>
-          <w:rFonts w:ascii="Times New Roman" w:hAnsi="Times New Roman"/>
-          <w:sz w:val="24"/>
-        </w:rPr>
-        <w:t>This constitutes a departure from the previous study in this program, which</w:t>
-      </w:r>
-    </w:p>
-    <w:p>
-      <w:pPr>
-        <w:spacing w:line="480" w:lineRule="auto"/>
-        <w:ind w:firstLine="720"/>
-      </w:pPr>
-      <w:r>
-        <w:rPr>
-          <w:rFonts w:ascii="Times New Roman" w:hAnsi="Times New Roman"/>
-          <w:sz w:val="24"/>
-        </w:rPr>
-        <w:t>employed depleting patches. Under depletion, allocation toward the richer</w:t>
-      </w:r>
-    </w:p>
-    <w:p>
-      <w:pPr>
-        <w:spacing w:line="480" w:lineRule="auto"/>
-        <w:ind w:firstLine="720"/>
-      </w:pPr>
-      <w:r>
-        <w:rPr>
-          <w:rFonts w:ascii="Times New Roman" w:hAnsi="Times New Roman"/>
-          <w:sz w:val="24"/>
-        </w:rPr>
-        <w:t>alternative reduces its yield, so responding returns toward indifference</w:t>
-      </w:r>
-    </w:p>
-    <w:p>
-      <w:pPr>
-        <w:spacing w:line="480" w:lineRule="auto"/>
-        <w:ind w:firstLine="720"/>
-      </w:pPr>
-      <w:r>
-        <w:rPr>
-          <w:rFonts w:ascii="Times New Roman" w:hAnsi="Times New Roman"/>
-          <w:sz w:val="24"/>
-        </w:rPr>
-        <w:t>irrespective of what the participant has learned. A decay rate estimated under</w:t>
-      </w:r>
-    </w:p>
-    <w:p>
-      <w:pPr>
-        <w:spacing w:line="480" w:lineRule="auto"/>
-        <w:ind w:firstLine="720"/>
-      </w:pPr>
-      <w:r>
-        <w:rPr>
-          <w:rFonts w:ascii="Times New Roman" w:hAnsi="Times New Roman"/>
-          <w:sz w:val="24"/>
-        </w:rPr>
-        <w:t>such a schedule is confounded with the restoring force of the schedule itself.</w:t>
-      </w:r>
-    </w:p>
-    <w:p>
-      <w:pPr>
-        <w:spacing w:line="480" w:lineRule="auto"/>
-        <w:ind w:firstLine="720"/>
-      </w:pPr>
-      <w:r>
-        <w:rPr>
-          <w:rFonts w:ascii="Times New Roman" w:hAnsi="Times New Roman"/>
-          <w:sz w:val="24"/>
-        </w:rPr>
-        <w:t>Because the present study concerns decay rates, the schedule is held constant</w:t>
-      </w:r>
-    </w:p>
-    <w:p>
-      <w:pPr>
-        <w:spacing w:line="480" w:lineRule="auto"/>
-        <w:ind w:firstLine="720"/>
-      </w:pPr>
-      <w:r>
-        <w:rPr>
-          <w:rFonts w:ascii="Times New Roman" w:hAnsi="Times New Roman"/>
-          <w:sz w:val="24"/>
-        </w:rPr>
-        <w:t>while behavior varies.</w:t>
-      </w:r>
-    </w:p>
-    <w:p>
-      <w:pPr>
-        <w:spacing w:line="480" w:lineRule="auto" w:before="0" w:after="0"/>
-      </w:pPr>
-      <w:r>
-        <w:rPr>
-          <w:rFonts w:ascii="Times New Roman" w:hAnsi="Times New Roman"/>
-          <w:b/>
-          <w:i w:val="0"/>
-          <w:sz w:val="24"/>
-        </w:rPr>
-        <w:t>Independent Variables</w:t>
-      </w:r>
-    </w:p>
-    <w:p>
-      <w:pPr>
-        <w:spacing w:line="480" w:lineRule="auto"/>
-        <w:ind w:firstLine="0"/>
-      </w:pPr>
-      <w:r>
-        <w:rPr>
-          <w:rFonts w:ascii="Times New Roman" w:hAnsi="Times New Roman"/>
-          <w:sz w:val="24"/>
-        </w:rPr>
-        <w:t>Three variables are manipulated.</w:t>
-      </w:r>
-    </w:p>
-    <w:p>
-      <w:pPr>
-        <w:spacing w:line="480" w:lineRule="auto"/>
-        <w:ind w:firstLine="720"/>
-      </w:pPr>
-      <w:r>
-        <w:rPr>
-          <w:rFonts w:ascii="Times New Roman" w:hAnsi="Times New Roman"/>
-          <w:b/>
-          <w:sz w:val="24"/>
-        </w:rPr>
-        <w:t xml:space="preserve">Reinforcement Rate (V1; Unsignaled). </w:t>
-      </w:r>
-      <w:r>
-        <w:rPr>
-          <w:rFonts w:ascii="Times New Roman" w:hAnsi="Times New Roman"/>
-          <w:sz w:val="24"/>
-        </w:rPr>
-        <w:t>The pair of reinforcement</w:t>
-      </w:r>
-    </w:p>
-    <w:p>
-      <w:pPr>
-        <w:spacing w:line="480" w:lineRule="auto"/>
-        <w:ind w:firstLine="720"/>
-      </w:pPr>
-      <w:r>
-        <w:rPr>
-          <w:rFonts w:ascii="Times New Roman" w:hAnsi="Times New Roman"/>
-          <w:sz w:val="24"/>
-        </w:rPr>
-        <w:t>probabilities associated with the two panels. In the neutral state both panels</w:t>
-      </w:r>
-    </w:p>
-    <w:p>
-      <w:pPr>
-        <w:spacing w:line="480" w:lineRule="auto"/>
-        <w:ind w:firstLine="720"/>
-      </w:pPr>
-      <w:r>
-        <w:rPr>
-          <w:rFonts w:ascii="Times New Roman" w:hAnsi="Times New Roman"/>
-          <w:sz w:val="24"/>
-        </w:rPr>
-        <w:t xml:space="preserve">deliver points with </w:t>
-      </w:r>
-      <w:r>
-        <w:rPr>
-          <w:rFonts w:ascii="Times New Roman" w:hAnsi="Times New Roman"/>
-          <w:i/>
-          <w:sz w:val="24"/>
-        </w:rPr>
-        <w:t>p</w:t>
-      </w:r>
-      <w:r>
-        <w:rPr>
-          <w:rFonts w:ascii="Times New Roman" w:hAnsi="Times New Roman"/>
-          <w:sz w:val="24"/>
-        </w:rPr>
-        <w:t xml:space="preserve"> = .25. In a biased state one panel delivers points with</w:t>
-      </w:r>
-    </w:p>
-    <w:p>
-      <w:pPr>
-        <w:spacing w:line="480" w:lineRule="auto"/>
-        <w:ind w:firstLine="720"/>
-      </w:pPr>
-      <w:r>
-        <w:rPr>
-          <w:rFonts w:ascii="Times New Roman" w:hAnsi="Times New Roman"/>
-          <w:i/>
-          <w:sz w:val="24"/>
-        </w:rPr>
-        <w:t>p</w:t>
-      </w:r>
-      <w:r>
-        <w:rPr>
-          <w:rFonts w:ascii="Times New Roman" w:hAnsi="Times New Roman"/>
-          <w:sz w:val="24"/>
-        </w:rPr>
-        <w:t xml:space="preserve"> = .45 and the other with </w:t>
-      </w:r>
-      <w:r>
-        <w:rPr>
-          <w:rFonts w:ascii="Times New Roman" w:hAnsi="Times New Roman"/>
-          <w:i/>
-          <w:sz w:val="24"/>
-        </w:rPr>
-        <w:t>p</w:t>
-      </w:r>
-      <w:r>
-        <w:rPr>
-          <w:rFonts w:ascii="Times New Roman" w:hAnsi="Times New Roman"/>
-          <w:sz w:val="24"/>
-        </w:rPr>
-        <w:t xml:space="preserve"> = .10. The display does not change when this</w:t>
-      </w:r>
-    </w:p>
-    <w:p>
-      <w:pPr>
-        <w:spacing w:line="480" w:lineRule="auto"/>
-        <w:ind w:firstLine="720"/>
-      </w:pPr>
-      <w:r>
-        <w:rPr>
-          <w:rFonts w:ascii="Times New Roman" w:hAnsi="Times New Roman"/>
-          <w:sz w:val="24"/>
-        </w:rPr>
-        <w:t>variable changes; the current state is available only from the distribution of</w:t>
-      </w:r>
-    </w:p>
-    <w:p>
-      <w:pPr>
-        <w:spacing w:line="480" w:lineRule="auto"/>
-        <w:ind w:firstLine="720"/>
-      </w:pPr>
-      <w:r>
-        <w:rPr>
-          <w:rFonts w:ascii="Times New Roman" w:hAnsi="Times New Roman"/>
-          <w:sz w:val="24"/>
-        </w:rPr>
-        <w:t>obtained outcomes across responses.</w:t>
-      </w:r>
-    </w:p>
-    <w:p>
-      <w:pPr>
-        <w:spacing w:line="480" w:lineRule="auto"/>
-        <w:ind w:firstLine="720"/>
-      </w:pPr>
-      <w:r>
-        <w:rPr>
-          <w:rFonts w:ascii="Times New Roman" w:hAnsi="Times New Roman"/>
-          <w:b/>
-          <w:sz w:val="24"/>
-        </w:rPr>
-        <w:t xml:space="preserve">Momentary Appetitive Stimulus (V2; Signaled). </w:t>
-      </w:r>
-      <w:r>
-        <w:rPr>
-          <w:rFonts w:ascii="Times New Roman" w:hAnsi="Times New Roman"/>
-          <w:sz w:val="24"/>
-        </w:rPr>
-        <w:t>On scheduled responses, the</w:t>
-      </w:r>
-    </w:p>
-    <w:p>
-      <w:pPr>
-        <w:spacing w:line="480" w:lineRule="auto"/>
-        <w:ind w:firstLine="720"/>
-      </w:pPr>
-      <w:r>
-        <w:rPr>
-          <w:rFonts w:ascii="Times New Roman" w:hAnsi="Times New Roman"/>
-          <w:sz w:val="24"/>
-        </w:rPr>
-        <w:t>border of one panel changes to gold before the response is emitted and reverts</w:t>
-      </w:r>
-    </w:p>
-    <w:p>
-      <w:pPr>
-        <w:spacing w:line="480" w:lineRule="auto"/>
-        <w:ind w:firstLine="720"/>
-      </w:pPr>
-      <w:r>
-        <w:rPr>
-          <w:rFonts w:ascii="Times New Roman" w:hAnsi="Times New Roman"/>
-          <w:sz w:val="24"/>
-        </w:rPr>
-        <w:t>immediately thereafter. On that response only, the bordered panel delivers</w:t>
-      </w:r>
-    </w:p>
-    <w:p>
-      <w:pPr>
-        <w:spacing w:line="480" w:lineRule="auto"/>
-        <w:ind w:firstLine="720"/>
-      </w:pPr>
-      <w:r>
-        <w:rPr>
-          <w:rFonts w:ascii="Times New Roman" w:hAnsi="Times New Roman"/>
-          <w:sz w:val="24"/>
-        </w:rPr>
-        <w:t xml:space="preserve">points with </w:t>
-      </w:r>
-      <w:r>
-        <w:rPr>
-          <w:rFonts w:ascii="Times New Roman" w:hAnsi="Times New Roman"/>
-          <w:i/>
-          <w:sz w:val="24"/>
-        </w:rPr>
-        <w:t>p</w:t>
-      </w:r>
-      <w:r>
-        <w:rPr>
-          <w:rFonts w:ascii="Times New Roman" w:hAnsi="Times New Roman"/>
-          <w:sz w:val="24"/>
-        </w:rPr>
-        <w:t xml:space="preserve"> = .60 and the alternative with </w:t>
-      </w:r>
-      <w:r>
-        <w:rPr>
-          <w:rFonts w:ascii="Times New Roman" w:hAnsi="Times New Roman"/>
-          <w:i/>
-          <w:sz w:val="24"/>
-        </w:rPr>
-        <w:t>p</w:t>
-      </w:r>
-      <w:r>
-        <w:rPr>
-          <w:rFonts w:ascii="Times New Roman" w:hAnsi="Times New Roman"/>
-          <w:sz w:val="24"/>
-        </w:rPr>
-        <w:t xml:space="preserve"> = .05, superseding V1. The</w:t>
-      </w:r>
-    </w:p>
-    <w:p>
-      <w:pPr>
-        <w:spacing w:line="480" w:lineRule="auto"/>
-        <w:ind w:firstLine="720"/>
-      </w:pPr>
-      <w:r>
-        <w:rPr>
-          <w:rFonts w:ascii="Times New Roman" w:hAnsi="Times New Roman"/>
-          <w:sz w:val="24"/>
-        </w:rPr>
-        <w:t>gold border appears on the panel favored by V1 on 60% of occurrences and on the</w:t>
-      </w:r>
-    </w:p>
-    <w:p>
-      <w:pPr>
-        <w:spacing w:line="480" w:lineRule="auto"/>
-        <w:ind w:firstLine="720"/>
-      </w:pPr>
-      <w:r>
-        <w:rPr>
-          <w:rFonts w:ascii="Times New Roman" w:hAnsi="Times New Roman"/>
-          <w:sz w:val="24"/>
-        </w:rPr>
-        <w:t>alternative panel on 40%.</w:t>
-      </w:r>
-    </w:p>
-    <w:p>
-      <w:pPr>
-        <w:spacing w:line="480" w:lineRule="auto"/>
-        <w:ind w:firstLine="720"/>
-      </w:pPr>
-      <w:r>
-        <w:rPr>
-          <w:rFonts w:ascii="Times New Roman" w:hAnsi="Times New Roman"/>
-          <w:b/>
-          <w:sz w:val="24"/>
-        </w:rPr>
-        <w:t xml:space="preserve">Momentary Aversive Stimulus (V3; Signaled). </w:t>
-      </w:r>
-      <w:r>
-        <w:rPr>
-          <w:rFonts w:ascii="Times New Roman" w:hAnsi="Times New Roman"/>
-          <w:sz w:val="24"/>
-        </w:rPr>
-        <w:t>On scheduled responses, the</w:t>
-      </w:r>
-    </w:p>
-    <w:p>
-      <w:pPr>
-        <w:spacing w:line="480" w:lineRule="auto"/>
-        <w:ind w:firstLine="720"/>
-      </w:pPr>
-      <w:r>
-        <w:rPr>
-          <w:rFonts w:ascii="Times New Roman" w:hAnsi="Times New Roman"/>
-          <w:sz w:val="24"/>
-        </w:rPr>
-        <w:t>border of one panel changes to dark red under the same timing rules as V2. A</w:t>
-      </w:r>
-    </w:p>
-    <w:p>
-      <w:pPr>
-        <w:spacing w:line="480" w:lineRule="auto"/>
-        <w:ind w:firstLine="720"/>
-      </w:pPr>
-      <w:r>
-        <w:rPr>
-          <w:rFonts w:ascii="Times New Roman" w:hAnsi="Times New Roman"/>
-          <w:sz w:val="24"/>
-        </w:rPr>
-        <w:t>response to a red-bordered panel subtracts one point; a response to the</w:t>
-      </w:r>
-    </w:p>
-    <w:p>
-      <w:pPr>
-        <w:spacing w:line="480" w:lineRule="auto"/>
-        <w:ind w:firstLine="720"/>
-      </w:pPr>
-      <w:r>
-        <w:rPr>
-          <w:rFonts w:ascii="Times New Roman" w:hAnsi="Times New Roman"/>
-          <w:sz w:val="24"/>
-        </w:rPr>
-        <w:t>alternative panel is unaffected and produces points at the rate specified by V1.</w:t>
-      </w:r>
-    </w:p>
-    <w:p>
-      <w:pPr>
-        <w:spacing w:line="480" w:lineRule="auto"/>
-        <w:ind w:firstLine="720"/>
-      </w:pPr>
-      <w:r>
-        <w:rPr>
-          <w:rFonts w:ascii="Times New Roman" w:hAnsi="Times New Roman"/>
-          <w:sz w:val="24"/>
-        </w:rPr>
-        <w:t>The red border appears on the panel favored by V1 on 40% of occurrences and on</w:t>
-      </w:r>
-    </w:p>
-    <w:p>
-      <w:pPr>
-        <w:spacing w:line="480" w:lineRule="auto"/>
-        <w:ind w:firstLine="720"/>
-      </w:pPr>
-      <w:r>
-        <w:rPr>
-          <w:rFonts w:ascii="Times New Roman" w:hAnsi="Times New Roman"/>
-          <w:sz w:val="24"/>
-        </w:rPr>
-        <w:t>the alternative panel on 60%.</w:t>
-      </w:r>
-    </w:p>
-    <w:p>
-      <w:pPr>
-        <w:spacing w:line="480" w:lineRule="auto"/>
-        <w:ind w:firstLine="720"/>
-      </w:pPr>
-      <w:r>
-        <w:rPr>
-          <w:rFonts w:ascii="Times New Roman" w:hAnsi="Times New Roman"/>
-          <w:sz w:val="24"/>
-        </w:rPr>
-        <w:t>The partial correlations among V1, V2, and V3 are essential to identification</w:t>
-      </w:r>
-    </w:p>
-    <w:p>
-      <w:pPr>
-        <w:spacing w:line="480" w:lineRule="auto"/>
-        <w:ind w:firstLine="720"/>
-      </w:pPr>
-      <w:r>
-        <w:rPr>
-          <w:rFonts w:ascii="Times New Roman" w:hAnsi="Times New Roman"/>
-          <w:sz w:val="24"/>
-        </w:rPr>
-        <w:t>and are set deliberately. Congruence is arranged in opposite directions for the</w:t>
-      </w:r>
-    </w:p>
-    <w:p>
-      <w:pPr>
-        <w:spacing w:line="480" w:lineRule="auto"/>
-        <w:ind w:firstLine="720"/>
-      </w:pPr>
-      <w:r>
-        <w:rPr>
-          <w:rFonts w:ascii="Times New Roman" w:hAnsi="Times New Roman"/>
-          <w:sz w:val="24"/>
-        </w:rPr>
-        <w:t>appetitive and aversive stimuli so that the two are not collinear with each</w:t>
-      </w:r>
-    </w:p>
-    <w:p>
-      <w:pPr>
-        <w:spacing w:line="480" w:lineRule="auto"/>
-        <w:ind w:firstLine="720"/>
-      </w:pPr>
-      <w:r>
-        <w:rPr>
-          <w:rFonts w:ascii="Times New Roman" w:hAnsi="Times New Roman"/>
-          <w:sz w:val="24"/>
-        </w:rPr>
-        <w:t>other.</w:t>
-      </w:r>
-    </w:p>
-    <w:p>
-      <w:pPr>
-        <w:spacing w:line="480" w:lineRule="auto" w:before="0" w:after="0"/>
-      </w:pPr>
-      <w:r>
-        <w:rPr>
-          <w:rFonts w:ascii="Times New Roman" w:hAnsi="Times New Roman"/>
-          <w:b/>
-          <w:i w:val="0"/>
-          <w:sz w:val="24"/>
-        </w:rPr>
-        <w:t>Design</w:t>
-      </w:r>
-    </w:p>
-    <w:p>
-      <w:pPr>
-        <w:spacing w:line="480" w:lineRule="auto" w:before="0" w:after="0"/>
-      </w:pPr>
-      <w:r>
-        <w:rPr>
-          <w:rFonts w:ascii="Times New Roman" w:hAnsi="Times New Roman"/>
-          <w:b/>
-          <w:i/>
-          <w:sz w:val="24"/>
-        </w:rPr>
-        <w:t>Block Structure</w:t>
-      </w:r>
-    </w:p>
-    <w:p>
-      <w:pPr>
-        <w:spacing w:line="480" w:lineRule="auto"/>
-        <w:ind w:firstLine="0"/>
-      </w:pPr>
-      <w:r>
-        <w:rPr>
-          <w:rFonts w:ascii="Times New Roman" w:hAnsi="Times New Roman"/>
-          <w:sz w:val="24"/>
-        </w:rPr>
-        <w:t>The session is divided into blocks of 100 consecutive responses. V1 changes</w:t>
-      </w:r>
-    </w:p>
-    <w:p>
-      <w:pPr>
-        <w:spacing w:line="480" w:lineRule="auto"/>
-        <w:ind w:firstLine="720"/>
-      </w:pPr>
-      <w:r>
-        <w:rPr>
-          <w:rFonts w:ascii="Times New Roman" w:hAnsi="Times New Roman"/>
-          <w:sz w:val="24"/>
-        </w:rPr>
-        <w:t>state at each block boundary, alternating between a biased state and its</w:t>
-      </w:r>
-    </w:p>
-    <w:p>
-      <w:pPr>
-        <w:spacing w:line="480" w:lineRule="auto"/>
-        <w:ind w:firstLine="720"/>
-      </w:pPr>
-      <w:r>
-        <w:rPr>
-          <w:rFonts w:ascii="Times New Roman" w:hAnsi="Times New Roman"/>
-          <w:sz w:val="24"/>
-        </w:rPr>
-        <w:t>reversal, with the favored panel drawn subject to the constraint that</w:t>
-      </w:r>
-    </w:p>
-    <w:p>
-      <w:pPr>
-        <w:spacing w:line="480" w:lineRule="auto"/>
-        <w:ind w:firstLine="720"/>
-      </w:pPr>
-      <w:r>
-        <w:rPr>
-          <w:rFonts w:ascii="Times New Roman" w:hAnsi="Times New Roman"/>
-          <w:sz w:val="24"/>
-        </w:rPr>
-        <w:t>consecutive blocks differ. Block boundaries are not marked on the display.</w:t>
-      </w:r>
-    </w:p>
-    <w:p>
-      <w:pPr>
-        <w:spacing w:line="480" w:lineRule="auto"/>
-        <w:ind w:firstLine="720"/>
-      </w:pPr>
-      <w:r>
-        <w:rPr>
-          <w:rFonts w:ascii="Times New Roman" w:hAnsi="Times New Roman"/>
-          <w:sz w:val="24"/>
-        </w:rPr>
-        <w:t>Block length follows from measurement. In the previous study, an unsignaled</w:t>
-      </w:r>
-    </w:p>
-    <w:p>
-      <w:pPr>
-        <w:spacing w:line="480" w:lineRule="auto"/>
-        <w:ind w:firstLine="720"/>
-      </w:pPr>
-      <w:r>
-        <w:rPr>
-          <w:rFonts w:ascii="Times New Roman" w:hAnsi="Times New Roman"/>
-          <w:sz w:val="24"/>
-        </w:rPr>
-        <w:t>reversal of the reinforcement contingency produced a displacement in allocation</w:t>
-      </w:r>
-    </w:p>
-    <w:p>
-      <w:pPr>
-        <w:spacing w:line="480" w:lineRule="auto"/>
-        <w:ind w:firstLine="720"/>
-      </w:pPr>
-      <w:r>
-        <w:rPr>
-          <w:rFonts w:ascii="Times New Roman" w:hAnsi="Times New Roman"/>
-          <w:sz w:val="24"/>
-        </w:rPr>
-        <w:t>that reached maximum 16 to 23 responses after onset and returned to baseline by</w:t>
-      </w:r>
-    </w:p>
-    <w:p>
-      <w:pPr>
-        <w:spacing w:line="480" w:lineRule="auto"/>
-        <w:ind w:firstLine="720"/>
-      </w:pPr>
-      <w:r>
-        <w:rPr>
-          <w:rFonts w:ascii="Times New Roman" w:hAnsi="Times New Roman"/>
-          <w:sz w:val="24"/>
-        </w:rPr>
-        <w:t>24 to 32 responses. A block of 100 responses therefore contains the complete</w:t>
-      </w:r>
-    </w:p>
-    <w:p>
-      <w:pPr>
-        <w:spacing w:line="480" w:lineRule="auto"/>
-        <w:ind w:firstLine="720"/>
-      </w:pPr>
-      <w:r>
-        <w:rPr>
-          <w:rFonts w:ascii="Times New Roman" w:hAnsi="Times New Roman"/>
-          <w:sz w:val="24"/>
-        </w:rPr>
-        <w:t>transition together with approximately 68 subsequent responses at the new</w:t>
-      </w:r>
-    </w:p>
-    <w:p>
-      <w:pPr>
-        <w:spacing w:line="480" w:lineRule="auto"/>
-        <w:ind w:firstLine="720"/>
-      </w:pPr>
-      <w:r>
-        <w:rPr>
-          <w:rFonts w:ascii="Times New Roman" w:hAnsi="Times New Roman"/>
-          <w:sz w:val="24"/>
-        </w:rPr>
-        <w:t>steady state. Shorter blocks would yield additional transitions but would</w:t>
-      </w:r>
-    </w:p>
-    <w:p>
-      <w:pPr>
-        <w:spacing w:line="480" w:lineRule="auto"/>
-        <w:ind w:firstLine="720"/>
-      </w:pPr>
-      <w:r>
-        <w:rPr>
-          <w:rFonts w:ascii="Times New Roman" w:hAnsi="Times New Roman"/>
-          <w:sz w:val="24"/>
-        </w:rPr>
-        <w:t>terminate before allocation had stabilized, so that the magnitude of each shift</w:t>
-      </w:r>
-    </w:p>
-    <w:p>
-      <w:pPr>
-        <w:spacing w:line="480" w:lineRule="auto"/>
-        <w:ind w:firstLine="720"/>
-      </w:pPr>
-      <w:r>
-        <w:rPr>
-          <w:rFonts w:ascii="Times New Roman" w:hAnsi="Times New Roman"/>
-          <w:sz w:val="24"/>
-        </w:rPr>
-        <w:t>would be underestimated; longer blocks would estimate magnitudes more precisely</w:t>
-      </w:r>
-    </w:p>
-    <w:p>
-      <w:pPr>
-        <w:spacing w:line="480" w:lineRule="auto"/>
-        <w:ind w:firstLine="720"/>
-      </w:pPr>
-      <w:r>
-        <w:rPr>
-          <w:rFonts w:ascii="Times New Roman" w:hAnsi="Times New Roman"/>
-          <w:sz w:val="24"/>
-        </w:rPr>
-        <w:t>while yielding too few transitions to characterize their time course.</w:t>
-      </w:r>
-    </w:p>
-    <w:p>
-      <w:pPr>
-        <w:spacing w:line="480" w:lineRule="auto" w:before="0" w:after="0"/>
-      </w:pPr>
-      <w:r>
-        <w:rPr>
-          <w:rFonts w:ascii="Times New Roman" w:hAnsi="Times New Roman"/>
-          <w:b/>
-          <w:i/>
-          <w:sz w:val="24"/>
-        </w:rPr>
-        <w:t>Scheduling of Momentary Stimuli</w:t>
-      </w:r>
-    </w:p>
-    <w:p>
-      <w:pPr>
-        <w:spacing w:line="480" w:lineRule="auto"/>
-        <w:ind w:firstLine="0"/>
-      </w:pPr>
-      <w:r>
-        <w:rPr>
-          <w:rFonts w:ascii="Times New Roman" w:hAnsi="Times New Roman"/>
-          <w:sz w:val="24"/>
-        </w:rPr>
-        <w:t>V2 and V3 are scheduled on a variable-response schedule with a minimum</w:t>
-      </w:r>
-    </w:p>
-    <w:p>
-      <w:pPr>
-        <w:spacing w:line="480" w:lineRule="auto"/>
-        <w:ind w:firstLine="720"/>
-      </w:pPr>
-      <w:r>
-        <w:rPr>
-          <w:rFonts w:ascii="Times New Roman" w:hAnsi="Times New Roman"/>
-          <w:sz w:val="24"/>
-        </w:rPr>
-        <w:t>inter-stimulus interval of 15 responses and a mean of 20, drawn independently</w:t>
-      </w:r>
-    </w:p>
-    <w:p>
-      <w:pPr>
-        <w:spacing w:line="480" w:lineRule="auto"/>
-        <w:ind w:firstLine="720"/>
-      </w:pPr>
-      <w:r>
-        <w:rPr>
-          <w:rFonts w:ascii="Times New Roman" w:hAnsi="Times New Roman"/>
-          <w:sz w:val="24"/>
-        </w:rPr>
-        <w:t>for each stimulus type. The minimum interval is required for identification. If</w:t>
-      </w:r>
-    </w:p>
-    <w:p>
-      <w:pPr>
-        <w:spacing w:line="480" w:lineRule="auto"/>
-        <w:ind w:firstLine="720"/>
-      </w:pPr>
-      <w:r>
-        <w:rPr>
-          <w:rFonts w:ascii="Times New Roman" w:hAnsi="Times New Roman"/>
-          <w:sz w:val="24"/>
-        </w:rPr>
-        <w:t>momentary stimuli occurred at a fixed probability per response, successive</w:t>
-      </w:r>
-    </w:p>
-    <w:p>
-      <w:pPr>
-        <w:spacing w:line="480" w:lineRule="auto"/>
-        <w:ind w:firstLine="720"/>
-      </w:pPr>
-      <w:r>
-        <w:rPr>
-          <w:rFonts w:ascii="Times New Roman" w:hAnsi="Times New Roman"/>
-          <w:sz w:val="24"/>
-        </w:rPr>
-        <w:t>occurrences would fall within one another's recovery windows and lags beyond</w:t>
-      </w:r>
-    </w:p>
-    <w:p>
-      <w:pPr>
-        <w:spacing w:line="480" w:lineRule="auto"/>
-        <w:ind w:firstLine="720"/>
-      </w:pPr>
-      <w:r>
-        <w:rPr>
-          <w:rFonts w:ascii="Times New Roman" w:hAnsi="Times New Roman"/>
-          <w:sz w:val="24"/>
-        </w:rPr>
-        <w:t>the mean interval would be uninterpretable. The constraint guarantees that each</w:t>
-      </w:r>
-    </w:p>
-    <w:p>
-      <w:pPr>
-        <w:spacing w:line="480" w:lineRule="auto"/>
-        <w:ind w:firstLine="720"/>
-      </w:pPr>
-      <w:r>
-        <w:rPr>
-          <w:rFonts w:ascii="Times New Roman" w:hAnsi="Times New Roman"/>
-          <w:sz w:val="24"/>
-        </w:rPr>
-        <w:t>occurrence is followed by at least 15 responses free of further stimuli of that</w:t>
-      </w:r>
-    </w:p>
-    <w:p>
-      <w:pPr>
-        <w:spacing w:line="480" w:lineRule="auto"/>
-        <w:ind w:firstLine="720"/>
-      </w:pPr>
-      <w:r>
-        <w:rPr>
-          <w:rFonts w:ascii="Times New Roman" w:hAnsi="Times New Roman"/>
-          <w:sz w:val="24"/>
-        </w:rPr>
-        <w:t>type.</w:t>
-      </w:r>
-    </w:p>
-    <w:p>
-      <w:pPr>
-        <w:spacing w:line="480" w:lineRule="auto"/>
-        <w:ind w:firstLine="720"/>
-      </w:pPr>
-      <w:r>
-        <w:rPr>
-          <w:rFonts w:ascii="Times New Roman" w:hAnsi="Times New Roman"/>
-          <w:sz w:val="24"/>
-        </w:rPr>
-        <w:t>The constraint reduces the rate of momentary stimuli to approximately 5% of</w:t>
-      </w:r>
-    </w:p>
-    <w:p>
-      <w:pPr>
-        <w:spacing w:line="480" w:lineRule="auto"/>
-        <w:ind w:firstLine="720"/>
-      </w:pPr>
-      <w:r>
-        <w:rPr>
-          <w:rFonts w:ascii="Times New Roman" w:hAnsi="Times New Roman"/>
-          <w:sz w:val="24"/>
-        </w:rPr>
-        <w:t>responses, in place of the 20% that unconstrained scheduling would permit, so</w:t>
-      </w:r>
-    </w:p>
-    <w:p>
-      <w:pPr>
-        <w:spacing w:line="480" w:lineRule="auto"/>
-        <w:ind w:firstLine="720"/>
-      </w:pPr>
-      <w:r>
-        <w:rPr>
-          <w:rFonts w:ascii="Times New Roman" w:hAnsi="Times New Roman"/>
-          <w:sz w:val="24"/>
-        </w:rPr>
-        <w:t>that magnitude estimates for V2 and V3 rest on fewer observations. Because the</w:t>
-      </w:r>
-    </w:p>
-    <w:p>
-      <w:pPr>
-        <w:spacing w:line="480" w:lineRule="auto"/>
-        <w:ind w:firstLine="720"/>
-      </w:pPr>
-      <w:r>
-        <w:rPr>
-          <w:rFonts w:ascii="Times New Roman" w:hAnsi="Times New Roman"/>
-          <w:sz w:val="24"/>
-        </w:rPr>
-        <w:t>experimental question concerns decay rather than magnitude, precision is</w:t>
-      </w:r>
-    </w:p>
-    <w:p>
-      <w:pPr>
-        <w:spacing w:line="480" w:lineRule="auto"/>
-        <w:ind w:firstLine="720"/>
-      </w:pPr>
-      <w:r>
-        <w:rPr>
-          <w:rFonts w:ascii="Times New Roman" w:hAnsi="Times New Roman"/>
-          <w:sz w:val="24"/>
-        </w:rPr>
-        <w:t>sacrificed on the dimension on which the question does not depend.</w:t>
-      </w:r>
-    </w:p>
-    <w:p>
-      <w:pPr>
-        <w:spacing w:line="480" w:lineRule="auto" w:before="0" w:after="0"/>
-      </w:pPr>
-      <w:r>
-        <w:rPr>
-          <w:rFonts w:ascii="Times New Roman" w:hAnsi="Times New Roman"/>
-          <w:b/>
-          <w:i/>
-          <w:sz w:val="24"/>
-        </w:rPr>
-        <w:t>Perturbations</w:t>
-      </w:r>
-    </w:p>
-    <w:p>
-      <w:pPr>
-        <w:spacing w:line="480" w:lineRule="auto"/>
-        <w:ind w:firstLine="0"/>
-      </w:pPr>
-      <w:r>
-        <w:rPr>
-          <w:rFonts w:ascii="Times New Roman" w:hAnsi="Times New Roman"/>
-          <w:sz w:val="24"/>
-        </w:rPr>
-        <w:t>At scheduled points, V1 is reversed for exactly 8 responses and then restored,</w:t>
-      </w:r>
-    </w:p>
-    <w:p>
-      <w:pPr>
-        <w:spacing w:line="480" w:lineRule="auto"/>
-        <w:ind w:firstLine="720"/>
-      </w:pPr>
-      <w:r>
-        <w:rPr>
-          <w:rFonts w:ascii="Times New Roman" w:hAnsi="Times New Roman"/>
-          <w:sz w:val="24"/>
-        </w:rPr>
-        <w:t>with no accompanying change to the display. Each perturbation is followed by at</w:t>
-      </w:r>
-    </w:p>
-    <w:p>
-      <w:pPr>
-        <w:spacing w:line="480" w:lineRule="auto"/>
-        <w:ind w:firstLine="720"/>
-      </w:pPr>
-      <w:r>
-        <w:rPr>
-          <w:rFonts w:ascii="Times New Roman" w:hAnsi="Times New Roman"/>
-          <w:sz w:val="24"/>
-        </w:rPr>
-        <w:t>least 40 responses during which V1 is held constant and no momentary stimulus</w:t>
-      </w:r>
-    </w:p>
-    <w:p>
-      <w:pPr>
-        <w:spacing w:line="480" w:lineRule="auto"/>
-        <w:ind w:firstLine="720"/>
-      </w:pPr>
-      <w:r>
-        <w:rPr>
-          <w:rFonts w:ascii="Times New Roman" w:hAnsi="Times New Roman"/>
-          <w:sz w:val="24"/>
-        </w:rPr>
-        <w:t>of either type is scheduled, so that return is observed without further</w:t>
-      </w:r>
-    </w:p>
-    <w:p>
-      <w:pPr>
-        <w:spacing w:line="480" w:lineRule="auto"/>
-        <w:ind w:firstLine="720"/>
-      </w:pPr>
-      <w:r>
-        <w:rPr>
-          <w:rFonts w:ascii="Times New Roman" w:hAnsi="Times New Roman"/>
-          <w:sz w:val="24"/>
-        </w:rPr>
-        <w:t>disturbance. Perturbations are positioned to fall entirely within a block.</w:t>
-      </w:r>
-    </w:p>
-    <w:p>
-      <w:pPr>
-        <w:spacing w:line="480" w:lineRule="auto" w:before="0" w:after="0"/>
-      </w:pPr>
-      <w:r>
-        <w:rPr>
-          <w:rFonts w:ascii="Times New Roman" w:hAnsi="Times New Roman"/>
-          <w:b/>
-          <w:i/>
-          <w:sz w:val="24"/>
-        </w:rPr>
-        <w:t>Session Parameters</w:t>
-      </w:r>
-    </w:p>
-    <w:p>
-      <w:pPr>
-        <w:spacing w:line="480" w:lineRule="auto"/>
-        <w:ind w:firstLine="0"/>
-      </w:pPr>
-      <w:r>
-        <w:rPr>
-          <w:rFonts w:ascii="Times New Roman" w:hAnsi="Times New Roman"/>
-          <w:sz w:val="24"/>
-        </w:rPr>
-        <w:t>The procedure terminates after 2,400 responses or 28 min, whichever occurs</w:t>
-      </w:r>
-    </w:p>
-    <w:p>
-      <w:pPr>
-        <w:spacing w:line="480" w:lineRule="auto"/>
-        <w:ind w:firstLine="720"/>
-      </w:pPr>
-      <w:r>
-        <w:rPr>
-          <w:rFonts w:ascii="Times New Roman" w:hAnsi="Times New Roman"/>
-          <w:sz w:val="24"/>
-        </w:rPr>
-        <w:t>first. At the median response rate previously observed this corresponds to</w:t>
-      </w:r>
-    </w:p>
-    <w:p>
-      <w:pPr>
-        <w:spacing w:line="480" w:lineRule="auto"/>
-        <w:ind w:firstLine="720"/>
-      </w:pPr>
-      <w:r>
-        <w:rPr>
-          <w:rFonts w:ascii="Times New Roman" w:hAnsi="Times New Roman"/>
-          <w:sz w:val="24"/>
-        </w:rPr>
-        <w:t>approximately 11 min and 24 blocks; at the slowest rate previously observed, to</w:t>
-      </w:r>
-    </w:p>
-    <w:p>
-      <w:pPr>
-        <w:spacing w:line="480" w:lineRule="auto"/>
-        <w:ind w:firstLine="720"/>
-      </w:pPr>
-      <w:r>
-        <w:rPr>
-          <w:rFonts w:ascii="Times New Roman" w:hAnsi="Times New Roman"/>
-          <w:sz w:val="24"/>
-        </w:rPr>
-        <w:t>28 min and approximately 17 blocks. The number of blocks completed is recorded</w:t>
-      </w:r>
-    </w:p>
-    <w:p>
-      <w:pPr>
-        <w:spacing w:line="480" w:lineRule="auto"/>
-        <w:ind w:firstLine="720"/>
-      </w:pPr>
-      <w:r>
-        <w:rPr>
-          <w:rFonts w:ascii="Times New Roman" w:hAnsi="Times New Roman"/>
-          <w:sz w:val="24"/>
-        </w:rPr>
-        <w:t>and treated as a quantity of interest, because it bounds the number of</w:t>
-      </w:r>
-    </w:p>
-    <w:p>
-      <w:pPr>
-        <w:spacing w:line="480" w:lineRule="auto"/>
-        <w:ind w:firstLine="720"/>
-      </w:pPr>
-      <w:r>
-        <w:rPr>
-          <w:rFonts w:ascii="Times New Roman" w:hAnsi="Times New Roman"/>
-          <w:sz w:val="24"/>
-        </w:rPr>
-        <w:t>within-subject replications a participant contributes.</w:t>
-      </w:r>
-    </w:p>
-    <w:p>
-      <w:pPr>
-        <w:spacing w:line="480" w:lineRule="auto"/>
-        <w:ind w:firstLine="720"/>
-      </w:pPr>
-      <w:r>
-        <w:rPr>
-          <w:rFonts w:ascii="Times New Roman" w:hAnsi="Times New Roman"/>
-          <w:sz w:val="24"/>
-        </w:rPr>
-        <w:t>Participants receive fixed payment independent of points earned. Points serve</w:t>
-      </w:r>
-    </w:p>
-    <w:p>
-      <w:pPr>
-        <w:spacing w:line="480" w:lineRule="auto"/>
-        <w:ind w:firstLine="720"/>
-      </w:pPr>
-      <w:r>
-        <w:rPr>
-          <w:rFonts w:ascii="Times New Roman" w:hAnsi="Times New Roman"/>
-          <w:sz w:val="24"/>
-        </w:rPr>
-        <w:t>as feedback only, and this is stated in the instructions.</w:t>
-      </w:r>
-    </w:p>
-    <w:p>
-      <w:pPr>
-        <w:spacing w:line="480" w:lineRule="auto" w:before="0" w:after="0"/>
-      </w:pPr>
-      <w:r>
-        <w:rPr>
-          <w:rFonts w:ascii="Times New Roman" w:hAnsi="Times New Roman"/>
-          <w:b/>
-          <w:i w:val="0"/>
-          <w:sz w:val="24"/>
-        </w:rPr>
-        <w:t>Data Analysis</w:t>
-      </w:r>
-    </w:p>
-    <w:p>
-      <w:pPr>
-        <w:spacing w:line="480" w:lineRule="auto" w:before="0" w:after="0"/>
-      </w:pPr>
-      <w:r>
-        <w:rPr>
-          <w:rFonts w:ascii="Times New Roman" w:hAnsi="Times New Roman"/>
-          <w:b/>
-          <w:i/>
-          <w:sz w:val="24"/>
-        </w:rPr>
-        <w:t>Recorded Variables</w:t>
-      </w:r>
-    </w:p>
-    <w:p>
-      <w:pPr>
-        <w:spacing w:line="480" w:lineRule="auto"/>
-        <w:ind w:firstLine="0"/>
-      </w:pPr>
-      <w:r>
-        <w:rPr>
-          <w:rFonts w:ascii="Times New Roman" w:hAnsi="Times New Roman"/>
-          <w:sz w:val="24"/>
-        </w:rPr>
-        <w:t>One record per response comprises the panel selected, the outcome, the state of</w:t>
-      </w:r>
-    </w:p>
-    <w:p>
-      <w:pPr>
-        <w:spacing w:line="480" w:lineRule="auto"/>
-        <w:ind w:firstLine="720"/>
-      </w:pPr>
-      <w:r>
-        <w:rPr>
-          <w:rFonts w:ascii="Times New Roman" w:hAnsi="Times New Roman"/>
-          <w:sz w:val="24"/>
-        </w:rPr>
-        <w:t>V1, the presence and location of V2 or V3, the inter-response time, the block</w:t>
-      </w:r>
-    </w:p>
-    <w:p>
-      <w:pPr>
-        <w:spacing w:line="480" w:lineRule="auto"/>
-        <w:ind w:firstLine="720"/>
-      </w:pPr>
-      <w:r>
-        <w:rPr>
-          <w:rFonts w:ascii="Times New Roman" w:hAnsi="Times New Roman"/>
-          <w:sz w:val="24"/>
-        </w:rPr>
-        <w:t>index, the ordinal position of the response within its block, whether a</w:t>
-      </w:r>
-    </w:p>
-    <w:p>
-      <w:pPr>
-        <w:spacing w:line="480" w:lineRule="auto"/>
-        <w:ind w:firstLine="720"/>
-      </w:pPr>
-      <w:r>
-        <w:rPr>
-          <w:rFonts w:ascii="Times New Roman" w:hAnsi="Times New Roman"/>
-          <w:sz w:val="24"/>
-        </w:rPr>
-        <w:t>perturbation was in effect, and the number of responses since the most recent</w:t>
-      </w:r>
-    </w:p>
-    <w:p>
-      <w:pPr>
-        <w:spacing w:line="480" w:lineRule="auto"/>
-        <w:ind w:firstLine="720"/>
-      </w:pPr>
-      <w:r>
-        <w:rPr>
-          <w:rFonts w:ascii="Times New Roman" w:hAnsi="Times New Roman"/>
-          <w:sz w:val="24"/>
-        </w:rPr>
-        <w:t>perturbation offset. Every quantity described below is derivable from these</w:t>
-      </w:r>
-    </w:p>
-    <w:p>
-      <w:pPr>
-        <w:spacing w:line="480" w:lineRule="auto"/>
-        <w:ind w:firstLine="720"/>
-      </w:pPr>
-      <w:r>
-        <w:rPr>
-          <w:rFonts w:ascii="Times New Roman" w:hAnsi="Times New Roman"/>
-          <w:sz w:val="24"/>
-        </w:rPr>
-        <w:t>records without reference to a separate randomization file.</w:t>
-      </w:r>
-    </w:p>
-    <w:p>
-      <w:pPr>
-        <w:spacing w:line="480" w:lineRule="auto" w:before="0" w:after="0"/>
-      </w:pPr>
-      <w:r>
-        <w:rPr>
-          <w:rFonts w:ascii="Times New Roman" w:hAnsi="Times New Roman"/>
-          <w:b/>
-          <w:i/>
-          <w:sz w:val="24"/>
-        </w:rPr>
-        <w:t>State Vector and Operator Estimation</w:t>
-      </w:r>
-    </w:p>
-    <w:p>
-      <w:pPr>
-        <w:spacing w:line="480" w:lineRule="auto"/>
-        <w:ind w:firstLine="0"/>
-      </w:pPr>
-      <w:r>
-        <w:rPr>
-          <w:rFonts w:ascii="Times New Roman" w:hAnsi="Times New Roman"/>
-          <w:sz w:val="24"/>
-        </w:rPr>
-        <w:t xml:space="preserve">Let </w:t>
-      </w:r>
-      <w:r>
-        <w:rPr>
-          <w:rFonts w:ascii="Times New Roman" w:hAnsi="Times New Roman"/>
-          <w:b/>
-          <w:sz w:val="24"/>
-        </w:rPr>
-        <w:t>x</w:t>
-      </w:r>
-      <w:r>
-        <w:rPr>
-          <w:rFonts w:ascii="Times New Roman" w:hAnsi="Times New Roman"/>
-          <w:sz w:val="24"/>
-        </w:rPr>
-        <w:t>(</w:t>
-      </w:r>
-      <w:r>
-        <w:rPr>
-          <w:rFonts w:ascii="Times New Roman" w:hAnsi="Times New Roman"/>
-          <w:i/>
-          <w:sz w:val="24"/>
-        </w:rPr>
-        <w:t>t</w:t>
-      </w:r>
-      <w:r>
-        <w:rPr>
-          <w:rFonts w:ascii="Times New Roman" w:hAnsi="Times New Roman"/>
-          <w:sz w:val="24"/>
-        </w:rPr>
-        <w:t xml:space="preserve">) denote a vector of behavioral measures evaluated at response </w:t>
-      </w:r>
-      <w:r>
-        <w:rPr>
-          <w:rFonts w:ascii="Times New Roman" w:hAnsi="Times New Roman"/>
-          <w:i/>
-          <w:sz w:val="24"/>
-        </w:rPr>
-        <w:t>t</w:t>
-      </w:r>
-    </w:p>
-    <w:p>
-      <w:pPr>
-        <w:spacing w:line="480" w:lineRule="auto"/>
-        <w:ind w:firstLine="720"/>
-      </w:pPr>
-      <w:r>
-        <w:rPr>
-          <w:rFonts w:ascii="Times New Roman" w:hAnsi="Times New Roman"/>
-          <w:sz w:val="24"/>
-        </w:rPr>
-        <w:t xml:space="preserve">and </w:t>
-      </w:r>
-      <w:r>
-        <w:rPr>
-          <w:rFonts w:ascii="Times New Roman" w:hAnsi="Times New Roman"/>
-          <w:b/>
-          <w:sz w:val="24"/>
-        </w:rPr>
-        <w:t>u</w:t>
-      </w:r>
-      <w:r>
-        <w:rPr>
-          <w:rFonts w:ascii="Times New Roman" w:hAnsi="Times New Roman"/>
-          <w:sz w:val="24"/>
-        </w:rPr>
-        <w:t>(</w:t>
-      </w:r>
-      <w:r>
-        <w:rPr>
-          <w:rFonts w:ascii="Times New Roman" w:hAnsi="Times New Roman"/>
-          <w:i/>
-          <w:sz w:val="24"/>
-        </w:rPr>
-        <w:t>t</w:t>
-      </w:r>
-      <w:r>
-        <w:rPr>
-          <w:rFonts w:ascii="Times New Roman" w:hAnsi="Times New Roman"/>
-          <w:sz w:val="24"/>
-        </w:rPr>
-        <w:t>) the vector of environmental variables in effect. Operators are</w:t>
-      </w:r>
-    </w:p>
-    <w:p>
-      <w:pPr>
-        <w:spacing w:line="480" w:lineRule="auto"/>
-        <w:ind w:firstLine="720"/>
-      </w:pPr>
-      <w:r>
-        <w:rPr>
-          <w:rFonts w:ascii="Times New Roman" w:hAnsi="Times New Roman"/>
-          <w:sz w:val="24"/>
-        </w:rPr>
-        <w:t>estimated for each participant as</w:t>
-      </w:r>
-    </w:p>
-    <w:p>
-      <w:pPr>
-        <w:spacing w:line="480" w:lineRule="auto"/>
-        <w:ind w:left="720"/>
-      </w:pPr>
-      <w:r>
-        <w:rPr>
-          <w:rFonts w:ascii="Times New Roman" w:hAnsi="Times New Roman"/>
-          <w:b/>
-          <w:sz w:val="24"/>
-        </w:rPr>
-        <w:t>x</w:t>
-      </w:r>
-      <w:r>
-        <w:rPr>
-          <w:rFonts w:ascii="Times New Roman" w:hAnsi="Times New Roman"/>
-          <w:sz w:val="24"/>
-        </w:rPr>
-        <w:t>(</w:t>
-      </w:r>
-      <w:r>
-        <w:rPr>
-          <w:rFonts w:ascii="Times New Roman" w:hAnsi="Times New Roman"/>
-          <w:i/>
-          <w:sz w:val="24"/>
-        </w:rPr>
-        <w:t>t</w:t>
-      </w:r>
-      <w:r>
-        <w:rPr>
-          <w:rFonts w:ascii="Times New Roman" w:hAnsi="Times New Roman"/>
-          <w:sz w:val="24"/>
-        </w:rPr>
-        <w:t xml:space="preserve"> + 1) = </w:t>
-      </w:r>
-      <w:r>
-        <w:rPr>
-          <w:rFonts w:ascii="Times New Roman" w:hAnsi="Times New Roman"/>
-          <w:b/>
-          <w:sz w:val="24"/>
-        </w:rPr>
-        <w:t>A x</w:t>
-      </w:r>
-      <w:r>
-        <w:rPr>
-          <w:rFonts w:ascii="Times New Roman" w:hAnsi="Times New Roman"/>
-          <w:sz w:val="24"/>
-        </w:rPr>
-        <w:t>(</w:t>
-      </w:r>
-      <w:r>
-        <w:rPr>
-          <w:rFonts w:ascii="Times New Roman" w:hAnsi="Times New Roman"/>
-          <w:i/>
-          <w:sz w:val="24"/>
-        </w:rPr>
-        <w:t>t</w:t>
-      </w:r>
-      <w:r>
-        <w:rPr>
-          <w:rFonts w:ascii="Times New Roman" w:hAnsi="Times New Roman"/>
-          <w:sz w:val="24"/>
-        </w:rPr>
-        <w:t xml:space="preserve">) + </w:t>
-      </w:r>
-      <w:r>
-        <w:rPr>
-          <w:rFonts w:ascii="Times New Roman" w:hAnsi="Times New Roman"/>
-          <w:b/>
-          <w:sz w:val="24"/>
-        </w:rPr>
-        <w:t>B u</w:t>
-      </w:r>
-      <w:r>
-        <w:rPr>
-          <w:rFonts w:ascii="Times New Roman" w:hAnsi="Times New Roman"/>
-          <w:sz w:val="24"/>
-        </w:rPr>
-        <w:t>(</w:t>
-      </w:r>
-      <w:r>
-        <w:rPr>
-          <w:rFonts w:ascii="Times New Roman" w:hAnsi="Times New Roman"/>
-          <w:i/>
-          <w:sz w:val="24"/>
-        </w:rPr>
-        <w:t>t</w:t>
-      </w:r>
-      <w:r>
-        <w:rPr>
-          <w:rFonts w:ascii="Times New Roman" w:hAnsi="Times New Roman"/>
-          <w:sz w:val="24"/>
-        </w:rPr>
-        <w:t xml:space="preserve">) + </w:t>
-      </w:r>
-      <w:r>
-        <w:rPr>
-          <w:rFonts w:ascii="Times New Roman" w:hAnsi="Times New Roman"/>
-          <w:b/>
-          <w:sz w:val="24"/>
-        </w:rPr>
-        <w:t>c</w:t>
-      </w:r>
-      <w:r>
-        <w:rPr>
-          <w:rFonts w:ascii="Times New Roman" w:hAnsi="Times New Roman"/>
-          <w:sz w:val="24"/>
-        </w:rPr>
-        <w:t>.</w:t>
-      </w:r>
-    </w:p>
-    <w:p>
-      <w:pPr>
-        <w:spacing w:line="480" w:lineRule="auto"/>
-        <w:ind w:firstLine="0"/>
-      </w:pPr>
-      <w:r>
-        <w:rPr>
-          <w:rFonts w:ascii="Times New Roman" w:hAnsi="Times New Roman"/>
-          <w:sz w:val="24"/>
-        </w:rPr>
-        <w:t>The state is constructed without aggregation into bins. In the previous study</w:t>
-      </w:r>
-    </w:p>
-    <w:p>
-      <w:pPr>
-        <w:spacing w:line="480" w:lineRule="auto"/>
-        <w:ind w:firstLine="720"/>
-      </w:pPr>
-      <w:r>
-        <w:rPr>
-          <w:rFonts w:ascii="Times New Roman" w:hAnsi="Times New Roman"/>
-          <w:sz w:val="24"/>
-        </w:rPr>
-        <w:t>the state comprised proportions computed over a window of responses, which</w:t>
-      </w:r>
-    </w:p>
-    <w:p>
-      <w:pPr>
-        <w:spacing w:line="480" w:lineRule="auto"/>
-        <w:ind w:firstLine="720"/>
-      </w:pPr>
-      <w:r>
-        <w:rPr>
-          <w:rFonts w:ascii="Times New Roman" w:hAnsi="Times New Roman"/>
-          <w:sz w:val="24"/>
-        </w:rPr>
-        <w:t>requires a window width, and that width was selected on a sampling-noise</w:t>
-      </w:r>
-    </w:p>
-    <w:p>
-      <w:pPr>
-        <w:spacing w:line="480" w:lineRule="auto"/>
-        <w:ind w:firstLine="720"/>
-      </w:pPr>
-      <w:r>
-        <w:rPr>
-          <w:rFonts w:ascii="Times New Roman" w:hAnsi="Times New Roman"/>
-          <w:sz w:val="24"/>
-        </w:rPr>
-        <w:t>criterion that argues only for wider windows. A window also functions as a</w:t>
-      </w:r>
-    </w:p>
-    <w:p>
-      <w:pPr>
-        <w:spacing w:line="480" w:lineRule="auto"/>
-        <w:ind w:firstLine="720"/>
-      </w:pPr>
-      <w:r>
-        <w:rPr>
-          <w:rFonts w:ascii="Times New Roman" w:hAnsi="Times New Roman"/>
-          <w:sz w:val="24"/>
-        </w:rPr>
-        <w:t>low-pass filter: at the width selected, an unconstrained operator predicted</w:t>
-      </w:r>
-    </w:p>
-    <w:p>
-      <w:pPr>
-        <w:spacing w:line="480" w:lineRule="auto"/>
-        <w:ind w:firstLine="720"/>
-      </w:pPr>
-      <w:r>
-        <w:rPr>
-          <w:rFonts w:ascii="Times New Roman" w:hAnsi="Times New Roman"/>
-          <w:sz w:val="24"/>
-        </w:rPr>
-        <w:t>held-out behavior no better than a scalar operator for 13 of 23 participants,</w:t>
-      </w:r>
-    </w:p>
-    <w:p>
-      <w:pPr>
-        <w:spacing w:line="480" w:lineRule="auto"/>
-        <w:ind w:firstLine="720"/>
-      </w:pPr>
-      <w:r>
-        <w:rPr>
-          <w:rFonts w:ascii="Times New Roman" w:hAnsi="Times New Roman"/>
-          <w:sz w:val="24"/>
-        </w:rPr>
-        <w:t>whereas at the narrowest width examined it did so for 23 of 23. In the present</w:t>
-      </w:r>
-    </w:p>
-    <w:p>
-      <w:pPr>
-        <w:spacing w:line="480" w:lineRule="auto"/>
-        <w:ind w:firstLine="720"/>
-      </w:pPr>
-      <w:r>
-        <w:rPr>
-          <w:rFonts w:ascii="Times New Roman" w:hAnsi="Times New Roman"/>
-          <w:sz w:val="24"/>
-        </w:rPr>
-        <w:t>study the state is a lag embedding of the response series, comprising the</w:t>
-      </w:r>
-    </w:p>
-    <w:p>
-      <w:pPr>
-        <w:spacing w:line="480" w:lineRule="auto"/>
-        <w:ind w:firstLine="720"/>
-      </w:pPr>
-      <w:r>
-        <w:rPr>
-          <w:rFonts w:ascii="Times New Roman" w:hAnsi="Times New Roman"/>
-          <w:sz w:val="24"/>
-        </w:rPr>
-        <w:t xml:space="preserve">recorded response-level measures over the preceding </w:t>
-      </w:r>
-      <w:r>
-        <w:rPr>
-          <w:rFonts w:ascii="Times New Roman" w:hAnsi="Times New Roman"/>
-          <w:i/>
-          <w:sz w:val="24"/>
-        </w:rPr>
-        <w:t>k</w:t>
-      </w:r>
-      <w:r>
-        <w:rPr>
-          <w:rFonts w:ascii="Times New Roman" w:hAnsi="Times New Roman"/>
-          <w:sz w:val="24"/>
-        </w:rPr>
-        <w:t xml:space="preserve"> responses, so that each</w:t>
-      </w:r>
-    </w:p>
-    <w:p>
-      <w:pPr>
-        <w:spacing w:line="480" w:lineRule="auto"/>
-        <w:ind w:firstLine="720"/>
-      </w:pPr>
-      <w:r>
-        <w:rPr>
-          <w:rFonts w:ascii="Times New Roman" w:hAnsi="Times New Roman"/>
-          <w:sz w:val="24"/>
-        </w:rPr>
-        <w:t xml:space="preserve">response contributes a transition. Embedding order </w:t>
-      </w:r>
-      <w:r>
-        <w:rPr>
-          <w:rFonts w:ascii="Times New Roman" w:hAnsi="Times New Roman"/>
-          <w:i/>
-          <w:sz w:val="24"/>
-        </w:rPr>
-        <w:t>k</w:t>
-      </w:r>
-      <w:r>
-        <w:rPr>
-          <w:rFonts w:ascii="Times New Roman" w:hAnsi="Times New Roman"/>
-          <w:sz w:val="24"/>
-        </w:rPr>
-        <w:t xml:space="preserve"> is selected for each</w:t>
-      </w:r>
-    </w:p>
-    <w:p>
-      <w:pPr>
-        <w:spacing w:line="480" w:lineRule="auto"/>
-        <w:ind w:firstLine="720"/>
-      </w:pPr>
-      <w:r>
-        <w:rPr>
-          <w:rFonts w:ascii="Times New Roman" w:hAnsi="Times New Roman"/>
-          <w:sz w:val="24"/>
-        </w:rPr>
-        <w:t>participant by held-out predictive likelihood.</w:t>
-      </w:r>
-    </w:p>
-    <w:p>
-      <w:pPr>
-        <w:spacing w:line="480" w:lineRule="auto"/>
-        <w:ind w:firstLine="720"/>
-      </w:pPr>
-      <w:r>
-        <w:rPr>
-          <w:rFonts w:ascii="Times New Roman" w:hAnsi="Times New Roman"/>
-          <w:sz w:val="24"/>
-        </w:rPr>
-        <w:t>Fits are evaluated as skill relative to a persistence baseline on temporally</w:t>
-      </w:r>
-    </w:p>
-    <w:p>
-      <w:pPr>
-        <w:spacing w:line="480" w:lineRule="auto"/>
-        <w:ind w:firstLine="720"/>
-      </w:pPr>
-      <w:r>
-        <w:rPr>
-          <w:rFonts w:ascii="Times New Roman" w:hAnsi="Times New Roman"/>
-          <w:sz w:val="24"/>
-        </w:rPr>
-        <w:t xml:space="preserve">held-out responses, 1 − </w:t>
-      </w:r>
-      <w:r>
-        <w:rPr>
-          <w:rFonts w:ascii="Times New Roman" w:hAnsi="Times New Roman"/>
-          <w:i/>
-          <w:sz w:val="24"/>
-        </w:rPr>
-        <w:t>MSE</w:t>
-      </w:r>
-      <w:r>
-        <w:rPr>
-          <w:rFonts w:ascii="Times New Roman" w:hAnsi="Times New Roman"/>
-          <w:sz w:val="24"/>
-        </w:rPr>
-        <w:t>/</w:t>
-      </w:r>
-      <w:r>
-        <w:rPr>
-          <w:rFonts w:ascii="Times New Roman" w:hAnsi="Times New Roman"/>
-          <w:i/>
-          <w:sz w:val="24"/>
-        </w:rPr>
-        <w:t>MSE</w:t>
-      </w:r>
-      <w:r>
-        <w:rPr>
-          <w:rFonts w:ascii="Times New Roman" w:hAnsi="Times New Roman"/>
-          <w:sz w:val="24"/>
-        </w:rPr>
-        <w:t>persistence, and not by within-sample fit.</w:t>
-      </w:r>
-    </w:p>
-    <w:p>
-      <w:pPr>
-        <w:spacing w:line="480" w:lineRule="auto" w:before="0" w:after="0"/>
-      </w:pPr>
-      <w:r>
-        <w:rPr>
-          <w:rFonts w:ascii="Times New Roman" w:hAnsi="Times New Roman"/>
-          <w:b/>
-          <w:i/>
-          <w:sz w:val="24"/>
-        </w:rPr>
-        <w:t>Analysis of Individual Transitions</w:t>
-      </w:r>
-    </w:p>
-    <w:p>
-      <w:pPr>
-        <w:spacing w:line="480" w:lineRule="auto"/>
-        <w:ind w:firstLine="0"/>
-      </w:pPr>
-      <w:r>
-        <w:rPr>
-          <w:rFonts w:ascii="Times New Roman" w:hAnsi="Times New Roman"/>
-          <w:sz w:val="24"/>
-        </w:rPr>
-        <w:t>Each block boundary constitutes a within-subject replication. For each boundary</w:t>
-      </w:r>
-    </w:p>
-    <w:p>
-      <w:pPr>
-        <w:spacing w:line="480" w:lineRule="auto"/>
-        <w:ind w:firstLine="720"/>
-      </w:pPr>
-      <w:r>
-        <w:rPr>
-          <w:rFonts w:ascii="Times New Roman" w:hAnsi="Times New Roman"/>
-          <w:sz w:val="24"/>
-        </w:rPr>
-        <w:t>the following are computed: the direction of change in allocation over the 32</w:t>
-      </w:r>
-    </w:p>
-    <w:p>
-      <w:pPr>
-        <w:spacing w:line="480" w:lineRule="auto"/>
-        <w:ind w:firstLine="720"/>
-      </w:pPr>
-      <w:r>
-        <w:rPr>
-          <w:rFonts w:ascii="Times New Roman" w:hAnsi="Times New Roman"/>
-          <w:sz w:val="24"/>
-        </w:rPr>
-        <w:t>responses following the boundary relative to the 32 preceding it, the magnitude</w:t>
-      </w:r>
-    </w:p>
-    <w:p>
-      <w:pPr>
-        <w:spacing w:line="480" w:lineRule="auto"/>
-        <w:ind w:firstLine="720"/>
-      </w:pPr>
-      <w:r>
-        <w:rPr>
-          <w:rFonts w:ascii="Times New Roman" w:hAnsi="Times New Roman"/>
-          <w:sz w:val="24"/>
-        </w:rPr>
-        <w:t>of that change, and whether the direction corresponds to the arrangement.</w:t>
-      </w:r>
-    </w:p>
-    <w:p>
-      <w:pPr>
-        <w:spacing w:line="480" w:lineRule="auto"/>
-        <w:ind w:firstLine="720"/>
-      </w:pPr>
-      <w:r>
-        <w:rPr>
-          <w:rFonts w:ascii="Times New Roman" w:hAnsi="Times New Roman"/>
-          <w:sz w:val="24"/>
-        </w:rPr>
-        <w:t>Results are reported for each participant as counts of replications, in the</w:t>
-      </w:r>
-    </w:p>
-    <w:p>
-      <w:pPr>
-        <w:spacing w:line="480" w:lineRule="auto"/>
-        <w:ind w:firstLine="720"/>
-      </w:pPr>
-      <w:r>
-        <w:rPr>
-          <w:rFonts w:ascii="Times New Roman" w:hAnsi="Times New Roman"/>
-          <w:sz w:val="24"/>
-        </w:rPr>
-        <w:t xml:space="preserve">form </w:t>
-      </w:r>
-      <w:r>
-        <w:rPr>
-          <w:rFonts w:ascii="Times New Roman" w:hAnsi="Times New Roman"/>
-          <w:i/>
-          <w:sz w:val="24"/>
-        </w:rPr>
-        <w:t>k</w:t>
-      </w:r>
-      <w:r>
-        <w:rPr>
-          <w:rFonts w:ascii="Times New Roman" w:hAnsi="Times New Roman"/>
-          <w:sz w:val="24"/>
-        </w:rPr>
-        <w:t xml:space="preserve"> of </w:t>
-      </w:r>
-      <w:r>
-        <w:rPr>
-          <w:rFonts w:ascii="Times New Roman" w:hAnsi="Times New Roman"/>
-          <w:i/>
-          <w:sz w:val="24"/>
-        </w:rPr>
-        <w:t>m</w:t>
-      </w:r>
-      <w:r>
-        <w:rPr>
-          <w:rFonts w:ascii="Times New Roman" w:hAnsi="Times New Roman"/>
-          <w:sz w:val="24"/>
-        </w:rPr>
-        <w:t xml:space="preserve"> boundaries exhibited the arranged effect, rather than as a mean</w:t>
-      </w:r>
-    </w:p>
-    <w:p>
-      <w:pPr>
-        <w:spacing w:line="480" w:lineRule="auto"/>
-        <w:ind w:firstLine="720"/>
-      </w:pPr>
-      <w:r>
-        <w:rPr>
-          <w:rFonts w:ascii="Times New Roman" w:hAnsi="Times New Roman"/>
-          <w:sz w:val="24"/>
-        </w:rPr>
-        <w:t>across boundaries, which would obscure a participant who reversed on half of</w:t>
-      </w:r>
-    </w:p>
-    <w:p>
-      <w:pPr>
-        <w:spacing w:line="480" w:lineRule="auto"/>
-        <w:ind w:firstLine="720"/>
-      </w:pPr>
-      <w:r>
-        <w:rPr>
-          <w:rFonts w:ascii="Times New Roman" w:hAnsi="Times New Roman"/>
-          <w:sz w:val="24"/>
-        </w:rPr>
-        <w:t>them.</w:t>
-      </w:r>
-    </w:p>
-    <w:p>
-      <w:pPr>
-        <w:spacing w:line="480" w:lineRule="auto"/>
-        <w:ind w:firstLine="720"/>
-      </w:pPr>
-      <w:r>
-        <w:rPr>
-          <w:rFonts w:ascii="Times New Roman" w:hAnsi="Times New Roman"/>
-          <w:sz w:val="24"/>
-        </w:rPr>
-        <w:t>Decay rates are estimated for each participant across that participant's</w:t>
-      </w:r>
-    </w:p>
-    <w:p>
-      <w:pPr>
-        <w:spacing w:line="480" w:lineRule="auto"/>
-        <w:ind w:firstLine="720"/>
-      </w:pPr>
-      <w:r>
-        <w:rPr>
-          <w:rFonts w:ascii="Times New Roman" w:hAnsi="Times New Roman"/>
-          <w:sz w:val="24"/>
-        </w:rPr>
-        <w:t>transitions, because a single transition of approximately 32 binary responses</w:t>
-      </w:r>
-    </w:p>
-    <w:p>
-      <w:pPr>
-        <w:spacing w:line="480" w:lineRule="auto"/>
-        <w:ind w:firstLine="720"/>
-      </w:pPr>
-      <w:r>
-        <w:rPr>
-          <w:rFonts w:ascii="Times New Roman" w:hAnsi="Times New Roman"/>
-          <w:sz w:val="24"/>
-        </w:rPr>
-        <w:t>does not support a reliable rate estimate.</w:t>
-      </w:r>
-    </w:p>
-    <w:p>
-      <w:pPr>
-        <w:spacing w:line="480" w:lineRule="auto" w:before="0" w:after="0"/>
-      </w:pPr>
-      <w:r>
-        <w:rPr>
-          <w:rFonts w:ascii="Times New Roman" w:hAnsi="Times New Roman"/>
-          <w:b/>
-          <w:i/>
-          <w:sz w:val="24"/>
-        </w:rPr>
-        <w:t>Primary Comparison</w:t>
-      </w:r>
-    </w:p>
-    <w:p>
-      <w:pPr>
-        <w:spacing w:line="480" w:lineRule="auto"/>
-        <w:ind w:firstLine="0"/>
-      </w:pPr>
-      <w:r>
-        <w:rPr>
-          <w:rFonts w:ascii="Times New Roman" w:hAnsi="Times New Roman"/>
-          <w:sz w:val="24"/>
-        </w:rPr>
-        <w:t>The hypothesis under test is that influence comprises two separable components,</w:t>
-      </w:r>
-    </w:p>
-    <w:p>
-      <w:pPr>
-        <w:spacing w:line="480" w:lineRule="auto"/>
-        <w:ind w:firstLine="720"/>
-      </w:pPr>
-      <w:r>
-        <w:rPr>
-          <w:rFonts w:ascii="Times New Roman" w:hAnsi="Times New Roman"/>
-          <w:sz w:val="24"/>
-        </w:rPr>
-        <w:t>magnitude and persistence, and that measures without a representation of time</w:t>
-      </w:r>
-    </w:p>
-    <w:p>
-      <w:pPr>
-        <w:spacing w:line="480" w:lineRule="auto"/>
-        <w:ind w:firstLine="720"/>
-      </w:pPr>
-      <w:r>
-        <w:rPr>
-          <w:rFonts w:ascii="Times New Roman" w:hAnsi="Times New Roman"/>
-          <w:sz w:val="24"/>
-        </w:rPr>
-        <w:t>conflate them.</w:t>
-      </w:r>
-    </w:p>
-    <w:p>
-      <w:pPr>
-        <w:spacing w:line="480" w:lineRule="auto"/>
-        <w:ind w:firstLine="720"/>
-      </w:pPr>
-      <w:r>
-        <w:rPr>
-          <w:rFonts w:ascii="Times New Roman" w:hAnsi="Times New Roman"/>
-          <w:sz w:val="24"/>
-        </w:rPr>
-        <w:t>Two quantities are estimated per participant for each of V1, V2, and V3. The</w:t>
-      </w:r>
-    </w:p>
-    <w:p>
-      <w:pPr>
-        <w:spacing w:line="480" w:lineRule="auto"/>
-        <w:ind w:firstLine="720"/>
-      </w:pPr>
-      <w:r>
-        <w:rPr>
-          <w:rFonts w:ascii="Times New Roman" w:hAnsi="Times New Roman"/>
-          <w:sz w:val="24"/>
-        </w:rPr>
-        <w:t>first is magnitude: the asymptotic displacement in allocation attributable to</w:t>
-      </w:r>
-    </w:p>
-    <w:p>
-      <w:pPr>
-        <w:spacing w:line="480" w:lineRule="auto"/>
-        <w:ind w:firstLine="720"/>
-      </w:pPr>
-      <w:r>
-        <w:rPr>
-          <w:rFonts w:ascii="Times New Roman" w:hAnsi="Times New Roman"/>
-          <w:sz w:val="24"/>
-        </w:rPr>
-        <w:t>the variable, obtained from the steady-state portion of blocks for V1 and from</w:t>
-      </w:r>
-    </w:p>
-    <w:p>
-      <w:pPr>
-        <w:spacing w:line="480" w:lineRule="auto"/>
-        <w:ind w:firstLine="720"/>
-      </w:pPr>
-      <w:r>
-        <w:rPr>
-          <w:rFonts w:ascii="Times New Roman" w:hAnsi="Times New Roman"/>
-          <w:sz w:val="24"/>
-        </w:rPr>
-        <w:t>the immediate response (lags 0 and 1) for V2 and V3. The second is persistence:</w:t>
-      </w:r>
-    </w:p>
-    <w:p>
-      <w:pPr>
-        <w:spacing w:line="480" w:lineRule="auto"/>
-        <w:ind w:firstLine="720"/>
-      </w:pPr>
-      <w:r>
-        <w:rPr>
-          <w:rFonts w:ascii="Times New Roman" w:hAnsi="Times New Roman"/>
-          <w:sz w:val="24"/>
-        </w:rPr>
-        <w:t>the decay of that displacement, obtained without reference to any model as the</w:t>
-      </w:r>
-    </w:p>
-    <w:p>
-      <w:pPr>
-        <w:spacing w:line="480" w:lineRule="auto"/>
-        <w:ind w:firstLine="720"/>
-      </w:pPr>
-      <w:r>
-        <w:rPr>
-          <w:rFonts w:ascii="Times New Roman" w:hAnsi="Times New Roman"/>
-          <w:sz w:val="24"/>
-        </w:rPr>
-        <w:t>profile of allocation at lags 1 through 15 following each momentary stimulus,</w:t>
-      </w:r>
-    </w:p>
-    <w:p>
-      <w:pPr>
-        <w:spacing w:line="480" w:lineRule="auto"/>
-        <w:ind w:firstLine="720"/>
-      </w:pPr>
-      <w:r>
-        <w:rPr>
-          <w:rFonts w:ascii="Times New Roman" w:hAnsi="Times New Roman"/>
-          <w:sz w:val="24"/>
-        </w:rPr>
-        <w:t>and at lags 1 through 40 following each perturbation offset.</w:t>
-      </w:r>
-    </w:p>
-    <w:p>
-      <w:pPr>
-        <w:spacing w:line="480" w:lineRule="auto"/>
-        <w:ind w:firstLine="720"/>
-      </w:pPr>
-      <w:r>
-        <w:rPr>
-          <w:rFonts w:ascii="Times New Roman" w:hAnsi="Times New Roman"/>
-          <w:sz w:val="24"/>
-        </w:rPr>
-        <w:t>The model-free decay profile serves as the criterion against which the</w:t>
-      </w:r>
-    </w:p>
-    <w:p>
-      <w:pPr>
-        <w:spacing w:line="480" w:lineRule="auto"/>
-        <w:ind w:firstLine="720"/>
-      </w:pPr>
-      <w:r>
-        <w:rPr>
-          <w:rFonts w:ascii="Times New Roman" w:hAnsi="Times New Roman"/>
-          <w:sz w:val="24"/>
-        </w:rPr>
-        <w:t>estimated operator is evaluated. The spectral prediction is that the eigenvalue</w:t>
-      </w:r>
-    </w:p>
-    <w:p>
-      <w:pPr>
-        <w:spacing w:line="480" w:lineRule="auto"/>
-        <w:ind w:firstLine="720"/>
-      </w:pPr>
-      <w:r>
-        <w:rPr>
-          <w:rFonts w:ascii="Times New Roman" w:hAnsi="Times New Roman"/>
-          <w:sz w:val="24"/>
-        </w:rPr>
-        <w:t>associated with the mode a variable drives corresponds to that variable's</w:t>
-      </w:r>
-    </w:p>
-    <w:p>
-      <w:pPr>
-        <w:spacing w:line="480" w:lineRule="auto"/>
-        <w:ind w:firstLine="720"/>
-      </w:pPr>
-      <w:r>
-        <w:rPr>
-          <w:rFonts w:ascii="Times New Roman" w:hAnsi="Times New Roman"/>
-          <w:sz w:val="24"/>
-        </w:rPr>
-        <w:t>measured decay; this correspondence is tested rather than assumed.</w:t>
-      </w:r>
-    </w:p>
-    <w:p>
-      <w:pPr>
-        <w:spacing w:line="480" w:lineRule="auto"/>
-        <w:ind w:firstLine="720"/>
-      </w:pPr>
-      <w:r>
-        <w:rPr>
-          <w:rFonts w:ascii="Times New Roman" w:hAnsi="Times New Roman"/>
-          <w:sz w:val="24"/>
-        </w:rPr>
-        <w:t>The critical comparison concerns variables matched in magnitude and differing</w:t>
-      </w:r>
-    </w:p>
-    <w:p>
-      <w:pPr>
-        <w:spacing w:line="480" w:lineRule="auto"/>
-        <w:ind w:firstLine="720"/>
-      </w:pPr>
-      <w:r>
-        <w:rPr>
-          <w:rFonts w:ascii="Times New Roman" w:hAnsi="Times New Roman"/>
-          <w:sz w:val="24"/>
-        </w:rPr>
-        <w:t>in persistence. The arranged effect of V2 terminates with the response on which</w:t>
-      </w:r>
-    </w:p>
-    <w:p>
-      <w:pPr>
-        <w:spacing w:line="480" w:lineRule="auto"/>
-        <w:ind w:firstLine="720"/>
-      </w:pPr>
-      <w:r>
-        <w:rPr>
-          <w:rFonts w:ascii="Times New Roman" w:hAnsi="Times New Roman"/>
-          <w:sz w:val="24"/>
-        </w:rPr>
-        <w:t>it occurs, whereas V1 must be integrated across responses to be detected. Any</w:t>
-      </w:r>
-    </w:p>
-    <w:p>
-      <w:pPr>
-        <w:spacing w:line="480" w:lineRule="auto"/>
-        <w:ind w:firstLine="720"/>
-      </w:pPr>
-      <w:r>
-        <w:rPr>
-          <w:rFonts w:ascii="Times New Roman" w:hAnsi="Times New Roman"/>
-          <w:sz w:val="24"/>
-        </w:rPr>
-        <w:t>influence of V2 at lag 1 or beyond therefore constitutes behavioral persistence</w:t>
-      </w:r>
-    </w:p>
-    <w:p>
-      <w:pPr>
-        <w:spacing w:line="480" w:lineRule="auto"/>
-        <w:ind w:firstLine="720"/>
-      </w:pPr>
-      <w:r>
-        <w:rPr>
-          <w:rFonts w:ascii="Times New Roman" w:hAnsi="Times New Roman"/>
-          <w:sz w:val="24"/>
-        </w:rPr>
-        <w:t>rather than continued arrangement. Where the estimated magnitudes of two</w:t>
-      </w:r>
-    </w:p>
-    <w:p>
-      <w:pPr>
-        <w:spacing w:line="480" w:lineRule="auto"/>
-        <w:ind w:firstLine="720"/>
-      </w:pPr>
-      <w:r>
-        <w:rPr>
-          <w:rFonts w:ascii="Times New Roman" w:hAnsi="Times New Roman"/>
-          <w:sz w:val="24"/>
-        </w:rPr>
-        <w:t>variables are statistically indistinguishable for a participant while their</w:t>
-      </w:r>
-    </w:p>
-    <w:p>
-      <w:pPr>
-        <w:spacing w:line="480" w:lineRule="auto"/>
-        <w:ind w:firstLine="720"/>
-      </w:pPr>
-      <w:r>
-        <w:rPr>
-          <w:rFonts w:ascii="Times New Roman" w:hAnsi="Times New Roman"/>
-          <w:sz w:val="24"/>
-        </w:rPr>
-        <w:t>measured decay profiles differ, an analysis based on the matching law and one</w:t>
-      </w:r>
-    </w:p>
-    <w:p>
-      <w:pPr>
-        <w:spacing w:line="480" w:lineRule="auto"/>
-        <w:ind w:firstLine="720"/>
-      </w:pPr>
-      <w:r>
-        <w:rPr>
-          <w:rFonts w:ascii="Times New Roman" w:hAnsi="Times New Roman"/>
-          <w:sz w:val="24"/>
-        </w:rPr>
-        <w:t>based on signal-detection theory must return equivalent values for both,</w:t>
-      </w:r>
-    </w:p>
-    <w:p>
-      <w:pPr>
-        <w:spacing w:line="480" w:lineRule="auto"/>
-        <w:ind w:firstLine="720"/>
-      </w:pPr>
-      <w:r>
-        <w:rPr>
-          <w:rFonts w:ascii="Times New Roman" w:hAnsi="Times New Roman"/>
-          <w:sz w:val="24"/>
-        </w:rPr>
-        <w:t>because neither represents time. The spectrum returns different eigenvalues.</w:t>
-      </w:r>
-    </w:p>
-    <w:p>
-      <w:pPr>
-        <w:spacing w:line="480" w:lineRule="auto" w:before="0" w:after="0"/>
-      </w:pPr>
-      <w:r>
-        <w:rPr>
-          <w:rFonts w:ascii="Times New Roman" w:hAnsi="Times New Roman"/>
-          <w:b/>
-          <w:i/>
-          <w:sz w:val="24"/>
-        </w:rPr>
-        <w:t>Comparison Measures</w:t>
-      </w:r>
-    </w:p>
-    <w:p>
-      <w:pPr>
-        <w:spacing w:line="480" w:lineRule="auto"/>
-        <w:ind w:firstLine="0"/>
-      </w:pPr>
-      <w:r>
-        <w:rPr>
-          <w:rFonts w:ascii="Times New Roman" w:hAnsi="Times New Roman"/>
-          <w:sz w:val="24"/>
-        </w:rPr>
-        <w:t xml:space="preserve">Sensitivity to reinforcement in the generalized matching law and log </w:t>
-      </w:r>
-      <w:r>
-        <w:rPr>
-          <w:rFonts w:ascii="Times New Roman" w:hAnsi="Times New Roman"/>
-          <w:i/>
-          <w:sz w:val="24"/>
-        </w:rPr>
-        <w:t>d</w:t>
-      </w:r>
-      <w:r>
-        <w:rPr>
-          <w:rFonts w:ascii="Times New Roman" w:hAnsi="Times New Roman"/>
-          <w:sz w:val="24"/>
-        </w:rPr>
-        <w:t xml:space="preserve"> for</w:t>
-      </w:r>
-    </w:p>
-    <w:p>
-      <w:pPr>
-        <w:spacing w:line="480" w:lineRule="auto"/>
-        <w:ind w:firstLine="720"/>
-      </w:pPr>
-      <w:r>
-        <w:rPr>
-          <w:rFonts w:ascii="Times New Roman" w:hAnsi="Times New Roman"/>
-          <w:sz w:val="24"/>
-        </w:rPr>
-        <w:t>each signaled stimulus are computed on the identical response series for each</w:t>
-      </w:r>
-    </w:p>
-    <w:p>
-      <w:pPr>
-        <w:spacing w:line="480" w:lineRule="auto"/>
-        <w:ind w:firstLine="720"/>
-      </w:pPr>
-      <w:r>
-        <w:rPr>
-          <w:rFonts w:ascii="Times New Roman" w:hAnsi="Times New Roman"/>
-          <w:sz w:val="24"/>
-        </w:rPr>
-        <w:t>participant. These constitute the established measures of relative influence</w:t>
-      </w:r>
-    </w:p>
-    <w:p>
-      <w:pPr>
-        <w:spacing w:line="480" w:lineRule="auto"/>
-        <w:ind w:firstLine="720"/>
-      </w:pPr>
-      <w:r>
-        <w:rPr>
-          <w:rFonts w:ascii="Times New Roman" w:hAnsi="Times New Roman"/>
-          <w:sz w:val="24"/>
-        </w:rPr>
-        <w:t>and are reported alongside the operator estimates rather than in place of them.</w:t>
-      </w:r>
-    </w:p>
-    <w:p>
-      <w:pPr>
-        <w:spacing w:line="480" w:lineRule="auto" w:before="0" w:after="0"/>
-      </w:pPr>
-      <w:r>
-        <w:rPr>
-          <w:rFonts w:ascii="Times New Roman" w:hAnsi="Times New Roman"/>
-          <w:b/>
-          <w:i/>
-          <w:sz w:val="24"/>
-        </w:rPr>
-        <w:t>Reference Distributions and Validation</w:t>
-      </w:r>
-    </w:p>
-    <w:p>
-      <w:pPr>
-        <w:spacing w:line="480" w:lineRule="auto"/>
-        <w:ind w:firstLine="0"/>
-      </w:pPr>
-      <w:r>
-        <w:rPr>
-          <w:rFonts w:ascii="Times New Roman" w:hAnsi="Times New Roman"/>
-          <w:sz w:val="24"/>
-        </w:rPr>
-        <w:t>No estimate is interpreted without a reference distribution computed from the</w:t>
-      </w:r>
-    </w:p>
-    <w:p>
-      <w:pPr>
-        <w:spacing w:line="480" w:lineRule="auto"/>
-        <w:ind w:firstLine="720"/>
-      </w:pPr>
-      <w:r>
-        <w:rPr>
-          <w:rFonts w:ascii="Times New Roman" w:hAnsi="Times New Roman"/>
-          <w:sz w:val="24"/>
-        </w:rPr>
-        <w:t>same participant's data. For operator invariance, the reference is the</w:t>
-      </w:r>
-    </w:p>
-    <w:p>
-      <w:pPr>
-        <w:spacing w:line="480" w:lineRule="auto"/>
-        <w:ind w:firstLine="720"/>
-      </w:pPr>
-      <w:r>
-        <w:rPr>
-          <w:rFonts w:ascii="Times New Roman" w:hAnsi="Times New Roman"/>
-          <w:sz w:val="24"/>
-        </w:rPr>
-        <w:t>distribution of spectral distances between two independent estimates of the</w:t>
-      </w:r>
-    </w:p>
-    <w:p>
-      <w:pPr>
-        <w:spacing w:line="480" w:lineRule="auto"/>
-        <w:ind w:firstLine="720"/>
-      </w:pPr>
-      <w:r>
-        <w:rPr>
-          <w:rFonts w:ascii="Times New Roman" w:hAnsi="Times New Roman"/>
-          <w:sz w:val="24"/>
-        </w:rPr>
-        <w:t>same operator at equal sample size. For eigenvector comparisons, the reference</w:t>
-      </w:r>
-    </w:p>
-    <w:p>
-      <w:pPr>
-        <w:spacing w:line="480" w:lineRule="auto"/>
-        <w:ind w:firstLine="720"/>
-      </w:pPr>
-      <w:r>
-        <w:rPr>
-          <w:rFonts w:ascii="Times New Roman" w:hAnsi="Times New Roman"/>
-          <w:sz w:val="24"/>
-        </w:rPr>
-        <w:t>is the same-operator cosine floor. For per-variable control, the reference is a</w:t>
-      </w:r>
-    </w:p>
-    <w:p>
-      <w:pPr>
-        <w:spacing w:line="480" w:lineRule="auto"/>
-        <w:ind w:firstLine="720"/>
-      </w:pPr>
-      <w:r>
-        <w:rPr>
-          <w:rFonts w:ascii="Times New Roman" w:hAnsi="Times New Roman"/>
-          <w:sz w:val="24"/>
-        </w:rPr>
-        <w:t>permutation that removes the identity of each variable while preserving the</w:t>
-      </w:r>
-    </w:p>
-    <w:p>
-      <w:pPr>
-        <w:spacing w:line="480" w:lineRule="auto"/>
-        <w:ind w:firstLine="720"/>
-      </w:pPr>
-      <w:r>
-        <w:rPr>
-          <w:rFonts w:ascii="Times New Roman" w:hAnsi="Times New Roman"/>
-          <w:sz w:val="24"/>
-        </w:rPr>
-        <w:t>choice structure and the participant's responses.</w:t>
-      </w:r>
-    </w:p>
-    <w:p>
-      <w:pPr>
-        <w:spacing w:line="480" w:lineRule="auto"/>
-        <w:ind w:firstLine="720"/>
-      </w:pPr>
-      <w:r>
-        <w:rPr>
-          <w:rFonts w:ascii="Times New Roman" w:hAnsi="Times New Roman"/>
-          <w:sz w:val="24"/>
-        </w:rPr>
-        <w:t>The complete analysis is validated against constructed ground truth before</w:t>
-      </w:r>
-    </w:p>
-    <w:p>
-      <w:pPr>
-        <w:spacing w:line="480" w:lineRule="auto"/>
-        <w:ind w:firstLine="720"/>
-      </w:pPr>
-      <w:r>
-        <w:rPr>
-          <w:rFonts w:ascii="Times New Roman" w:hAnsi="Times New Roman"/>
-          <w:sz w:val="24"/>
-        </w:rPr>
-        <w:t>application. The procedure's own code generates response sequences for agents</w:t>
-      </w:r>
-    </w:p>
-    <w:p>
-      <w:pPr>
-        <w:spacing w:line="480" w:lineRule="auto"/>
-        <w:ind w:firstLine="720"/>
-      </w:pPr>
-      <w:r>
-        <w:rPr>
-          <w:rFonts w:ascii="Times New Roman" w:hAnsi="Times New Roman"/>
-          <w:sz w:val="24"/>
-        </w:rPr>
-        <w:t>whose influence structure is fixed by construction, including agents whose</w:t>
-      </w:r>
-    </w:p>
-    <w:p>
-      <w:pPr>
-        <w:spacing w:line="480" w:lineRule="auto"/>
-        <w:ind w:firstLine="720"/>
-      </w:pPr>
-      <w:r>
-        <w:rPr>
-          <w:rFonts w:ascii="Times New Roman" w:hAnsi="Times New Roman"/>
-          <w:sz w:val="24"/>
-        </w:rPr>
-        <w:t>control is directed toward a variable carrying no information and agents whose</w:t>
-      </w:r>
-    </w:p>
-    <w:p>
-      <w:pPr>
-        <w:spacing w:line="480" w:lineRule="auto"/>
-        <w:ind w:firstLine="720"/>
-      </w:pPr>
-      <w:r>
-        <w:rPr>
-          <w:rFonts w:ascii="Times New Roman" w:hAnsi="Times New Roman"/>
-          <w:sz w:val="24"/>
-        </w:rPr>
-        <w:t>influence decays at specified rates, and the analysis is required to recover</w:t>
-      </w:r>
-    </w:p>
-    <w:p>
-      <w:pPr>
-        <w:spacing w:line="480" w:lineRule="auto"/>
-        <w:ind w:firstLine="720"/>
-      </w:pPr>
-      <w:r>
-        <w:rPr>
-          <w:rFonts w:ascii="Times New Roman" w:hAnsi="Times New Roman"/>
-          <w:sz w:val="24"/>
-        </w:rPr>
-        <w:t>the arrangement. This validation is repeated following any change to the</w:t>
-      </w:r>
-    </w:p>
-    <w:p>
-      <w:pPr>
-        <w:spacing w:line="480" w:lineRule="auto"/>
-        <w:ind w:firstLine="720"/>
-      </w:pPr>
-      <w:r>
-        <w:rPr>
-          <w:rFonts w:ascii="Times New Roman" w:hAnsi="Times New Roman"/>
-          <w:sz w:val="24"/>
-        </w:rPr>
-        <w:t>procedure, the recorded schema, or the estimator, and is required to fail when</w:t>
-      </w:r>
-    </w:p>
-    <w:p>
-      <w:pPr>
-        <w:spacing w:line="480" w:lineRule="auto"/>
-        <w:ind w:firstLine="720"/>
-      </w:pPr>
-      <w:r>
-        <w:rPr>
-          <w:rFonts w:ascii="Times New Roman" w:hAnsi="Times New Roman"/>
-          <w:sz w:val="24"/>
-        </w:rPr>
-        <w:t>a deliberately misspecified estimator is substituted.</w:t>
+        <w:t>The complete analysis is validated against constructed ground truth before application. The procedure's own code generates response sequences for agents whose influence structure is fixed by construction, including agents whose control is directed toward a variable carrying no information and agents whose influence decays at specified rates, and the analysis is required to recover the arrangement. This validation is repeated following any change to the procedure, the recorded schema, or the estimator, and is required to fail when a deliberately misspecified estimator is substituted.</w:t>
       </w:r>
     </w:p>
     <w:p>
